--- a/lab1/Отчёт.docx
+++ b/lab1/Отчёт.docx
@@ -129,6 +129,15 @@
         <w:rPr>
           <w:rFonts w:ascii="Times New Roman" w:hAnsi="Times New Roman" w:eastAsia="Times New Roman" w:cs="Times New Roman"/>
           <w:sz w:val="24"/>
+        </w:rPr>
+      </w:r>
+      <w:r>
+        <w:rPr>
+          <w:rFonts w:ascii="Times New Roman" w:hAnsi="Times New Roman" w:eastAsia="Times New Roman" w:cs="Times New Roman"/>
+          <w:color w:val="000000"/>
+          <w:sz w:val="24"/>
+          <w:szCs w:val="24"/>
+          <w:highlight w:val="none"/>
         </w:rPr>
       </w:r>
     </w:p>
@@ -425,7 +434,23 @@
           <w:color w:val="e6edf3"/>
           <w:sz w:val="21"/>
         </w:rPr>
-        <w:t xml:space="preserve"> vNum2 </w:t>
+        <w:t xml:space="preserve"> </w:t>
+      </w:r>
+      <w:r>
+        <w:rPr>
+          <w:rFonts w:ascii="Droid Sans Mono" w:hAnsi="Droid Sans Mono" w:eastAsia="Droid Sans Mono" w:cs="Droid Sans Mono"/>
+          <w:color w:val="79c0ff"/>
+          <w:sz w:val="21"/>
+        </w:rPr>
+        <w:t xml:space="preserve">ABS</w:t>
+      </w:r>
+      <w:r>
+        <w:rPr>
+          <w:rFonts w:ascii="Droid Sans Mono" w:hAnsi="Droid Sans Mono" w:eastAsia="Droid Sans Mono" w:cs="Droid Sans Mono"/>
+          <w:color w:val="e6edf3"/>
+          <w:sz w:val="21"/>
+        </w:rPr>
+        <w:t xml:space="preserve">(vNum2 </w:t>
       </w:r>
       <w:r>
         <w:rPr>
@@ -441,7 +466,7 @@
           <w:color w:val="e6edf3"/>
           <w:sz w:val="21"/>
         </w:rPr>
-        <w:t xml:space="preserve"> vNum1;</w:t>
+        <w:t xml:space="preserve"> vNum1);</w:t>
       </w:r>
       <w:r/>
     </w:p>
@@ -526,13 +551,7 @@
         <w:shd w:val="clear" w:color="0d1117" w:fill="0d1117"/>
         <w:spacing w:line="285" w:lineRule="atLeast"/>
         <w:ind w:right="0" w:firstLine="0" w:left="0"/>
-        <w:rPr>
-          <w:rFonts w:ascii="Times New Roman" w:hAnsi="Times New Roman" w:eastAsia="Times New Roman" w:cs="Times New Roman"/>
-          <w:color w:val="000000"/>
-          <w:sz w:val="24"/>
-          <w:szCs w:val="24"/>
-          <w:highlight w:val="none"/>
-        </w:rPr>
+        <w:rPr/>
       </w:pPr>
       <w:r>
         <w:rPr>
@@ -543,36 +562,6 @@
         <w:t xml:space="preserve">$$;</w:t>
       </w:r>
       <w:r/>
-      <w:r>
-        <w:rPr>
-          <w:rFonts w:ascii="Times New Roman" w:hAnsi="Times New Roman" w:eastAsia="Times New Roman" w:cs="Times New Roman"/>
-          <w:color w:val="000000"/>
-          <w:sz w:val="24"/>
-          <w:highlight w:val="none"/>
-        </w:rPr>
-      </w:r>
-      <w:r>
-        <w:rPr>
-          <w:rFonts w:ascii="Times New Roman" w:hAnsi="Times New Roman" w:eastAsia="Times New Roman" w:cs="Times New Roman"/>
-          <w:color w:val="000000"/>
-          <w:sz w:val="24"/>
-          <w:highlight w:val="none"/>
-        </w:rPr>
-      </w:r>
-      <w:r>
-        <w:rPr>
-          <w:rFonts w:ascii="Times New Roman" w:hAnsi="Times New Roman" w:eastAsia="Times New Roman" w:cs="Times New Roman"/>
-          <w:color w:val="000000"/>
-          <w:sz w:val="24"/>
-          <w:highlight w:val="none"/>
-        </w:rPr>
-      </w:r>
-      <w:r>
-        <w:rPr>
-          <w:rFonts w:ascii="Droid Sans Mono" w:hAnsi="Droid Sans Mono" w:eastAsia="Droid Sans Mono" w:cs="Droid Sans Mono"/>
-          <w:sz w:val="21"/>
-        </w:rPr>
-      </w:r>
     </w:p>
     <w:p>
       <w:pPr>
@@ -586,117 +575,6 @@
         <w:spacing w:line="285" w:lineRule="atLeast"/>
         <w:ind w:right="0" w:firstLine="0" w:left="0"/>
         <w:rPr>
-          <w:rFonts w:ascii="Droid Sans Mono" w:hAnsi="Droid Sans Mono" w:eastAsia="Droid Sans Mono" w:cs="Droid Sans Mono"/>
-          <w:sz w:val="21"/>
-          <w:szCs w:val="21"/>
-        </w:rPr>
-      </w:pPr>
-      <w:r>
-        <w:rPr>
-          <w:rFonts w:ascii="Times New Roman" w:hAnsi="Times New Roman" w:eastAsia="Times New Roman" w:cs="Times New Roman"/>
-          <w:color w:val="000000"/>
-          <w:sz w:val="24"/>
-          <w:highlight w:val="none"/>
-        </w:rPr>
-      </w:r>
-      <w:r>
-        <w:rPr>
-          <w:rFonts w:ascii="Droid Sans Mono" w:hAnsi="Droid Sans Mono" w:eastAsia="Droid Sans Mono" w:cs="Droid Sans Mono"/>
-          <w:color w:val="e6edf3"/>
-          <w:sz w:val="21"/>
-          <w:highlight w:val="none"/>
-        </w:rPr>
-        <w:t xml:space="preserve">NOTICE: Разность 2 и 1 = 1</w:t>
-      </w:r>
-      <w:r>
-        <w:rPr>
-          <w:rFonts w:ascii="Times New Roman" w:hAnsi="Times New Roman" w:eastAsia="Times New Roman" w:cs="Times New Roman"/>
-          <w:color w:val="000000"/>
-          <w:sz w:val="24"/>
-          <w:highlight w:val="none"/>
-        </w:rPr>
-      </w:r>
-      <w:r>
-        <w:rPr>
-          <w:rFonts w:ascii="Times New Roman" w:hAnsi="Times New Roman" w:eastAsia="Times New Roman" w:cs="Times New Roman"/>
-          <w:color w:val="000000"/>
-          <w:sz w:val="24"/>
-          <w:highlight w:val="none"/>
-        </w:rPr>
-      </w:r>
-      <w:r>
-        <w:rPr>
-          <w:rFonts w:ascii="Times New Roman" w:hAnsi="Times New Roman" w:eastAsia="Times New Roman" w:cs="Times New Roman"/>
-          <w:color w:val="000000"/>
-          <w:sz w:val="24"/>
-          <w:highlight w:val="none"/>
-        </w:rPr>
-      </w:r>
-    </w:p>
-    <w:p>
-      <w:pPr>
-        <w:pBdr>
-          <w:top w:val="none" w:color="000000" w:sz="4" w:space="0"/>
-          <w:left w:val="none" w:color="000000" w:sz="4" w:space="0"/>
-          <w:bottom w:val="none" w:color="000000" w:sz="4" w:space="0"/>
-          <w:right w:val="none" w:color="000000" w:sz="4" w:space="0"/>
-        </w:pBdr>
-        <w:spacing/>
-        <w:ind w:right="0" w:firstLine="0" w:left="0"/>
-        <w:rPr/>
-      </w:pPr>
-      <w:r>
-        <w:rPr>
-          <w:rFonts w:ascii="Times New Roman" w:hAnsi="Times New Roman" w:eastAsia="Times New Roman" w:cs="Times New Roman"/>
-          <w:b/>
-          <w:color w:val="000000"/>
-          <w:sz w:val="24"/>
-        </w:rPr>
-        <w:t xml:space="preserve">2.</w:t>
-      </w:r>
-      <w:r>
-        <w:rPr>
-          <w:rFonts w:ascii="Times New Roman" w:hAnsi="Times New Roman" w:eastAsia="Times New Roman" w:cs="Times New Roman"/>
-          <w:color w:val="000000"/>
-          <w:sz w:val="24"/>
-        </w:rPr>
-        <w:t xml:space="preserve"> Измените анонимный PL/SQL блок, разработанный в первом задании, заполнив одну из переменных - слагаемых значением null.</w:t>
-      </w:r>
-      <w:r/>
-    </w:p>
-    <w:p>
-      <w:pPr>
-        <w:pBdr>
-          <w:top w:val="none" w:color="000000" w:sz="4" w:space="0"/>
-          <w:left w:val="none" w:color="000000" w:sz="4" w:space="0"/>
-          <w:bottom w:val="none" w:color="000000" w:sz="4" w:space="0"/>
-          <w:right w:val="none" w:color="000000" w:sz="4" w:space="0"/>
-        </w:pBdr>
-        <w:spacing/>
-        <w:ind w:right="0" w:firstLine="0" w:left="0"/>
-        <w:rPr/>
-      </w:pPr>
-      <w:r>
-        <w:rPr>
-          <w:rFonts w:ascii="Times New Roman" w:hAnsi="Times New Roman" w:eastAsia="Times New Roman" w:cs="Times New Roman"/>
-          <w:color w:val="000000"/>
-          <w:sz w:val="24"/>
-        </w:rPr>
-        <w:t xml:space="preserve">В алгоритме предусмотрите ситуацию, что одна из переменных может быть пустой, и замените ее значение на 0.</w:t>
-      </w:r>
-      <w:r/>
-    </w:p>
-    <w:p>
-      <w:pPr>
-        <w:pBdr>
-          <w:top w:val="none" w:color="000000" w:sz="4" w:space="0"/>
-          <w:left w:val="none" w:color="000000" w:sz="4" w:space="0"/>
-          <w:bottom w:val="none" w:color="000000" w:sz="4" w:space="0"/>
-          <w:right w:val="none" w:color="000000" w:sz="4" w:space="0"/>
-        </w:pBdr>
-        <w:spacing/>
-        <w:ind w:right="0" w:firstLine="0" w:left="0"/>
-        <w:rPr>
           <w:rFonts w:ascii="Times New Roman" w:hAnsi="Times New Roman" w:eastAsia="Times New Roman" w:cs="Times New Roman"/>
           <w:color w:val="000000"/>
           <w:sz w:val="24"/>
@@ -706,16 +584,18 @@
       </w:pPr>
       <w:r>
         <w:rPr>
+          <w:rFonts w:ascii="Droid Sans Mono" w:hAnsi="Droid Sans Mono" w:eastAsia="Droid Sans Mono" w:cs="Droid Sans Mono"/>
+          <w:color w:val="e6edf3"/>
+          <w:sz w:val="21"/>
+        </w:rPr>
+      </w:r>
+      <w:r>
+        <w:rPr>
           <w:rFonts w:ascii="Times New Roman" w:hAnsi="Times New Roman" w:eastAsia="Times New Roman" w:cs="Times New Roman"/>
           <w:color w:val="000000"/>
           <w:sz w:val="24"/>
-        </w:rPr>
-        <w:t xml:space="preserve">Количество баллов: 1</w:t>
-      </w:r>
-      <w:r>
-        <w:rPr>
-          <w:rFonts w:ascii="Times New Roman" w:hAnsi="Times New Roman" w:eastAsia="Times New Roman" w:cs="Times New Roman"/>
-          <w:sz w:val="24"/>
+          <w:szCs w:val="24"/>
+          <w:highlight w:val="none"/>
         </w:rPr>
       </w:r>
     </w:p>
@@ -734,19 +614,36 @@
       </w:pPr>
       <w:r>
         <w:rPr>
-          <w:rFonts w:ascii="Droid Sans Mono" w:hAnsi="Droid Sans Mono" w:eastAsia="Droid Sans Mono" w:cs="Droid Sans Mono"/>
-          <w:color w:val="ff7b72"/>
-          <w:sz w:val="21"/>
-        </w:rPr>
-        <w:t xml:space="preserve">DO</w:t>
+          <w:rFonts w:ascii="Times New Roman" w:hAnsi="Times New Roman" w:eastAsia="Times New Roman" w:cs="Times New Roman"/>
+          <w:color w:val="000000"/>
+          <w:sz w:val="24"/>
+          <w:highlight w:val="none"/>
+        </w:rPr>
       </w:r>
       <w:r>
         <w:rPr>
           <w:rFonts w:ascii="Droid Sans Mono" w:hAnsi="Droid Sans Mono" w:eastAsia="Droid Sans Mono" w:cs="Droid Sans Mono"/>
           <w:color w:val="e6edf3"/>
           <w:sz w:val="21"/>
-        </w:rPr>
-        <w:t xml:space="preserve"> $$</w:t>
+          <w:highlight w:val="none"/>
+        </w:rPr>
+        <w:t xml:space="preserve">NOTICE: Разность 2 и 1 = 1</w:t>
+      </w:r>
+      <w:r>
+        <w:rPr>
+          <w:rFonts w:ascii="Droid Sans Mono" w:hAnsi="Droid Sans Mono" w:eastAsia="Droid Sans Mono" w:cs="Droid Sans Mono"/>
+          <w:sz w:val="21"/>
+          <w:szCs w:val="21"/>
+        </w:rPr>
+      </w:r>
+      <w:r>
+        <w:rPr>
+          <w:rFonts w:ascii="Times New Roman" w:hAnsi="Times New Roman" w:eastAsia="Times New Roman" w:cs="Times New Roman"/>
+          <w:color w:val="000000"/>
+          <w:sz w:val="24"/>
+          <w:highlight w:val="none"/>
+        </w:rPr>
+        <w:t xml:space="preserve">DO $$</w:t>
       </w:r>
       <w:r/>
     </w:p>
@@ -765,9 +662,10 @@
       </w:pPr>
       <w:r>
         <w:rPr>
-          <w:rFonts w:ascii="Droid Sans Mono" w:hAnsi="Droid Sans Mono" w:eastAsia="Droid Sans Mono" w:cs="Droid Sans Mono"/>
-          <w:color w:val="ff7b72"/>
-          <w:sz w:val="21"/>
+          <w:rFonts w:ascii="Times New Roman" w:hAnsi="Times New Roman" w:eastAsia="Times New Roman" w:cs="Times New Roman"/>
+          <w:color w:val="000000"/>
+          <w:sz w:val="24"/>
+          <w:highlight w:val="none"/>
         </w:rPr>
         <w:t xml:space="preserve">DECLARE</w:t>
       </w:r>
@@ -788,59 +686,12 @@
       </w:pPr>
       <w:r>
         <w:rPr>
-          <w:rFonts w:ascii="Droid Sans Mono" w:hAnsi="Droid Sans Mono" w:eastAsia="Droid Sans Mono" w:cs="Droid Sans Mono"/>
-          <w:color w:val="e6edf3"/>
-          <w:sz w:val="21"/>
-        </w:rPr>
-        <w:t xml:space="preserve">    vNum1 </w:t>
-      </w:r>
-      <w:r>
-        <w:rPr>
-          <w:rFonts w:ascii="Droid Sans Mono" w:hAnsi="Droid Sans Mono" w:eastAsia="Droid Sans Mono" w:cs="Droid Sans Mono"/>
-          <w:color w:val="ff7b72"/>
-          <w:sz w:val="21"/>
-        </w:rPr>
-        <w:t xml:space="preserve">INTEGER</w:t>
-      </w:r>
-      <w:r>
-        <w:rPr>
-          <w:rFonts w:ascii="Droid Sans Mono" w:hAnsi="Droid Sans Mono" w:eastAsia="Droid Sans Mono" w:cs="Droid Sans Mono"/>
-          <w:color w:val="e6edf3"/>
-          <w:sz w:val="21"/>
-        </w:rPr>
-        <w:t xml:space="preserve"> </w:t>
-      </w:r>
-      <w:r>
-        <w:rPr>
-          <w:rFonts w:ascii="Droid Sans Mono" w:hAnsi="Droid Sans Mono" w:eastAsia="Droid Sans Mono" w:cs="Droid Sans Mono"/>
-          <w:color w:val="ff7b72"/>
-          <w:sz w:val="21"/>
-        </w:rPr>
-        <w:t xml:space="preserve">=</w:t>
-      </w:r>
-      <w:r>
-        <w:rPr>
-          <w:rFonts w:ascii="Droid Sans Mono" w:hAnsi="Droid Sans Mono" w:eastAsia="Droid Sans Mono" w:cs="Droid Sans Mono"/>
-          <w:color w:val="e6edf3"/>
-          <w:sz w:val="21"/>
-        </w:rPr>
-        <w:t xml:space="preserve"> </w:t>
-      </w:r>
-      <w:r>
-        <w:rPr>
-          <w:rFonts w:ascii="Droid Sans Mono" w:hAnsi="Droid Sans Mono" w:eastAsia="Droid Sans Mono" w:cs="Droid Sans Mono"/>
-          <w:color w:val="ff7b72"/>
-          <w:sz w:val="21"/>
-        </w:rPr>
-        <w:t xml:space="preserve">NULL</w:t>
-      </w:r>
-      <w:r>
-        <w:rPr>
-          <w:rFonts w:ascii="Droid Sans Mono" w:hAnsi="Droid Sans Mono" w:eastAsia="Droid Sans Mono" w:cs="Droid Sans Mono"/>
-          <w:color w:val="e6edf3"/>
-          <w:sz w:val="21"/>
-        </w:rPr>
-        <w:t xml:space="preserve">;</w:t>
+          <w:rFonts w:ascii="Times New Roman" w:hAnsi="Times New Roman" w:eastAsia="Times New Roman" w:cs="Times New Roman"/>
+          <w:color w:val="000000"/>
+          <w:sz w:val="24"/>
+          <w:highlight w:val="none"/>
+        </w:rPr>
+        <w:t xml:space="preserve">    vNum1 INTEGER = NULL;</w:t>
       </w:r>
       <w:r/>
     </w:p>
@@ -859,59 +710,12 @@
       </w:pPr>
       <w:r>
         <w:rPr>
-          <w:rFonts w:ascii="Droid Sans Mono" w:hAnsi="Droid Sans Mono" w:eastAsia="Droid Sans Mono" w:cs="Droid Sans Mono"/>
-          <w:color w:val="e6edf3"/>
-          <w:sz w:val="21"/>
-        </w:rPr>
-        <w:t xml:space="preserve">    vNum2 </w:t>
-      </w:r>
-      <w:r>
-        <w:rPr>
-          <w:rFonts w:ascii="Droid Sans Mono" w:hAnsi="Droid Sans Mono" w:eastAsia="Droid Sans Mono" w:cs="Droid Sans Mono"/>
-          <w:color w:val="ff7b72"/>
-          <w:sz w:val="21"/>
-        </w:rPr>
-        <w:t xml:space="preserve">INTEGER</w:t>
-      </w:r>
-      <w:r>
-        <w:rPr>
-          <w:rFonts w:ascii="Droid Sans Mono" w:hAnsi="Droid Sans Mono" w:eastAsia="Droid Sans Mono" w:cs="Droid Sans Mono"/>
-          <w:color w:val="e6edf3"/>
-          <w:sz w:val="21"/>
-        </w:rPr>
-        <w:t xml:space="preserve"> </w:t>
-      </w:r>
-      <w:r>
-        <w:rPr>
-          <w:rFonts w:ascii="Droid Sans Mono" w:hAnsi="Droid Sans Mono" w:eastAsia="Droid Sans Mono" w:cs="Droid Sans Mono"/>
-          <w:color w:val="ff7b72"/>
-          <w:sz w:val="21"/>
-        </w:rPr>
-        <w:t xml:space="preserve">=</w:t>
-      </w:r>
-      <w:r>
-        <w:rPr>
-          <w:rFonts w:ascii="Droid Sans Mono" w:hAnsi="Droid Sans Mono" w:eastAsia="Droid Sans Mono" w:cs="Droid Sans Mono"/>
-          <w:color w:val="e6edf3"/>
-          <w:sz w:val="21"/>
-        </w:rPr>
-        <w:t xml:space="preserve"> </w:t>
-      </w:r>
-      <w:r>
-        <w:rPr>
-          <w:rFonts w:ascii="Droid Sans Mono" w:hAnsi="Droid Sans Mono" w:eastAsia="Droid Sans Mono" w:cs="Droid Sans Mono"/>
-          <w:color w:val="79c0ff"/>
-          <w:sz w:val="21"/>
-        </w:rPr>
-        <w:t xml:space="preserve">2</w:t>
-      </w:r>
-      <w:r>
-        <w:rPr>
-          <w:rFonts w:ascii="Droid Sans Mono" w:hAnsi="Droid Sans Mono" w:eastAsia="Droid Sans Mono" w:cs="Droid Sans Mono"/>
-          <w:color w:val="e6edf3"/>
-          <w:sz w:val="21"/>
-        </w:rPr>
-        <w:t xml:space="preserve">;</w:t>
+          <w:rFonts w:ascii="Times New Roman" w:hAnsi="Times New Roman" w:eastAsia="Times New Roman" w:cs="Times New Roman"/>
+          <w:color w:val="000000"/>
+          <w:sz w:val="24"/>
+          <w:highlight w:val="none"/>
+        </w:rPr>
+        <w:t xml:space="preserve">    vNum2 INTEGER = 2;</w:t>
       </w:r>
       <w:r/>
     </w:p>
@@ -930,27 +734,12 @@
       </w:pPr>
       <w:r>
         <w:rPr>
-          <w:rFonts w:ascii="Droid Sans Mono" w:hAnsi="Droid Sans Mono" w:eastAsia="Droid Sans Mono" w:cs="Droid Sans Mono"/>
-          <w:color w:val="e6edf3"/>
-          <w:sz w:val="21"/>
-        </w:rPr>
-        <w:t xml:space="preserve">    diff </w:t>
-      </w:r>
-      <w:r>
-        <w:rPr>
-          <w:rFonts w:ascii="Droid Sans Mono" w:hAnsi="Droid Sans Mono" w:eastAsia="Droid Sans Mono" w:cs="Droid Sans Mono"/>
-          <w:color w:val="ff7b72"/>
-          <w:sz w:val="21"/>
-        </w:rPr>
-        <w:t xml:space="preserve">INTEGER</w:t>
-      </w:r>
-      <w:r>
-        <w:rPr>
-          <w:rFonts w:ascii="Droid Sans Mono" w:hAnsi="Droid Sans Mono" w:eastAsia="Droid Sans Mono" w:cs="Droid Sans Mono"/>
-          <w:color w:val="e6edf3"/>
-          <w:sz w:val="21"/>
-        </w:rPr>
-        <w:t xml:space="preserve">;</w:t>
+          <w:rFonts w:ascii="Times New Roman" w:hAnsi="Times New Roman" w:eastAsia="Times New Roman" w:cs="Times New Roman"/>
+          <w:color w:val="000000"/>
+          <w:sz w:val="24"/>
+          <w:highlight w:val="none"/>
+        </w:rPr>
+        <w:t xml:space="preserve">    diff INTEGER;</w:t>
       </w:r>
       <w:r/>
     </w:p>
@@ -969,9 +758,10 @@
       </w:pPr>
       <w:r>
         <w:rPr>
-          <w:rFonts w:ascii="Droid Sans Mono" w:hAnsi="Droid Sans Mono" w:eastAsia="Droid Sans Mono" w:cs="Droid Sans Mono"/>
-          <w:color w:val="ff7b72"/>
-          <w:sz w:val="21"/>
+          <w:rFonts w:ascii="Times New Roman" w:hAnsi="Times New Roman" w:eastAsia="Times New Roman" w:cs="Times New Roman"/>
+          <w:color w:val="000000"/>
+          <w:sz w:val="24"/>
+          <w:highlight w:val="none"/>
         </w:rPr>
         <w:t xml:space="preserve">BEGIN</w:t>
       </w:r>
@@ -992,107 +782,12 @@
       </w:pPr>
       <w:r>
         <w:rPr>
-          <w:rFonts w:ascii="Droid Sans Mono" w:hAnsi="Droid Sans Mono" w:eastAsia="Droid Sans Mono" w:cs="Droid Sans Mono"/>
-          <w:color w:val="e6edf3"/>
-          <w:sz w:val="21"/>
-        </w:rPr>
-        <w:t xml:space="preserve">    diff </w:t>
-      </w:r>
-      <w:r>
-        <w:rPr>
-          <w:rFonts w:ascii="Droid Sans Mono" w:hAnsi="Droid Sans Mono" w:eastAsia="Droid Sans Mono" w:cs="Droid Sans Mono"/>
-          <w:color w:val="ff7b72"/>
-          <w:sz w:val="21"/>
-        </w:rPr>
-        <w:t xml:space="preserve">=</w:t>
-      </w:r>
-      <w:r>
-        <w:rPr>
-          <w:rFonts w:ascii="Droid Sans Mono" w:hAnsi="Droid Sans Mono" w:eastAsia="Droid Sans Mono" w:cs="Droid Sans Mono"/>
-          <w:color w:val="e6edf3"/>
-          <w:sz w:val="21"/>
-        </w:rPr>
-        <w:t xml:space="preserve"> </w:t>
-      </w:r>
-      <w:r>
-        <w:rPr>
-          <w:rFonts w:ascii="Droid Sans Mono" w:hAnsi="Droid Sans Mono" w:eastAsia="Droid Sans Mono" w:cs="Droid Sans Mono"/>
-          <w:color w:val="79c0ff"/>
-          <w:sz w:val="21"/>
-        </w:rPr>
-        <w:t xml:space="preserve">coalesce</w:t>
-      </w:r>
-      <w:r>
-        <w:rPr>
-          <w:rFonts w:ascii="Droid Sans Mono" w:hAnsi="Droid Sans Mono" w:eastAsia="Droid Sans Mono" w:cs="Droid Sans Mono"/>
-          <w:color w:val="e6edf3"/>
-          <w:sz w:val="21"/>
-        </w:rPr>
-        <w:t xml:space="preserve">(vNum2, </w:t>
-      </w:r>
-      <w:r>
-        <w:rPr>
-          <w:rFonts w:ascii="Droid Sans Mono" w:hAnsi="Droid Sans Mono" w:eastAsia="Droid Sans Mono" w:cs="Droid Sans Mono"/>
-          <w:color w:val="79c0ff"/>
-          <w:sz w:val="21"/>
-        </w:rPr>
-        <w:t xml:space="preserve">0</w:t>
-      </w:r>
-      <w:r>
-        <w:rPr>
-          <w:rFonts w:ascii="Droid Sans Mono" w:hAnsi="Droid Sans Mono" w:eastAsia="Droid Sans Mono" w:cs="Droid Sans Mono"/>
-          <w:color w:val="e6edf3"/>
-          <w:sz w:val="21"/>
-        </w:rPr>
-        <w:t xml:space="preserve">) </w:t>
-      </w:r>
-      <w:r>
-        <w:rPr>
-          <w:rFonts w:ascii="Droid Sans Mono" w:hAnsi="Droid Sans Mono" w:eastAsia="Droid Sans Mono" w:cs="Droid Sans Mono"/>
-          <w:color w:val="ff7b72"/>
-          <w:sz w:val="21"/>
-        </w:rPr>
-        <w:t xml:space="preserve">-</w:t>
-      </w:r>
-      <w:r>
-        <w:rPr>
-          <w:rFonts w:ascii="Droid Sans Mono" w:hAnsi="Droid Sans Mono" w:eastAsia="Droid Sans Mono" w:cs="Droid Sans Mono"/>
-          <w:color w:val="e6edf3"/>
-          <w:sz w:val="21"/>
-        </w:rPr>
-        <w:t xml:space="preserve"> </w:t>
-      </w:r>
-      <w:r>
-        <w:rPr>
-          <w:rFonts w:ascii="Droid Sans Mono" w:hAnsi="Droid Sans Mono" w:eastAsia="Droid Sans Mono" w:cs="Droid Sans Mono"/>
-          <w:color w:val="79c0ff"/>
-          <w:sz w:val="21"/>
-        </w:rPr>
-        <w:t xml:space="preserve">coalesce</w:t>
-      </w:r>
-      <w:r>
-        <w:rPr>
-          <w:rFonts w:ascii="Droid Sans Mono" w:hAnsi="Droid Sans Mono" w:eastAsia="Droid Sans Mono" w:cs="Droid Sans Mono"/>
-          <w:color w:val="e6edf3"/>
-          <w:sz w:val="21"/>
-        </w:rPr>
-        <w:t xml:space="preserve">(vNum1,</w:t>
-      </w:r>
-      <w:r>
-        <w:rPr>
-          <w:rFonts w:ascii="Droid Sans Mono" w:hAnsi="Droid Sans Mono" w:eastAsia="Droid Sans Mono" w:cs="Droid Sans Mono"/>
-          <w:color w:val="79c0ff"/>
-          <w:sz w:val="21"/>
-        </w:rPr>
-        <w:t xml:space="preserve">0</w:t>
-      </w:r>
-      <w:r>
-        <w:rPr>
-          <w:rFonts w:ascii="Droid Sans Mono" w:hAnsi="Droid Sans Mono" w:eastAsia="Droid Sans Mono" w:cs="Droid Sans Mono"/>
-          <w:color w:val="e6edf3"/>
-          <w:sz w:val="21"/>
-        </w:rPr>
-        <w:t xml:space="preserve">);</w:t>
+          <w:rFonts w:ascii="Times New Roman" w:hAnsi="Times New Roman" w:eastAsia="Times New Roman" w:cs="Times New Roman"/>
+          <w:color w:val="000000"/>
+          <w:sz w:val="24"/>
+          <w:highlight w:val="none"/>
+        </w:rPr>
+        <w:t xml:space="preserve">    diff = ABS(coalesce(vNum2, 0) - coalesce(vNum1,0));</w:t>
       </w:r>
       <w:r/>
     </w:p>
@@ -1111,27 +806,12 @@
       </w:pPr>
       <w:r>
         <w:rPr>
-          <w:rFonts w:ascii="Droid Sans Mono" w:hAnsi="Droid Sans Mono" w:eastAsia="Droid Sans Mono" w:cs="Droid Sans Mono"/>
-          <w:color w:val="e6edf3"/>
-          <w:sz w:val="21"/>
-        </w:rPr>
-        <w:t xml:space="preserve">    RAISE NOTICE </w:t>
-      </w:r>
-      <w:r>
-        <w:rPr>
-          <w:rFonts w:ascii="Droid Sans Mono" w:hAnsi="Droid Sans Mono" w:eastAsia="Droid Sans Mono" w:cs="Droid Sans Mono"/>
-          <w:color w:val="a5d6ff"/>
-          <w:sz w:val="21"/>
-        </w:rPr>
-        <w:t xml:space="preserve">'Разность 2 и 1 = %'</w:t>
-      </w:r>
-      <w:r>
-        <w:rPr>
-          <w:rFonts w:ascii="Droid Sans Mono" w:hAnsi="Droid Sans Mono" w:eastAsia="Droid Sans Mono" w:cs="Droid Sans Mono"/>
-          <w:color w:val="e6edf3"/>
-          <w:sz w:val="21"/>
-        </w:rPr>
-        <w:t xml:space="preserve">, diff;</w:t>
+          <w:rFonts w:ascii="Times New Roman" w:hAnsi="Times New Roman" w:eastAsia="Times New Roman" w:cs="Times New Roman"/>
+          <w:color w:val="000000"/>
+          <w:sz w:val="24"/>
+          <w:highlight w:val="none"/>
+        </w:rPr>
+        <w:t xml:space="preserve">    RAISE NOTICE 'Разность 2 и 1 = %', diff;</w:t>
       </w:r>
       <w:r/>
     </w:p>
@@ -1150,19 +830,12 @@
       </w:pPr>
       <w:r>
         <w:rPr>
-          <w:rFonts w:ascii="Droid Sans Mono" w:hAnsi="Droid Sans Mono" w:eastAsia="Droid Sans Mono" w:cs="Droid Sans Mono"/>
-          <w:color w:val="ff7b72"/>
-          <w:sz w:val="21"/>
-        </w:rPr>
-        <w:t xml:space="preserve">END</w:t>
-      </w:r>
-      <w:r>
-        <w:rPr>
-          <w:rFonts w:ascii="Droid Sans Mono" w:hAnsi="Droid Sans Mono" w:eastAsia="Droid Sans Mono" w:cs="Droid Sans Mono"/>
-          <w:color w:val="e6edf3"/>
-          <w:sz w:val="21"/>
-        </w:rPr>
-        <w:t xml:space="preserve">;</w:t>
+          <w:rFonts w:ascii="Times New Roman" w:hAnsi="Times New Roman" w:eastAsia="Times New Roman" w:cs="Times New Roman"/>
+          <w:color w:val="000000"/>
+          <w:sz w:val="24"/>
+          <w:highlight w:val="none"/>
+        </w:rPr>
+        <w:t xml:space="preserve">END;</w:t>
       </w:r>
       <w:r/>
     </w:p>
@@ -1179,26 +852,36 @@
         <w:ind w:right="0" w:firstLine="0" w:left="0"/>
         <w:rPr>
           <w:rFonts w:ascii="Droid Sans Mono" w:hAnsi="Droid Sans Mono" w:eastAsia="Droid Sans Mono" w:cs="Droid Sans Mono"/>
-          <w:color w:val="e6edf3"/>
           <w:sz w:val="21"/>
           <w:szCs w:val="21"/>
+        </w:rPr>
+      </w:pPr>
+      <w:r>
+        <w:rPr>
+          <w:rFonts w:ascii="Times New Roman" w:hAnsi="Times New Roman" w:eastAsia="Times New Roman" w:cs="Times New Roman"/>
+          <w:color w:val="000000"/>
+          <w:sz w:val="24"/>
           <w:highlight w:val="none"/>
         </w:rPr>
-      </w:pPr>
+        <w:t xml:space="preserve">$$;</w:t>
+      </w:r>
+      <w:r/>
       <w:r>
         <w:rPr>
           <w:rFonts w:ascii="Droid Sans Mono" w:hAnsi="Droid Sans Mono" w:eastAsia="Droid Sans Mono" w:cs="Droid Sans Mono"/>
           <w:color w:val="e6edf3"/>
           <w:sz w:val="21"/>
-        </w:rPr>
-        <w:t xml:space="preserve">$$;</w:t>
+          <w:highlight w:val="none"/>
+        </w:rPr>
       </w:r>
       <w:r>
         <w:rPr>
           <w:rFonts w:ascii="Droid Sans Mono" w:hAnsi="Droid Sans Mono" w:eastAsia="Droid Sans Mono" w:cs="Droid Sans Mono"/>
           <w:sz w:val="21"/>
-        </w:rPr>
-      </w:r>
+          <w:szCs w:val="21"/>
+        </w:rPr>
+      </w:r>
+      <w:r/>
     </w:p>
     <w:p>
       <w:pPr>
@@ -1208,56 +891,28 @@
           <w:bottom w:val="none" w:color="000000" w:sz="4" w:space="0"/>
           <w:right w:val="none" w:color="000000" w:sz="4" w:space="0"/>
         </w:pBdr>
-        <w:shd w:val="clear" w:color="0d1117" w:fill="0d1117"/>
-        <w:spacing w:line="285" w:lineRule="atLeast"/>
+        <w:spacing/>
         <w:ind w:right="0" w:firstLine="0" w:left="0"/>
-        <w:rPr>
-          <w:rFonts w:ascii="Droid Sans Mono" w:hAnsi="Droid Sans Mono" w:eastAsia="Droid Sans Mono" w:cs="Droid Sans Mono"/>
-          <w:sz w:val="21"/>
-          <w:szCs w:val="21"/>
-        </w:rPr>
-      </w:pPr>
-      <w:r>
-        <w:rPr>
-          <w:rFonts w:ascii="Droid Sans Mono" w:hAnsi="Droid Sans Mono" w:eastAsia="Droid Sans Mono" w:cs="Droid Sans Mono"/>
-          <w:color w:val="e6edf3"/>
-          <w:sz w:val="21"/>
-          <w:highlight w:val="none"/>
-        </w:rPr>
-      </w:r>
-      <w:r>
-        <w:rPr>
-          <w:rFonts w:ascii="Droid Sans Mono" w:hAnsi="Droid Sans Mono" w:eastAsia="Droid Sans Mono" w:cs="Droid Sans Mono"/>
-          <w:color w:val="e6edf3"/>
-          <w:sz w:val="21"/>
-          <w:highlight w:val="none"/>
-        </w:rPr>
-        <w:t xml:space="preserve">NOTICE: Разность 2 и 1 = 2</w:t>
-      </w:r>
-      <w:r>
-        <w:rPr>
-          <w:rFonts w:ascii="Droid Sans Mono" w:hAnsi="Droid Sans Mono" w:eastAsia="Droid Sans Mono" w:cs="Droid Sans Mono"/>
-          <w:color w:val="e6edf3"/>
-          <w:sz w:val="21"/>
-          <w:highlight w:val="none"/>
-        </w:rPr>
-      </w:r>
-      <w:r>
-        <w:rPr>
-          <w:rFonts w:ascii="Droid Sans Mono" w:hAnsi="Droid Sans Mono" w:eastAsia="Droid Sans Mono" w:cs="Droid Sans Mono"/>
-          <w:color w:val="e6edf3"/>
-          <w:sz w:val="21"/>
-          <w:highlight w:val="none"/>
-        </w:rPr>
-      </w:r>
-      <w:r>
-        <w:rPr>
-          <w:rFonts w:ascii="Droid Sans Mono" w:hAnsi="Droid Sans Mono" w:eastAsia="Droid Sans Mono" w:cs="Droid Sans Mono"/>
-          <w:color w:val="e6edf3"/>
-          <w:sz w:val="21"/>
-          <w:highlight w:val="none"/>
-        </w:rPr>
-      </w:r>
+        <w:rPr/>
+      </w:pPr>
+      <w:r>
+        <w:rPr>
+          <w:rFonts w:ascii="Times New Roman" w:hAnsi="Times New Roman" w:eastAsia="Times New Roman" w:cs="Times New Roman"/>
+          <w:b/>
+          <w:color w:val="000000"/>
+          <w:sz w:val="24"/>
+        </w:rPr>
+        <w:t xml:space="preserve">2.</w:t>
+      </w:r>
+      <w:r>
+        <w:rPr>
+          <w:rFonts w:ascii="Times New Roman" w:hAnsi="Times New Roman" w:eastAsia="Times New Roman" w:cs="Times New Roman"/>
+          <w:color w:val="000000"/>
+          <w:sz w:val="24"/>
+        </w:rPr>
+        <w:t xml:space="preserve"> Измените анонимный PL/SQL блок, разработанный в первом задании, заполнив одну из переменных - слагаемых значением null.</w:t>
+      </w:r>
+      <w:r/>
     </w:p>
     <w:p>
       <w:pPr>
@@ -1269,36 +924,17 @@
         </w:pBdr>
         <w:spacing/>
         <w:ind w:right="0" w:firstLine="0" w:left="0"/>
-        <w:rPr>
-          <w:rFonts w:ascii="Times New Roman" w:hAnsi="Times New Roman" w:eastAsia="Times New Roman" w:cs="Times New Roman"/>
-          <w:sz w:val="24"/>
-          <w:szCs w:val="24"/>
-        </w:rPr>
+        <w:rPr/>
       </w:pPr>
       <w:r>
         <w:rPr>
           <w:rFonts w:ascii="Times New Roman" w:hAnsi="Times New Roman" w:eastAsia="Times New Roman" w:cs="Times New Roman"/>
           <w:color w:val="000000"/>
           <w:sz w:val="24"/>
-          <w:highlight w:val="none"/>
-        </w:rPr>
-      </w:r>
-      <w:r>
-        <w:rPr>
-          <w:rFonts w:ascii="Times New Roman" w:hAnsi="Times New Roman" w:eastAsia="Times New Roman" w:cs="Times New Roman"/>
-          <w:color w:val="000000"/>
-          <w:sz w:val="24"/>
-          <w:highlight w:val="none"/>
-        </w:rPr>
-      </w:r>
-      <w:r>
-        <w:rPr>
-          <w:rFonts w:ascii="Times New Roman" w:hAnsi="Times New Roman" w:eastAsia="Times New Roman" w:cs="Times New Roman"/>
-          <w:color w:val="000000"/>
-          <w:sz w:val="24"/>
-          <w:highlight w:val="none"/>
-        </w:rPr>
-      </w:r>
+        </w:rPr>
+        <w:t xml:space="preserve">В алгоритме предусмотрите ситуацию, что одна из переменных может быть пустой, и замените ее значение на 0.</w:t>
+      </w:r>
+      <w:r/>
     </w:p>
     <w:p>
       <w:pPr>
@@ -1310,81 +946,6 @@
         </w:pBdr>
         <w:spacing/>
         <w:ind w:right="0" w:firstLine="0" w:left="0"/>
-        <w:rPr/>
-      </w:pPr>
-      <w:r>
-        <w:rPr>
-          <w:rFonts w:ascii="Times New Roman" w:hAnsi="Times New Roman" w:eastAsia="Times New Roman" w:cs="Times New Roman"/>
-          <w:b/>
-          <w:color w:val="000000"/>
-          <w:sz w:val="24"/>
-        </w:rPr>
-        <w:t xml:space="preserve">3.</w:t>
-      </w:r>
-      <w:r>
-        <w:rPr>
-          <w:rFonts w:ascii="Times New Roman" w:hAnsi="Times New Roman" w:eastAsia="Times New Roman" w:cs="Times New Roman"/>
-          <w:color w:val="000000"/>
-          <w:sz w:val="24"/>
-        </w:rPr>
-        <w:t xml:space="preserve"> Создайте анонимный PL/SQL блок. Объявите 2 переменные со следующими типами: дата и строка.</w:t>
-      </w:r>
-      <w:r/>
-    </w:p>
-    <w:p>
-      <w:pPr>
-        <w:pBdr>
-          <w:top w:val="none" w:color="000000" w:sz="4" w:space="0"/>
-          <w:left w:val="none" w:color="000000" w:sz="4" w:space="0"/>
-          <w:bottom w:val="none" w:color="000000" w:sz="4" w:space="0"/>
-          <w:right w:val="none" w:color="000000" w:sz="4" w:space="0"/>
-        </w:pBdr>
-        <w:spacing/>
-        <w:ind w:right="0" w:firstLine="0" w:left="0"/>
-        <w:rPr/>
-      </w:pPr>
-      <w:r>
-        <w:rPr>
-          <w:rFonts w:ascii="Times New Roman" w:hAnsi="Times New Roman" w:eastAsia="Times New Roman" w:cs="Times New Roman"/>
-          <w:color w:val="000000"/>
-          <w:sz w:val="24"/>
-        </w:rPr>
-        <w:t xml:space="preserve">В теле анонимного блока заполните первую переменную любой датой, например current_date, а во второй переменной вычислите название дня недели этой даты. Например, если дата 01.01.2024, то результатом будет понедельник, то есть Monday.</w:t>
-      </w:r>
-      <w:r/>
-    </w:p>
-    <w:p>
-      <w:pPr>
-        <w:pBdr>
-          <w:top w:val="none" w:color="000000" w:sz="4" w:space="0"/>
-          <w:left w:val="none" w:color="000000" w:sz="4" w:space="0"/>
-          <w:bottom w:val="none" w:color="000000" w:sz="4" w:space="0"/>
-          <w:right w:val="none" w:color="000000" w:sz="4" w:space="0"/>
-        </w:pBdr>
-        <w:spacing/>
-        <w:ind w:right="0" w:firstLine="0" w:left="0"/>
-        <w:rPr/>
-      </w:pPr>
-      <w:r>
-        <w:rPr>
-          <w:rFonts w:ascii="Times New Roman" w:hAnsi="Times New Roman" w:eastAsia="Times New Roman" w:cs="Times New Roman"/>
-          <w:color w:val="000000"/>
-          <w:sz w:val="24"/>
-        </w:rPr>
-        <w:t xml:space="preserve">Выведите в консоль сообщение "The result is " и значение текстовой переменной.</w:t>
-      </w:r>
-      <w:r/>
-    </w:p>
-    <w:p>
-      <w:pPr>
-        <w:pBdr>
-          <w:top w:val="none" w:color="000000" w:sz="4" w:space="0"/>
-          <w:left w:val="none" w:color="000000" w:sz="4" w:space="0"/>
-          <w:bottom w:val="none" w:color="000000" w:sz="4" w:space="0"/>
-          <w:right w:val="none" w:color="000000" w:sz="4" w:space="0"/>
-        </w:pBdr>
-        <w:spacing/>
-        <w:ind w:right="0" w:firstLine="0" w:left="0"/>
         <w:rPr>
           <w:rFonts w:ascii="Times New Roman" w:hAnsi="Times New Roman" w:eastAsia="Times New Roman" w:cs="Times New Roman"/>
           <w:color w:val="000000"/>
@@ -1399,12 +960,21 @@
           <w:color w:val="000000"/>
           <w:sz w:val="24"/>
         </w:rPr>
-        <w:t xml:space="preserve">Количество баллов: 1,5</w:t>
+        <w:t xml:space="preserve">Количество баллов: 1</w:t>
       </w:r>
       <w:r>
         <w:rPr>
           <w:rFonts w:ascii="Times New Roman" w:hAnsi="Times New Roman" w:eastAsia="Times New Roman" w:cs="Times New Roman"/>
           <w:sz w:val="24"/>
+        </w:rPr>
+      </w:r>
+      <w:r>
+        <w:rPr>
+          <w:rFonts w:ascii="Times New Roman" w:hAnsi="Times New Roman" w:eastAsia="Times New Roman" w:cs="Times New Roman"/>
+          <w:color w:val="000000"/>
+          <w:sz w:val="24"/>
+          <w:szCs w:val="24"/>
+          <w:highlight w:val="none"/>
         </w:rPr>
       </w:r>
     </w:p>
@@ -1481,7 +1051,7 @@
           <w:color w:val="e6edf3"/>
           <w:sz w:val="21"/>
         </w:rPr>
-        <w:t xml:space="preserve">    vDate </w:t>
+        <w:t xml:space="preserve">    vNum1 </w:t>
       </w:r>
       <w:r>
         <w:rPr>
@@ -1489,7 +1059,7 @@
           <w:color w:val="ff7b72"/>
           <w:sz w:val="21"/>
         </w:rPr>
-        <w:t xml:space="preserve">date</w:t>
+        <w:t xml:space="preserve">INTEGER</w:t>
       </w:r>
       <w:r>
         <w:rPr>
@@ -1521,7 +1091,7 @@
           <w:color w:val="ff7b72"/>
           <w:sz w:val="21"/>
         </w:rPr>
-        <w:t xml:space="preserve">CURRENT_DATE</w:t>
+        <w:t xml:space="preserve">NULL</w:t>
       </w:r>
       <w:r>
         <w:rPr>
@@ -1552,7 +1122,7 @@
           <w:color w:val="e6edf3"/>
           <w:sz w:val="21"/>
         </w:rPr>
-        <w:t xml:space="preserve">    vStroke </w:t>
+        <w:t xml:space="preserve">    vNum2 </w:t>
       </w:r>
       <w:r>
         <w:rPr>
@@ -1560,7 +1130,7 @@
           <w:color w:val="ff7b72"/>
           <w:sz w:val="21"/>
         </w:rPr>
-        <w:t xml:space="preserve">CHAR</w:t>
+        <w:t xml:space="preserve">INTEGER</w:t>
       </w:r>
       <w:r>
         <w:rPr>
@@ -1568,7 +1138,23 @@
           <w:color w:val="e6edf3"/>
           <w:sz w:val="21"/>
         </w:rPr>
-        <w:t xml:space="preserve">(</w:t>
+        <w:t xml:space="preserve"> </w:t>
+      </w:r>
+      <w:r>
+        <w:rPr>
+          <w:rFonts w:ascii="Droid Sans Mono" w:hAnsi="Droid Sans Mono" w:eastAsia="Droid Sans Mono" w:cs="Droid Sans Mono"/>
+          <w:color w:val="ff7b72"/>
+          <w:sz w:val="21"/>
+        </w:rPr>
+        <w:t xml:space="preserve">=</w:t>
+      </w:r>
+      <w:r>
+        <w:rPr>
+          <w:rFonts w:ascii="Droid Sans Mono" w:hAnsi="Droid Sans Mono" w:eastAsia="Droid Sans Mono" w:cs="Droid Sans Mono"/>
+          <w:color w:val="e6edf3"/>
+          <w:sz w:val="21"/>
+        </w:rPr>
+        <w:t xml:space="preserve"> </w:t>
       </w:r>
       <w:r>
         <w:rPr>
@@ -1576,7 +1162,7 @@
           <w:color w:val="79c0ff"/>
           <w:sz w:val="21"/>
         </w:rPr>
-        <w:t xml:space="preserve">10</w:t>
+        <w:t xml:space="preserve">2</w:t>
       </w:r>
       <w:r>
         <w:rPr>
@@ -1584,7 +1170,7 @@
           <w:color w:val="e6edf3"/>
           <w:sz w:val="21"/>
         </w:rPr>
-        <w:t xml:space="preserve">);</w:t>
+        <w:t xml:space="preserve">;</w:t>
       </w:r>
       <w:r/>
     </w:p>
@@ -1604,10 +1190,26 @@
       <w:r>
         <w:rPr>
           <w:rFonts w:ascii="Droid Sans Mono" w:hAnsi="Droid Sans Mono" w:eastAsia="Droid Sans Mono" w:cs="Droid Sans Mono"/>
+          <w:color w:val="e6edf3"/>
+          <w:sz w:val="21"/>
+        </w:rPr>
+        <w:t xml:space="preserve">    diff </w:t>
+      </w:r>
+      <w:r>
+        <w:rPr>
+          <w:rFonts w:ascii="Droid Sans Mono" w:hAnsi="Droid Sans Mono" w:eastAsia="Droid Sans Mono" w:cs="Droid Sans Mono"/>
           <w:color w:val="ff7b72"/>
           <w:sz w:val="21"/>
         </w:rPr>
-        <w:t xml:space="preserve">BEGIN</w:t>
+        <w:t xml:space="preserve">INTEGER</w:t>
+      </w:r>
+      <w:r>
+        <w:rPr>
+          <w:rFonts w:ascii="Droid Sans Mono" w:hAnsi="Droid Sans Mono" w:eastAsia="Droid Sans Mono" w:cs="Droid Sans Mono"/>
+          <w:color w:val="e6edf3"/>
+          <w:sz w:val="21"/>
+        </w:rPr>
+        <w:t xml:space="preserve">;</w:t>
       </w:r>
       <w:r/>
     </w:p>
@@ -1627,42 +1229,10 @@
       <w:r>
         <w:rPr>
           <w:rFonts w:ascii="Droid Sans Mono" w:hAnsi="Droid Sans Mono" w:eastAsia="Droid Sans Mono" w:cs="Droid Sans Mono"/>
-          <w:color w:val="e6edf3"/>
-          <w:sz w:val="21"/>
-        </w:rPr>
-        <w:t xml:space="preserve">    vStroke </w:t>
-      </w:r>
-      <w:r>
-        <w:rPr>
-          <w:rFonts w:ascii="Droid Sans Mono" w:hAnsi="Droid Sans Mono" w:eastAsia="Droid Sans Mono" w:cs="Droid Sans Mono"/>
           <w:color w:val="ff7b72"/>
           <w:sz w:val="21"/>
         </w:rPr>
-        <w:t xml:space="preserve">=</w:t>
-      </w:r>
-      <w:r>
-        <w:rPr>
-          <w:rFonts w:ascii="Droid Sans Mono" w:hAnsi="Droid Sans Mono" w:eastAsia="Droid Sans Mono" w:cs="Droid Sans Mono"/>
-          <w:color w:val="e6edf3"/>
-          <w:sz w:val="21"/>
-        </w:rPr>
-        <w:t xml:space="preserve"> TO_CHAR(vDate, </w:t>
-      </w:r>
-      <w:r>
-        <w:rPr>
-          <w:rFonts w:ascii="Droid Sans Mono" w:hAnsi="Droid Sans Mono" w:eastAsia="Droid Sans Mono" w:cs="Droid Sans Mono"/>
-          <w:color w:val="a5d6ff"/>
-          <w:sz w:val="21"/>
-        </w:rPr>
-        <w:t xml:space="preserve">'Day'</w:t>
-      </w:r>
-      <w:r>
-        <w:rPr>
-          <w:rFonts w:ascii="Droid Sans Mono" w:hAnsi="Droid Sans Mono" w:eastAsia="Droid Sans Mono" w:cs="Droid Sans Mono"/>
-          <w:color w:val="e6edf3"/>
-          <w:sz w:val="21"/>
-        </w:rPr>
-        <w:t xml:space="preserve">);</w:t>
+        <w:t xml:space="preserve">BEGIN</w:t>
       </w:r>
       <w:r/>
     </w:p>
@@ -1685,15 +1255,15 @@
           <w:color w:val="e6edf3"/>
           <w:sz w:val="21"/>
         </w:rPr>
-        <w:t xml:space="preserve">    RAISE NOTICE </w:t>
+        <w:t xml:space="preserve">    diff </w:t>
       </w:r>
       <w:r>
         <w:rPr>
           <w:rFonts w:ascii="Droid Sans Mono" w:hAnsi="Droid Sans Mono" w:eastAsia="Droid Sans Mono" w:cs="Droid Sans Mono"/>
-          <w:color w:val="a5d6ff"/>
+          <w:color w:val="ff7b72"/>
           <w:sz w:val="21"/>
         </w:rPr>
-        <w:t xml:space="preserve">'The result is %'</w:t>
+        <w:t xml:space="preserve">=</w:t>
       </w:r>
       <w:r>
         <w:rPr>
@@ -1701,7 +1271,103 @@
           <w:color w:val="e6edf3"/>
           <w:sz w:val="21"/>
         </w:rPr>
-        <w:t xml:space="preserve">, vStroke;</w:t>
+        <w:t xml:space="preserve"> </w:t>
+      </w:r>
+      <w:r>
+        <w:rPr>
+          <w:rFonts w:ascii="Droid Sans Mono" w:hAnsi="Droid Sans Mono" w:eastAsia="Droid Sans Mono" w:cs="Droid Sans Mono"/>
+          <w:color w:val="79c0ff"/>
+          <w:sz w:val="21"/>
+        </w:rPr>
+        <w:t xml:space="preserve">ABS</w:t>
+      </w:r>
+      <w:r>
+        <w:rPr>
+          <w:rFonts w:ascii="Droid Sans Mono" w:hAnsi="Droid Sans Mono" w:eastAsia="Droid Sans Mono" w:cs="Droid Sans Mono"/>
+          <w:color w:val="e6edf3"/>
+          <w:sz w:val="21"/>
+        </w:rPr>
+        <w:t xml:space="preserve">(</w:t>
+      </w:r>
+      <w:r>
+        <w:rPr>
+          <w:rFonts w:ascii="Droid Sans Mono" w:hAnsi="Droid Sans Mono" w:eastAsia="Droid Sans Mono" w:cs="Droid Sans Mono"/>
+          <w:color w:val="79c0ff"/>
+          <w:sz w:val="21"/>
+        </w:rPr>
+        <w:t xml:space="preserve">coalesce</w:t>
+      </w:r>
+      <w:r>
+        <w:rPr>
+          <w:rFonts w:ascii="Droid Sans Mono" w:hAnsi="Droid Sans Mono" w:eastAsia="Droid Sans Mono" w:cs="Droid Sans Mono"/>
+          <w:color w:val="e6edf3"/>
+          <w:sz w:val="21"/>
+        </w:rPr>
+        <w:t xml:space="preserve">(vNum2, </w:t>
+      </w:r>
+      <w:r>
+        <w:rPr>
+          <w:rFonts w:ascii="Droid Sans Mono" w:hAnsi="Droid Sans Mono" w:eastAsia="Droid Sans Mono" w:cs="Droid Sans Mono"/>
+          <w:color w:val="79c0ff"/>
+          <w:sz w:val="21"/>
+        </w:rPr>
+        <w:t xml:space="preserve">0</w:t>
+      </w:r>
+      <w:r>
+        <w:rPr>
+          <w:rFonts w:ascii="Droid Sans Mono" w:hAnsi="Droid Sans Mono" w:eastAsia="Droid Sans Mono" w:cs="Droid Sans Mono"/>
+          <w:color w:val="e6edf3"/>
+          <w:sz w:val="21"/>
+        </w:rPr>
+        <w:t xml:space="preserve">) </w:t>
+      </w:r>
+      <w:r>
+        <w:rPr>
+          <w:rFonts w:ascii="Droid Sans Mono" w:hAnsi="Droid Sans Mono" w:eastAsia="Droid Sans Mono" w:cs="Droid Sans Mono"/>
+          <w:color w:val="ff7b72"/>
+          <w:sz w:val="21"/>
+        </w:rPr>
+        <w:t xml:space="preserve">-</w:t>
+      </w:r>
+      <w:r>
+        <w:rPr>
+          <w:rFonts w:ascii="Droid Sans Mono" w:hAnsi="Droid Sans Mono" w:eastAsia="Droid Sans Mono" w:cs="Droid Sans Mono"/>
+          <w:color w:val="e6edf3"/>
+          <w:sz w:val="21"/>
+        </w:rPr>
+        <w:t xml:space="preserve"> </w:t>
+      </w:r>
+      <w:r>
+        <w:rPr>
+          <w:rFonts w:ascii="Droid Sans Mono" w:hAnsi="Droid Sans Mono" w:eastAsia="Droid Sans Mono" w:cs="Droid Sans Mono"/>
+          <w:color w:val="79c0ff"/>
+          <w:sz w:val="21"/>
+        </w:rPr>
+        <w:t xml:space="preserve">coalesce</w:t>
+      </w:r>
+      <w:r>
+        <w:rPr>
+          <w:rFonts w:ascii="Droid Sans Mono" w:hAnsi="Droid Sans Mono" w:eastAsia="Droid Sans Mono" w:cs="Droid Sans Mono"/>
+          <w:color w:val="e6edf3"/>
+          <w:sz w:val="21"/>
+        </w:rPr>
+        <w:t xml:space="preserve">(vNum1,</w:t>
+      </w:r>
+      <w:r>
+        <w:rPr>
+          <w:rFonts w:ascii="Droid Sans Mono" w:hAnsi="Droid Sans Mono" w:eastAsia="Droid Sans Mono" w:cs="Droid Sans Mono"/>
+          <w:color w:val="79c0ff"/>
+          <w:sz w:val="21"/>
+        </w:rPr>
+        <w:t xml:space="preserve">0</w:t>
+      </w:r>
+      <w:r>
+        <w:rPr>
+          <w:rFonts w:ascii="Droid Sans Mono" w:hAnsi="Droid Sans Mono" w:eastAsia="Droid Sans Mono" w:cs="Droid Sans Mono"/>
+          <w:color w:val="e6edf3"/>
+          <w:sz w:val="21"/>
+        </w:rPr>
+        <w:t xml:space="preserve">));</w:t>
       </w:r>
       <w:r/>
     </w:p>
@@ -1721,10 +1387,18 @@
       <w:r>
         <w:rPr>
           <w:rFonts w:ascii="Droid Sans Mono" w:hAnsi="Droid Sans Mono" w:eastAsia="Droid Sans Mono" w:cs="Droid Sans Mono"/>
-          <w:color w:val="ff7b72"/>
+          <w:color w:val="e6edf3"/>
           <w:sz w:val="21"/>
         </w:rPr>
-        <w:t xml:space="preserve">END</w:t>
+        <w:t xml:space="preserve">    RAISE NOTICE </w:t>
+      </w:r>
+      <w:r>
+        <w:rPr>
+          <w:rFonts w:ascii="Droid Sans Mono" w:hAnsi="Droid Sans Mono" w:eastAsia="Droid Sans Mono" w:cs="Droid Sans Mono"/>
+          <w:color w:val="a5d6ff"/>
+          <w:sz w:val="21"/>
+        </w:rPr>
+        <w:t xml:space="preserve">'Разность 2 и 1 = %'</w:t>
       </w:r>
       <w:r>
         <w:rPr>
@@ -1732,317 +1406,9 @@
           <w:color w:val="e6edf3"/>
           <w:sz w:val="21"/>
         </w:rPr>
-        <w:t xml:space="preserve">;</w:t>
+        <w:t xml:space="preserve">, diff;</w:t>
       </w:r>
       <w:r/>
-    </w:p>
-    <w:p>
-      <w:pPr>
-        <w:pBdr>
-          <w:top w:val="none" w:color="000000" w:sz="4" w:space="0"/>
-          <w:left w:val="none" w:color="000000" w:sz="4" w:space="0"/>
-          <w:bottom w:val="none" w:color="000000" w:sz="4" w:space="0"/>
-          <w:right w:val="none" w:color="000000" w:sz="4" w:space="0"/>
-        </w:pBdr>
-        <w:shd w:val="clear" w:color="0d1117" w:fill="0d1117"/>
-        <w:spacing w:line="285" w:lineRule="atLeast"/>
-        <w:ind w:right="0" w:firstLine="0" w:left="0"/>
-        <w:rPr>
-          <w:rFonts w:ascii="Droid Sans Mono" w:hAnsi="Droid Sans Mono" w:eastAsia="Droid Sans Mono" w:cs="Droid Sans Mono"/>
-          <w:color w:val="e6edf3"/>
-          <w:sz w:val="21"/>
-          <w:szCs w:val="21"/>
-          <w:highlight w:val="none"/>
-        </w:rPr>
-      </w:pPr>
-      <w:r>
-        <w:rPr>
-          <w:rFonts w:ascii="Droid Sans Mono" w:hAnsi="Droid Sans Mono" w:eastAsia="Droid Sans Mono" w:cs="Droid Sans Mono"/>
-          <w:color w:val="e6edf3"/>
-          <w:sz w:val="21"/>
-        </w:rPr>
-        <w:t xml:space="preserve">$$;</w:t>
-      </w:r>
-      <w:r>
-        <w:rPr>
-          <w:rFonts w:ascii="Droid Sans Mono" w:hAnsi="Droid Sans Mono" w:eastAsia="Droid Sans Mono" w:cs="Droid Sans Mono"/>
-          <w:sz w:val="21"/>
-        </w:rPr>
-      </w:r>
-    </w:p>
-    <w:p>
-      <w:pPr>
-        <w:pBdr>
-          <w:top w:val="none" w:color="000000" w:sz="4" w:space="0"/>
-          <w:left w:val="none" w:color="000000" w:sz="4" w:space="0"/>
-          <w:bottom w:val="none" w:color="000000" w:sz="4" w:space="0"/>
-          <w:right w:val="none" w:color="000000" w:sz="4" w:space="0"/>
-        </w:pBdr>
-        <w:shd w:val="clear" w:color="0d1117" w:fill="0d1117"/>
-        <w:spacing w:line="285" w:lineRule="atLeast"/>
-        <w:ind w:right="0" w:firstLine="0" w:left="0"/>
-        <w:rPr>
-          <w:rFonts w:ascii="Droid Sans Mono" w:hAnsi="Droid Sans Mono" w:eastAsia="Droid Sans Mono" w:cs="Droid Sans Mono"/>
-          <w:sz w:val="21"/>
-          <w:szCs w:val="21"/>
-        </w:rPr>
-      </w:pPr>
-      <w:r>
-        <w:rPr>
-          <w:rFonts w:ascii="Droid Sans Mono" w:hAnsi="Droid Sans Mono" w:eastAsia="Droid Sans Mono" w:cs="Droid Sans Mono"/>
-          <w:color w:val="e6edf3"/>
-          <w:sz w:val="21"/>
-          <w:highlight w:val="none"/>
-        </w:rPr>
-      </w:r>
-      <w:r>
-        <w:rPr>
-          <w:rFonts w:ascii="Droid Sans Mono" w:hAnsi="Droid Sans Mono" w:eastAsia="Droid Sans Mono" w:cs="Droid Sans Mono"/>
-          <w:color w:val="e6edf3"/>
-          <w:sz w:val="21"/>
-          <w:highlight w:val="none"/>
-        </w:rPr>
-        <w:t xml:space="preserve">NOTICE: The result is Friday</w:t>
-      </w:r>
-      <w:r>
-        <w:rPr>
-          <w:rFonts w:ascii="Droid Sans Mono" w:hAnsi="Droid Sans Mono" w:eastAsia="Droid Sans Mono" w:cs="Droid Sans Mono"/>
-          <w:color w:val="e6edf3"/>
-          <w:sz w:val="21"/>
-          <w:highlight w:val="none"/>
-        </w:rPr>
-      </w:r>
-      <w:r>
-        <w:rPr>
-          <w:rFonts w:ascii="Droid Sans Mono" w:hAnsi="Droid Sans Mono" w:eastAsia="Droid Sans Mono" w:cs="Droid Sans Mono"/>
-          <w:color w:val="e6edf3"/>
-          <w:sz w:val="21"/>
-          <w:highlight w:val="none"/>
-        </w:rPr>
-      </w:r>
-      <w:r>
-        <w:rPr>
-          <w:rFonts w:ascii="Droid Sans Mono" w:hAnsi="Droid Sans Mono" w:eastAsia="Droid Sans Mono" w:cs="Droid Sans Mono"/>
-          <w:color w:val="e6edf3"/>
-          <w:sz w:val="21"/>
-          <w:highlight w:val="none"/>
-        </w:rPr>
-      </w:r>
-    </w:p>
-    <w:p>
-      <w:pPr>
-        <w:pBdr>
-          <w:top w:val="none" w:color="000000" w:sz="4" w:space="0"/>
-          <w:left w:val="none" w:color="000000" w:sz="4" w:space="0"/>
-          <w:bottom w:val="none" w:color="000000" w:sz="4" w:space="0"/>
-          <w:right w:val="none" w:color="000000" w:sz="4" w:space="0"/>
-        </w:pBdr>
-        <w:spacing/>
-        <w:ind w:right="0" w:firstLine="0" w:left="0"/>
-        <w:rPr>
-          <w:rFonts w:ascii="Times New Roman" w:hAnsi="Times New Roman" w:eastAsia="Times New Roman" w:cs="Times New Roman"/>
-          <w:sz w:val="24"/>
-          <w:szCs w:val="24"/>
-        </w:rPr>
-      </w:pPr>
-      <w:r>
-        <w:rPr>
-          <w:rFonts w:ascii="Times New Roman" w:hAnsi="Times New Roman" w:eastAsia="Times New Roman" w:cs="Times New Roman"/>
-          <w:color w:val="000000"/>
-          <w:sz w:val="24"/>
-          <w:highlight w:val="none"/>
-        </w:rPr>
-      </w:r>
-      <w:r>
-        <w:rPr>
-          <w:rFonts w:ascii="Times New Roman" w:hAnsi="Times New Roman" w:eastAsia="Times New Roman" w:cs="Times New Roman"/>
-          <w:color w:val="000000"/>
-          <w:sz w:val="24"/>
-          <w:highlight w:val="none"/>
-        </w:rPr>
-      </w:r>
-      <w:r>
-        <w:rPr>
-          <w:rFonts w:ascii="Times New Roman" w:hAnsi="Times New Roman" w:eastAsia="Times New Roman" w:cs="Times New Roman"/>
-          <w:color w:val="000000"/>
-          <w:sz w:val="24"/>
-          <w:highlight w:val="none"/>
-        </w:rPr>
-      </w:r>
-    </w:p>
-    <w:p>
-      <w:pPr>
-        <w:pBdr>
-          <w:top w:val="none" w:color="000000" w:sz="4" w:space="0"/>
-          <w:left w:val="none" w:color="000000" w:sz="4" w:space="0"/>
-          <w:bottom w:val="none" w:color="000000" w:sz="4" w:space="0"/>
-          <w:right w:val="none" w:color="000000" w:sz="4" w:space="0"/>
-        </w:pBdr>
-        <w:spacing/>
-        <w:ind w:right="0" w:firstLine="0" w:left="0"/>
-        <w:rPr/>
-      </w:pPr>
-      <w:r>
-        <w:rPr>
-          <w:rFonts w:ascii="Times New Roman" w:hAnsi="Times New Roman" w:eastAsia="Times New Roman" w:cs="Times New Roman"/>
-          <w:b/>
-          <w:color w:val="000000"/>
-          <w:sz w:val="24"/>
-        </w:rPr>
-        <w:t xml:space="preserve">4.</w:t>
-      </w:r>
-      <w:r>
-        <w:rPr>
-          <w:rFonts w:ascii="Times New Roman" w:hAnsi="Times New Roman" w:eastAsia="Times New Roman" w:cs="Times New Roman"/>
-          <w:color w:val="000000"/>
-          <w:sz w:val="24"/>
-        </w:rPr>
-        <w:t xml:space="preserve"> Создайте анонимный PL/SQL блок. Задайте необходимые переменные.</w:t>
-      </w:r>
-      <w:r/>
-    </w:p>
-    <w:p>
-      <w:pPr>
-        <w:pBdr>
-          <w:top w:val="none" w:color="000000" w:sz="4" w:space="0"/>
-          <w:left w:val="none" w:color="000000" w:sz="4" w:space="0"/>
-          <w:bottom w:val="none" w:color="000000" w:sz="4" w:space="0"/>
-          <w:right w:val="none" w:color="000000" w:sz="4" w:space="0"/>
-        </w:pBdr>
-        <w:spacing/>
-        <w:ind w:right="0" w:firstLine="0" w:left="0"/>
-        <w:rPr/>
-      </w:pPr>
-      <w:r>
-        <w:rPr>
-          <w:rFonts w:ascii="Times New Roman" w:hAnsi="Times New Roman" w:eastAsia="Times New Roman" w:cs="Times New Roman"/>
-          <w:color w:val="000000"/>
-          <w:sz w:val="24"/>
-        </w:rPr>
-        <w:t xml:space="preserve">Заполните переменную с типом дата значением текущей даты. Значение этой переменной менять нельзя.</w:t>
-      </w:r>
-      <w:r/>
-    </w:p>
-    <w:p>
-      <w:pPr>
-        <w:pBdr>
-          <w:top w:val="none" w:color="000000" w:sz="4" w:space="0"/>
-          <w:left w:val="none" w:color="000000" w:sz="4" w:space="0"/>
-          <w:bottom w:val="none" w:color="000000" w:sz="4" w:space="0"/>
-          <w:right w:val="none" w:color="000000" w:sz="4" w:space="0"/>
-        </w:pBdr>
-        <w:spacing/>
-        <w:ind w:right="0" w:firstLine="0" w:left="0"/>
-        <w:rPr/>
-      </w:pPr>
-      <w:r>
-        <w:rPr>
-          <w:rFonts w:ascii="Times New Roman" w:hAnsi="Times New Roman" w:eastAsia="Times New Roman" w:cs="Times New Roman"/>
-          <w:color w:val="000000"/>
-          <w:sz w:val="24"/>
-        </w:rPr>
-        <w:t xml:space="preserve">В теле анонимного блока:</w:t>
-      </w:r>
-      <w:r/>
-    </w:p>
-    <w:p>
-      <w:pPr>
-        <w:pBdr>
-          <w:top w:val="none" w:color="000000" w:sz="4" w:space="0"/>
-          <w:left w:val="none" w:color="000000" w:sz="4" w:space="0"/>
-          <w:bottom w:val="none" w:color="000000" w:sz="4" w:space="0"/>
-          <w:right w:val="none" w:color="000000" w:sz="4" w:space="0"/>
-        </w:pBdr>
-        <w:spacing/>
-        <w:ind w:right="0" w:firstLine="0" w:left="0"/>
-        <w:rPr/>
-      </w:pPr>
-      <w:r>
-        <w:rPr>
-          <w:rFonts w:ascii="Times New Roman" w:hAnsi="Times New Roman" w:eastAsia="Times New Roman" w:cs="Times New Roman"/>
-          <w:color w:val="000000"/>
-          <w:sz w:val="24"/>
-        </w:rPr>
-        <w:t xml:space="preserve">- определите год из переменной с текущей датой</w:t>
-      </w:r>
-      <w:r/>
-    </w:p>
-    <w:p>
-      <w:pPr>
-        <w:pBdr>
-          <w:top w:val="none" w:color="000000" w:sz="4" w:space="0"/>
-          <w:left w:val="none" w:color="000000" w:sz="4" w:space="0"/>
-          <w:bottom w:val="none" w:color="000000" w:sz="4" w:space="0"/>
-          <w:right w:val="none" w:color="000000" w:sz="4" w:space="0"/>
-        </w:pBdr>
-        <w:spacing/>
-        <w:ind w:right="0" w:firstLine="0" w:left="0"/>
-        <w:rPr/>
-      </w:pPr>
-      <w:r>
-        <w:rPr>
-          <w:rFonts w:ascii="Times New Roman" w:hAnsi="Times New Roman" w:eastAsia="Times New Roman" w:cs="Times New Roman"/>
-          <w:color w:val="000000"/>
-          <w:sz w:val="24"/>
-        </w:rPr>
-        <w:t xml:space="preserve">- определите день недели 1 января года из предыдущего пункта</w:t>
-      </w:r>
-      <w:r/>
-    </w:p>
-    <w:p>
-      <w:pPr>
-        <w:pBdr>
-          <w:top w:val="none" w:color="000000" w:sz="4" w:space="0"/>
-          <w:left w:val="none" w:color="000000" w:sz="4" w:space="0"/>
-          <w:bottom w:val="none" w:color="000000" w:sz="4" w:space="0"/>
-          <w:right w:val="none" w:color="000000" w:sz="4" w:space="0"/>
-        </w:pBdr>
-        <w:spacing/>
-        <w:ind w:right="0" w:firstLine="0" w:left="0"/>
-        <w:rPr/>
-      </w:pPr>
-      <w:r>
-        <w:rPr>
-          <w:rFonts w:ascii="Times New Roman" w:hAnsi="Times New Roman" w:eastAsia="Times New Roman" w:cs="Times New Roman"/>
-          <w:color w:val="000000"/>
-          <w:sz w:val="24"/>
-        </w:rPr>
-        <w:t xml:space="preserve">- выведите в консоль сообщение по типу "В 2024 году 1 января был/а MONDAY"</w:t>
-      </w:r>
-      <w:r/>
-    </w:p>
-    <w:p>
-      <w:pPr>
-        <w:pBdr>
-          <w:top w:val="none" w:color="000000" w:sz="4" w:space="0"/>
-          <w:left w:val="none" w:color="000000" w:sz="4" w:space="0"/>
-          <w:bottom w:val="none" w:color="000000" w:sz="4" w:space="0"/>
-          <w:right w:val="none" w:color="000000" w:sz="4" w:space="0"/>
-        </w:pBdr>
-        <w:spacing/>
-        <w:ind w:right="0" w:firstLine="0" w:left="0"/>
-        <w:rPr>
-          <w:rFonts w:ascii="Times New Roman" w:hAnsi="Times New Roman" w:eastAsia="Times New Roman" w:cs="Times New Roman"/>
-          <w:color w:val="000000"/>
-          <w:sz w:val="24"/>
-          <w:szCs w:val="24"/>
-          <w:highlight w:val="none"/>
-        </w:rPr>
-      </w:pPr>
-      <w:r>
-        <w:rPr>
-          <w:rFonts w:ascii="Times New Roman" w:hAnsi="Times New Roman" w:eastAsia="Times New Roman" w:cs="Times New Roman"/>
-          <w:color w:val="000000"/>
-          <w:sz w:val="24"/>
-        </w:rPr>
-        <w:t xml:space="preserve">Количество баллов: 2</w:t>
-      </w:r>
-      <w:r>
-        <w:rPr>
-          <w:rFonts w:ascii="Times New Roman" w:hAnsi="Times New Roman" w:eastAsia="Times New Roman" w:cs="Times New Roman"/>
-          <w:sz w:val="24"/>
-        </w:rPr>
-      </w:r>
     </w:p>
     <w:p>
       <w:pPr>
@@ -2063,7 +1429,7 @@
           <w:color w:val="ff7b72"/>
           <w:sz w:val="21"/>
         </w:rPr>
-        <w:t xml:space="preserve">DO</w:t>
+        <w:t xml:space="preserve">END</w:t>
       </w:r>
       <w:r>
         <w:rPr>
@@ -2071,7 +1437,7 @@
           <w:color w:val="e6edf3"/>
           <w:sz w:val="21"/>
         </w:rPr>
-        <w:t xml:space="preserve"> $$</w:t>
+        <w:t xml:space="preserve">;</w:t>
       </w:r>
       <w:r/>
     </w:p>
@@ -2091,10 +1457,10 @@
       <w:r>
         <w:rPr>
           <w:rFonts w:ascii="Droid Sans Mono" w:hAnsi="Droid Sans Mono" w:eastAsia="Droid Sans Mono" w:cs="Droid Sans Mono"/>
-          <w:color w:val="ff7b72"/>
+          <w:color w:val="e6edf3"/>
           <w:sz w:val="21"/>
         </w:rPr>
-        <w:t xml:space="preserve">DECLARE</w:t>
+        <w:t xml:space="preserve">$$;</w:t>
       </w:r>
       <w:r/>
     </w:p>
@@ -2114,60 +1480,253 @@
       <w:r>
         <w:rPr>
           <w:rFonts w:ascii="Droid Sans Mono" w:hAnsi="Droid Sans Mono" w:eastAsia="Droid Sans Mono" w:cs="Droid Sans Mono"/>
-          <w:color w:val="e6edf3"/>
           <w:sz w:val="21"/>
         </w:rPr>
-        <w:t xml:space="preserve">    vDate constant </w:t>
-      </w:r>
-      <w:r>
-        <w:rPr>
-          <w:rFonts w:ascii="Droid Sans Mono" w:hAnsi="Droid Sans Mono" w:eastAsia="Droid Sans Mono" w:cs="Droid Sans Mono"/>
-          <w:color w:val="ff7b72"/>
-          <w:sz w:val="21"/>
-        </w:rPr>
-        <w:t xml:space="preserve">date</w:t>
-      </w:r>
-      <w:r>
+      </w:r>
+      <w:r/>
+    </w:p>
+    <w:p>
+      <w:pPr>
+        <w:pBdr>
+          <w:top w:val="none" w:color="000000" w:sz="4" w:space="0"/>
+          <w:left w:val="none" w:color="000000" w:sz="4" w:space="0"/>
+          <w:bottom w:val="none" w:color="000000" w:sz="4" w:space="0"/>
+          <w:right w:val="none" w:color="000000" w:sz="4" w:space="0"/>
+        </w:pBdr>
+        <w:shd w:val="clear" w:color="0d1117" w:fill="0d1117"/>
+        <w:spacing w:line="285" w:lineRule="atLeast"/>
+        <w:ind w:right="0" w:firstLine="0" w:left="0"/>
         <w:rPr>
           <w:rFonts w:ascii="Droid Sans Mono" w:hAnsi="Droid Sans Mono" w:eastAsia="Droid Sans Mono" w:cs="Droid Sans Mono"/>
           <w:color w:val="e6edf3"/>
           <w:sz w:val="21"/>
-        </w:rPr>
-        <w:t xml:space="preserve"> </w:t>
-      </w:r>
-      <w:r>
-        <w:rPr>
-          <w:rFonts w:ascii="Droid Sans Mono" w:hAnsi="Droid Sans Mono" w:eastAsia="Droid Sans Mono" w:cs="Droid Sans Mono"/>
-          <w:color w:val="ff7b72"/>
-          <w:sz w:val="21"/>
-        </w:rPr>
-        <w:t xml:space="preserve">=</w:t>
-      </w:r>
+          <w:szCs w:val="21"/>
+          <w:highlight w:val="none"/>
+        </w:rPr>
+      </w:pPr>
       <w:r>
         <w:rPr>
           <w:rFonts w:ascii="Droid Sans Mono" w:hAnsi="Droid Sans Mono" w:eastAsia="Droid Sans Mono" w:cs="Droid Sans Mono"/>
           <w:color w:val="e6edf3"/>
           <w:sz w:val="21"/>
         </w:rPr>
-        <w:t xml:space="preserve"> </w:t>
-      </w:r>
-      <w:r>
-        <w:rPr>
-          <w:rFonts w:ascii="Droid Sans Mono" w:hAnsi="Droid Sans Mono" w:eastAsia="Droid Sans Mono" w:cs="Droid Sans Mono"/>
-          <w:color w:val="ff7b72"/>
-          <w:sz w:val="21"/>
-        </w:rPr>
-        <w:t xml:space="preserve">CURRENT_DATE</w:t>
       </w:r>
       <w:r>
         <w:rPr>
           <w:rFonts w:ascii="Droid Sans Mono" w:hAnsi="Droid Sans Mono" w:eastAsia="Droid Sans Mono" w:cs="Droid Sans Mono"/>
           <w:color w:val="e6edf3"/>
           <w:sz w:val="21"/>
-        </w:rPr>
-        <w:t xml:space="preserve">;</w:t>
+          <w:szCs w:val="21"/>
+          <w:highlight w:val="none"/>
+        </w:rPr>
+      </w:r>
+    </w:p>
+    <w:p>
+      <w:pPr>
+        <w:pBdr>
+          <w:top w:val="none" w:color="000000" w:sz="4" w:space="0"/>
+          <w:left w:val="none" w:color="000000" w:sz="4" w:space="0"/>
+          <w:bottom w:val="none" w:color="000000" w:sz="4" w:space="0"/>
+          <w:right w:val="none" w:color="000000" w:sz="4" w:space="0"/>
+        </w:pBdr>
+        <w:shd w:val="clear" w:color="0d1117" w:fill="0d1117"/>
+        <w:spacing w:line="285" w:lineRule="atLeast"/>
+        <w:ind w:right="0" w:firstLine="0" w:left="0"/>
+        <w:rPr>
+          <w:rFonts w:ascii="Droid Sans Mono" w:hAnsi="Droid Sans Mono" w:eastAsia="Droid Sans Mono" w:cs="Droid Sans Mono"/>
+          <w:sz w:val="21"/>
+          <w:szCs w:val="21"/>
+        </w:rPr>
+      </w:pPr>
+      <w:r>
+        <w:rPr>
+          <w:rFonts w:ascii="Droid Sans Mono" w:hAnsi="Droid Sans Mono" w:eastAsia="Droid Sans Mono" w:cs="Droid Sans Mono"/>
+          <w:color w:val="e6edf3"/>
+          <w:sz w:val="21"/>
+          <w:highlight w:val="none"/>
+        </w:rPr>
+      </w:r>
+      <w:r>
+        <w:rPr>
+          <w:rFonts w:ascii="Droid Sans Mono" w:hAnsi="Droid Sans Mono" w:eastAsia="Droid Sans Mono" w:cs="Droid Sans Mono"/>
+          <w:color w:val="e6edf3"/>
+          <w:sz w:val="21"/>
+          <w:highlight w:val="none"/>
+        </w:rPr>
+        <w:t xml:space="preserve">NOTICE: Разность 2 и 1 = 2</w:t>
+      </w:r>
+      <w:r>
+        <w:rPr>
+          <w:rFonts w:ascii="Droid Sans Mono" w:hAnsi="Droid Sans Mono" w:eastAsia="Droid Sans Mono" w:cs="Droid Sans Mono"/>
+          <w:color w:val="e6edf3"/>
+          <w:sz w:val="21"/>
+          <w:highlight w:val="none"/>
+        </w:rPr>
+      </w:r>
+      <w:r>
+        <w:rPr>
+          <w:rFonts w:ascii="Droid Sans Mono" w:hAnsi="Droid Sans Mono" w:eastAsia="Droid Sans Mono" w:cs="Droid Sans Mono"/>
+          <w:sz w:val="21"/>
+          <w:szCs w:val="21"/>
+        </w:rPr>
+      </w:r>
+    </w:p>
+    <w:p>
+      <w:pPr>
+        <w:pBdr>
+          <w:top w:val="none" w:color="000000" w:sz="4" w:space="0"/>
+          <w:left w:val="none" w:color="000000" w:sz="4" w:space="0"/>
+          <w:bottom w:val="none" w:color="000000" w:sz="4" w:space="0"/>
+          <w:right w:val="none" w:color="000000" w:sz="4" w:space="0"/>
+        </w:pBdr>
+        <w:spacing/>
+        <w:ind w:right="0" w:firstLine="0" w:left="0"/>
+        <w:rPr>
+          <w:rFonts w:ascii="Times New Roman" w:hAnsi="Times New Roman" w:eastAsia="Times New Roman" w:cs="Times New Roman"/>
+          <w:sz w:val="24"/>
+          <w:szCs w:val="24"/>
+        </w:rPr>
+      </w:pPr>
+      <w:r>
+        <w:rPr>
+          <w:rFonts w:ascii="Times New Roman" w:hAnsi="Times New Roman" w:eastAsia="Times New Roman" w:cs="Times New Roman"/>
+          <w:color w:val="000000"/>
+          <w:sz w:val="24"/>
+          <w:highlight w:val="none"/>
+        </w:rPr>
+      </w:r>
+      <w:r>
+        <w:rPr>
+          <w:rFonts w:ascii="Times New Roman" w:hAnsi="Times New Roman" w:eastAsia="Times New Roman" w:cs="Times New Roman"/>
+          <w:color w:val="000000"/>
+          <w:sz w:val="24"/>
+          <w:highlight w:val="none"/>
+        </w:rPr>
+      </w:r>
+      <w:r>
+        <w:rPr>
+          <w:rFonts w:ascii="Times New Roman" w:hAnsi="Times New Roman" w:eastAsia="Times New Roman" w:cs="Times New Roman"/>
+          <w:sz w:val="24"/>
+          <w:szCs w:val="24"/>
+        </w:rPr>
+      </w:r>
+    </w:p>
+    <w:p>
+      <w:pPr>
+        <w:pBdr>
+          <w:top w:val="none" w:color="000000" w:sz="4" w:space="0"/>
+          <w:left w:val="none" w:color="000000" w:sz="4" w:space="0"/>
+          <w:bottom w:val="none" w:color="000000" w:sz="4" w:space="0"/>
+          <w:right w:val="none" w:color="000000" w:sz="4" w:space="0"/>
+        </w:pBdr>
+        <w:spacing/>
+        <w:ind w:right="0" w:firstLine="0" w:left="0"/>
+        <w:rPr/>
+      </w:pPr>
+      <w:r>
+        <w:rPr>
+          <w:rFonts w:ascii="Times New Roman" w:hAnsi="Times New Roman" w:eastAsia="Times New Roman" w:cs="Times New Roman"/>
+          <w:b/>
+          <w:color w:val="000000"/>
+          <w:sz w:val="24"/>
+        </w:rPr>
+        <w:t xml:space="preserve">3.</w:t>
+      </w:r>
+      <w:r>
+        <w:rPr>
+          <w:rFonts w:ascii="Times New Roman" w:hAnsi="Times New Roman" w:eastAsia="Times New Roman" w:cs="Times New Roman"/>
+          <w:color w:val="000000"/>
+          <w:sz w:val="24"/>
+        </w:rPr>
+        <w:t xml:space="preserve"> Создайте анонимный PL/SQL блок. Объявите 2 переменные со следующими типами: дата и строка.</w:t>
       </w:r>
       <w:r/>
+    </w:p>
+    <w:p>
+      <w:pPr>
+        <w:pBdr>
+          <w:top w:val="none" w:color="000000" w:sz="4" w:space="0"/>
+          <w:left w:val="none" w:color="000000" w:sz="4" w:space="0"/>
+          <w:bottom w:val="none" w:color="000000" w:sz="4" w:space="0"/>
+          <w:right w:val="none" w:color="000000" w:sz="4" w:space="0"/>
+        </w:pBdr>
+        <w:spacing/>
+        <w:ind w:right="0" w:firstLine="0" w:left="0"/>
+        <w:rPr/>
+      </w:pPr>
+      <w:r>
+        <w:rPr>
+          <w:rFonts w:ascii="Times New Roman" w:hAnsi="Times New Roman" w:eastAsia="Times New Roman" w:cs="Times New Roman"/>
+          <w:color w:val="000000"/>
+          <w:sz w:val="24"/>
+        </w:rPr>
+        <w:t xml:space="preserve">В теле анонимного блока заполните первую переменную любой датой, например current_date, а во второй переменной вычислите название дня недели этой даты. Например, если дата 01.01.2024, то результатом будет понедельник, то есть Monday.</w:t>
+      </w:r>
+      <w:r/>
+    </w:p>
+    <w:p>
+      <w:pPr>
+        <w:pBdr>
+          <w:top w:val="none" w:color="000000" w:sz="4" w:space="0"/>
+          <w:left w:val="none" w:color="000000" w:sz="4" w:space="0"/>
+          <w:bottom w:val="none" w:color="000000" w:sz="4" w:space="0"/>
+          <w:right w:val="none" w:color="000000" w:sz="4" w:space="0"/>
+        </w:pBdr>
+        <w:spacing/>
+        <w:ind w:right="0" w:firstLine="0" w:left="0"/>
+        <w:rPr/>
+      </w:pPr>
+      <w:r>
+        <w:rPr>
+          <w:rFonts w:ascii="Times New Roman" w:hAnsi="Times New Roman" w:eastAsia="Times New Roman" w:cs="Times New Roman"/>
+          <w:color w:val="000000"/>
+          <w:sz w:val="24"/>
+        </w:rPr>
+        <w:t xml:space="preserve">Выведите в консоль сообщение "The result is " и значение текстовой переменной.</w:t>
+      </w:r>
+      <w:r/>
+    </w:p>
+    <w:p>
+      <w:pPr>
+        <w:pBdr>
+          <w:top w:val="none" w:color="000000" w:sz="4" w:space="0"/>
+          <w:left w:val="none" w:color="000000" w:sz="4" w:space="0"/>
+          <w:bottom w:val="none" w:color="000000" w:sz="4" w:space="0"/>
+          <w:right w:val="none" w:color="000000" w:sz="4" w:space="0"/>
+        </w:pBdr>
+        <w:spacing/>
+        <w:ind w:right="0" w:firstLine="0" w:left="0"/>
+        <w:rPr>
+          <w:rFonts w:ascii="Times New Roman" w:hAnsi="Times New Roman" w:eastAsia="Times New Roman" w:cs="Times New Roman"/>
+          <w:color w:val="000000"/>
+          <w:sz w:val="24"/>
+          <w:szCs w:val="24"/>
+          <w:highlight w:val="none"/>
+        </w:rPr>
+      </w:pPr>
+      <w:r>
+        <w:rPr>
+          <w:rFonts w:ascii="Times New Roman" w:hAnsi="Times New Roman" w:eastAsia="Times New Roman" w:cs="Times New Roman"/>
+          <w:color w:val="000000"/>
+          <w:sz w:val="24"/>
+        </w:rPr>
+        <w:t xml:space="preserve">Количество баллов: 1,5</w:t>
+      </w:r>
+      <w:r>
+        <w:rPr>
+          <w:rFonts w:ascii="Times New Roman" w:hAnsi="Times New Roman" w:eastAsia="Times New Roman" w:cs="Times New Roman"/>
+          <w:sz w:val="24"/>
+        </w:rPr>
+      </w:r>
+      <w:r>
+        <w:rPr>
+          <w:rFonts w:ascii="Times New Roman" w:hAnsi="Times New Roman" w:eastAsia="Times New Roman" w:cs="Times New Roman"/>
+          <w:color w:val="000000"/>
+          <w:sz w:val="24"/>
+          <w:szCs w:val="24"/>
+          <w:highlight w:val="none"/>
+        </w:rPr>
+      </w:r>
     </w:p>
     <w:p>
       <w:pPr>
@@ -2185,18 +1744,10 @@
       <w:r>
         <w:rPr>
           <w:rFonts w:ascii="Droid Sans Mono" w:hAnsi="Droid Sans Mono" w:eastAsia="Droid Sans Mono" w:cs="Droid Sans Mono"/>
-          <w:color w:val="e6edf3"/>
-          <w:sz w:val="21"/>
-        </w:rPr>
-        <w:t xml:space="preserve">    vYear </w:t>
-      </w:r>
-      <w:r>
-        <w:rPr>
-          <w:rFonts w:ascii="Droid Sans Mono" w:hAnsi="Droid Sans Mono" w:eastAsia="Droid Sans Mono" w:cs="Droid Sans Mono"/>
           <w:color w:val="ff7b72"/>
           <w:sz w:val="21"/>
         </w:rPr>
-        <w:t xml:space="preserve">Integer</w:t>
+        <w:t xml:space="preserve">DO</w:t>
       </w:r>
       <w:r>
         <w:rPr>
@@ -2204,7 +1755,7 @@
           <w:color w:val="e6edf3"/>
           <w:sz w:val="21"/>
         </w:rPr>
-        <w:t xml:space="preserve">;</w:t>
+        <w:t xml:space="preserve"> $$</w:t>
       </w:r>
       <w:r/>
     </w:p>
@@ -2224,42 +1775,10 @@
       <w:r>
         <w:rPr>
           <w:rFonts w:ascii="Droid Sans Mono" w:hAnsi="Droid Sans Mono" w:eastAsia="Droid Sans Mono" w:cs="Droid Sans Mono"/>
-          <w:color w:val="e6edf3"/>
-          <w:sz w:val="21"/>
-        </w:rPr>
-        <w:t xml:space="preserve">    vDay </w:t>
-      </w:r>
-      <w:r>
-        <w:rPr>
-          <w:rFonts w:ascii="Droid Sans Mono" w:hAnsi="Droid Sans Mono" w:eastAsia="Droid Sans Mono" w:cs="Droid Sans Mono"/>
           <w:color w:val="ff7b72"/>
           <w:sz w:val="21"/>
         </w:rPr>
-        <w:t xml:space="preserve">VARCHAR</w:t>
-      </w:r>
-      <w:r>
-        <w:rPr>
-          <w:rFonts w:ascii="Droid Sans Mono" w:hAnsi="Droid Sans Mono" w:eastAsia="Droid Sans Mono" w:cs="Droid Sans Mono"/>
-          <w:color w:val="e6edf3"/>
-          <w:sz w:val="21"/>
-        </w:rPr>
-        <w:t xml:space="preserve">(</w:t>
-      </w:r>
-      <w:r>
-        <w:rPr>
-          <w:rFonts w:ascii="Droid Sans Mono" w:hAnsi="Droid Sans Mono" w:eastAsia="Droid Sans Mono" w:cs="Droid Sans Mono"/>
-          <w:color w:val="79c0ff"/>
-          <w:sz w:val="21"/>
-        </w:rPr>
-        <w:t xml:space="preserve">10</w:t>
-      </w:r>
-      <w:r>
-        <w:rPr>
-          <w:rFonts w:ascii="Droid Sans Mono" w:hAnsi="Droid Sans Mono" w:eastAsia="Droid Sans Mono" w:cs="Droid Sans Mono"/>
-          <w:color w:val="e6edf3"/>
-          <w:sz w:val="21"/>
-        </w:rPr>
-        <w:t xml:space="preserve">);</w:t>
+        <w:t xml:space="preserve">DECLARE</w:t>
       </w:r>
       <w:r/>
     </w:p>
@@ -2279,10 +1798,58 @@
       <w:r>
         <w:rPr>
           <w:rFonts w:ascii="Droid Sans Mono" w:hAnsi="Droid Sans Mono" w:eastAsia="Droid Sans Mono" w:cs="Droid Sans Mono"/>
+          <w:color w:val="e6edf3"/>
+          <w:sz w:val="21"/>
+        </w:rPr>
+        <w:t xml:space="preserve">    vDate </w:t>
+      </w:r>
+      <w:r>
+        <w:rPr>
+          <w:rFonts w:ascii="Droid Sans Mono" w:hAnsi="Droid Sans Mono" w:eastAsia="Droid Sans Mono" w:cs="Droid Sans Mono"/>
           <w:color w:val="ff7b72"/>
           <w:sz w:val="21"/>
         </w:rPr>
-        <w:t xml:space="preserve">BEGIN</w:t>
+        <w:t xml:space="preserve">date</w:t>
+      </w:r>
+      <w:r>
+        <w:rPr>
+          <w:rFonts w:ascii="Droid Sans Mono" w:hAnsi="Droid Sans Mono" w:eastAsia="Droid Sans Mono" w:cs="Droid Sans Mono"/>
+          <w:color w:val="e6edf3"/>
+          <w:sz w:val="21"/>
+        </w:rPr>
+        <w:t xml:space="preserve"> </w:t>
+      </w:r>
+      <w:r>
+        <w:rPr>
+          <w:rFonts w:ascii="Droid Sans Mono" w:hAnsi="Droid Sans Mono" w:eastAsia="Droid Sans Mono" w:cs="Droid Sans Mono"/>
+          <w:color w:val="ff7b72"/>
+          <w:sz w:val="21"/>
+        </w:rPr>
+        <w:t xml:space="preserve">=</w:t>
+      </w:r>
+      <w:r>
+        <w:rPr>
+          <w:rFonts w:ascii="Droid Sans Mono" w:hAnsi="Droid Sans Mono" w:eastAsia="Droid Sans Mono" w:cs="Droid Sans Mono"/>
+          <w:color w:val="e6edf3"/>
+          <w:sz w:val="21"/>
+        </w:rPr>
+        <w:t xml:space="preserve"> </w:t>
+      </w:r>
+      <w:r>
+        <w:rPr>
+          <w:rFonts w:ascii="Droid Sans Mono" w:hAnsi="Droid Sans Mono" w:eastAsia="Droid Sans Mono" w:cs="Droid Sans Mono"/>
+          <w:color w:val="ff7b72"/>
+          <w:sz w:val="21"/>
+        </w:rPr>
+        <w:t xml:space="preserve">CURRENT_DATE</w:t>
+      </w:r>
+      <w:r>
+        <w:rPr>
+          <w:rFonts w:ascii="Droid Sans Mono" w:hAnsi="Droid Sans Mono" w:eastAsia="Droid Sans Mono" w:cs="Droid Sans Mono"/>
+          <w:color w:val="e6edf3"/>
+          <w:sz w:val="21"/>
+        </w:rPr>
+        <w:t xml:space="preserve">;</w:t>
       </w:r>
       <w:r/>
     </w:p>
@@ -2305,7 +1872,7 @@
           <w:color w:val="e6edf3"/>
           <w:sz w:val="21"/>
         </w:rPr>
-        <w:t xml:space="preserve">    vYear </w:t>
+        <w:t xml:space="preserve">    vStroke </w:t>
       </w:r>
       <w:r>
         <w:rPr>
@@ -2313,7 +1880,7 @@
           <w:color w:val="ff7b72"/>
           <w:sz w:val="21"/>
         </w:rPr>
-        <w:t xml:space="preserve">=</w:t>
+        <w:t xml:space="preserve">CHAR</w:t>
       </w:r>
       <w:r>
         <w:rPr>
@@ -2321,15 +1888,15 @@
           <w:color w:val="e6edf3"/>
           <w:sz w:val="21"/>
         </w:rPr>
-        <w:t xml:space="preserve"> </w:t>
+        <w:t xml:space="preserve">(</w:t>
       </w:r>
       <w:r>
         <w:rPr>
           <w:rFonts w:ascii="Droid Sans Mono" w:hAnsi="Droid Sans Mono" w:eastAsia="Droid Sans Mono" w:cs="Droid Sans Mono"/>
-          <w:color w:val="ff7b72"/>
+          <w:color w:val="79c0ff"/>
           <w:sz w:val="21"/>
         </w:rPr>
-        <w:t xml:space="preserve">EXTRACT</w:t>
+        <w:t xml:space="preserve">10</w:t>
       </w:r>
       <w:r>
         <w:rPr>
@@ -2337,39 +1904,7 @@
           <w:color w:val="e6edf3"/>
           <w:sz w:val="21"/>
         </w:rPr>
-        <w:t xml:space="preserve">(</w:t>
-      </w:r>
-      <w:r>
-        <w:rPr>
-          <w:rFonts w:ascii="Droid Sans Mono" w:hAnsi="Droid Sans Mono" w:eastAsia="Droid Sans Mono" w:cs="Droid Sans Mono"/>
-          <w:color w:val="ff7b72"/>
-          <w:sz w:val="21"/>
-        </w:rPr>
-        <w:t xml:space="preserve">YEAR</w:t>
-      </w:r>
-      <w:r>
-        <w:rPr>
-          <w:rFonts w:ascii="Droid Sans Mono" w:hAnsi="Droid Sans Mono" w:eastAsia="Droid Sans Mono" w:cs="Droid Sans Mono"/>
-          <w:color w:val="e6edf3"/>
-          <w:sz w:val="21"/>
-        </w:rPr>
-        <w:t xml:space="preserve"> </w:t>
-      </w:r>
-      <w:r>
-        <w:rPr>
-          <w:rFonts w:ascii="Droid Sans Mono" w:hAnsi="Droid Sans Mono" w:eastAsia="Droid Sans Mono" w:cs="Droid Sans Mono"/>
-          <w:color w:val="ff7b72"/>
-          <w:sz w:val="21"/>
-        </w:rPr>
-        <w:t xml:space="preserve">FROM</w:t>
-      </w:r>
-      <w:r>
-        <w:rPr>
-          <w:rFonts w:ascii="Droid Sans Mono" w:hAnsi="Droid Sans Mono" w:eastAsia="Droid Sans Mono" w:cs="Droid Sans Mono"/>
-          <w:color w:val="e6edf3"/>
-          <w:sz w:val="21"/>
-        </w:rPr>
-        <w:t xml:space="preserve"> vDate);</w:t>
+        <w:t xml:space="preserve">);</w:t>
       </w:r>
       <w:r/>
     </w:p>
@@ -2389,82 +1924,10 @@
       <w:r>
         <w:rPr>
           <w:rFonts w:ascii="Droid Sans Mono" w:hAnsi="Droid Sans Mono" w:eastAsia="Droid Sans Mono" w:cs="Droid Sans Mono"/>
-          <w:color w:val="e6edf3"/>
-          <w:sz w:val="21"/>
-        </w:rPr>
-        <w:t xml:space="preserve">    vDay </w:t>
-      </w:r>
-      <w:r>
-        <w:rPr>
-          <w:rFonts w:ascii="Droid Sans Mono" w:hAnsi="Droid Sans Mono" w:eastAsia="Droid Sans Mono" w:cs="Droid Sans Mono"/>
           <w:color w:val="ff7b72"/>
           <w:sz w:val="21"/>
         </w:rPr>
-        <w:t xml:space="preserve">=</w:t>
-      </w:r>
-      <w:r>
-        <w:rPr>
-          <w:rFonts w:ascii="Droid Sans Mono" w:hAnsi="Droid Sans Mono" w:eastAsia="Droid Sans Mono" w:cs="Droid Sans Mono"/>
-          <w:color w:val="e6edf3"/>
-          <w:sz w:val="21"/>
-        </w:rPr>
-        <w:t xml:space="preserve"> TO_CHAR(TO_DATE(</w:t>
-      </w:r>
-      <w:r>
-        <w:rPr>
-          <w:rFonts w:ascii="Droid Sans Mono" w:hAnsi="Droid Sans Mono" w:eastAsia="Droid Sans Mono" w:cs="Droid Sans Mono"/>
-          <w:color w:val="a5d6ff"/>
-          <w:sz w:val="21"/>
-        </w:rPr>
-        <w:t xml:space="preserve">'01.01.'</w:t>
-      </w:r>
-      <w:r>
-        <w:rPr>
-          <w:rFonts w:ascii="Droid Sans Mono" w:hAnsi="Droid Sans Mono" w:eastAsia="Droid Sans Mono" w:cs="Droid Sans Mono"/>
-          <w:color w:val="ff7b72"/>
-          <w:sz w:val="21"/>
-        </w:rPr>
-        <w:t xml:space="preserve">||</w:t>
-      </w:r>
-      <w:r>
-        <w:rPr>
-          <w:rFonts w:ascii="Droid Sans Mono" w:hAnsi="Droid Sans Mono" w:eastAsia="Droid Sans Mono" w:cs="Droid Sans Mono"/>
-          <w:color w:val="e6edf3"/>
-          <w:sz w:val="21"/>
-        </w:rPr>
-        <w:t xml:space="preserve">vYear, </w:t>
-      </w:r>
-      <w:r>
-        <w:rPr>
-          <w:rFonts w:ascii="Droid Sans Mono" w:hAnsi="Droid Sans Mono" w:eastAsia="Droid Sans Mono" w:cs="Droid Sans Mono"/>
-          <w:color w:val="a5d6ff"/>
-          <w:sz w:val="21"/>
-        </w:rPr>
-        <w:t xml:space="preserve">'DD.MM.YYYY'</w:t>
-      </w:r>
-      <w:r>
-        <w:rPr>
-          <w:rFonts w:ascii="Droid Sans Mono" w:hAnsi="Droid Sans Mono" w:eastAsia="Droid Sans Mono" w:cs="Droid Sans Mono"/>
-          <w:color w:val="e6edf3"/>
-          <w:sz w:val="21"/>
-        </w:rPr>
-        <w:t xml:space="preserve">), </w:t>
-      </w:r>
-      <w:r>
-        <w:rPr>
-          <w:rFonts w:ascii="Droid Sans Mono" w:hAnsi="Droid Sans Mono" w:eastAsia="Droid Sans Mono" w:cs="Droid Sans Mono"/>
-          <w:color w:val="a5d6ff"/>
-          <w:sz w:val="21"/>
-        </w:rPr>
-        <w:t xml:space="preserve">'Day'</w:t>
-      </w:r>
-      <w:r>
-        <w:rPr>
-          <w:rFonts w:ascii="Droid Sans Mono" w:hAnsi="Droid Sans Mono" w:eastAsia="Droid Sans Mono" w:cs="Droid Sans Mono"/>
-          <w:color w:val="e6edf3"/>
-          <w:sz w:val="21"/>
-        </w:rPr>
-        <w:t xml:space="preserve">);</w:t>
+        <w:t xml:space="preserve">BEGIN</w:t>
       </w:r>
       <w:r/>
     </w:p>
@@ -2487,7 +1950,23 @@
           <w:color w:val="e6edf3"/>
           <w:sz w:val="21"/>
         </w:rPr>
-        <w:t xml:space="preserve">    RAISE NOTICE </w:t>
+        <w:t xml:space="preserve">    vStroke </w:t>
+      </w:r>
+      <w:r>
+        <w:rPr>
+          <w:rFonts w:ascii="Droid Sans Mono" w:hAnsi="Droid Sans Mono" w:eastAsia="Droid Sans Mono" w:cs="Droid Sans Mono"/>
+          <w:color w:val="ff7b72"/>
+          <w:sz w:val="21"/>
+        </w:rPr>
+        <w:t xml:space="preserve">=</w:t>
+      </w:r>
+      <w:r>
+        <w:rPr>
+          <w:rFonts w:ascii="Droid Sans Mono" w:hAnsi="Droid Sans Mono" w:eastAsia="Droid Sans Mono" w:cs="Droid Sans Mono"/>
+          <w:color w:val="e6edf3"/>
+          <w:sz w:val="21"/>
+        </w:rPr>
+        <w:t xml:space="preserve"> TO_CHAR(vDate, </w:t>
       </w:r>
       <w:r>
         <w:rPr>
@@ -2495,7 +1974,7 @@
           <w:color w:val="a5d6ff"/>
           <w:sz w:val="21"/>
         </w:rPr>
-        <w:t xml:space="preserve">'В % году 1 января был(а) %'</w:t>
+        <w:t xml:space="preserve">'Day'</w:t>
       </w:r>
       <w:r>
         <w:rPr>
@@ -2503,7 +1982,7 @@
           <w:color w:val="e6edf3"/>
           <w:sz w:val="21"/>
         </w:rPr>
-        <w:t xml:space="preserve">, vYear, vDay;</w:t>
+        <w:t xml:space="preserve">);</w:t>
       </w:r>
       <w:r/>
     </w:p>
@@ -2523,10 +2002,18 @@
       <w:r>
         <w:rPr>
           <w:rFonts w:ascii="Droid Sans Mono" w:hAnsi="Droid Sans Mono" w:eastAsia="Droid Sans Mono" w:cs="Droid Sans Mono"/>
-          <w:color w:val="ff7b72"/>
+          <w:color w:val="e6edf3"/>
           <w:sz w:val="21"/>
         </w:rPr>
-        <w:t xml:space="preserve">END</w:t>
+        <w:t xml:space="preserve">    RAISE NOTICE </w:t>
+      </w:r>
+      <w:r>
+        <w:rPr>
+          <w:rFonts w:ascii="Droid Sans Mono" w:hAnsi="Droid Sans Mono" w:eastAsia="Droid Sans Mono" w:cs="Droid Sans Mono"/>
+          <w:color w:val="a5d6ff"/>
+          <w:sz w:val="21"/>
+        </w:rPr>
+        <w:t xml:space="preserve">'The result is %'</w:t>
       </w:r>
       <w:r>
         <w:rPr>
@@ -2534,251 +2021,9 @@
           <w:color w:val="e6edf3"/>
           <w:sz w:val="21"/>
         </w:rPr>
-        <w:t xml:space="preserve">;</w:t>
+        <w:t xml:space="preserve">, vStroke;</w:t>
       </w:r>
       <w:r/>
-    </w:p>
-    <w:p>
-      <w:pPr>
-        <w:pBdr>
-          <w:top w:val="none" w:color="000000" w:sz="4" w:space="0"/>
-          <w:left w:val="none" w:color="000000" w:sz="4" w:space="0"/>
-          <w:bottom w:val="none" w:color="000000" w:sz="4" w:space="0"/>
-          <w:right w:val="none" w:color="000000" w:sz="4" w:space="0"/>
-        </w:pBdr>
-        <w:shd w:val="clear" w:color="0d1117" w:fill="0d1117"/>
-        <w:spacing w:line="285" w:lineRule="atLeast"/>
-        <w:ind w:right="0" w:firstLine="0" w:left="0"/>
-        <w:rPr>
-          <w:rFonts w:ascii="Droid Sans Mono" w:hAnsi="Droid Sans Mono" w:eastAsia="Droid Sans Mono" w:cs="Droid Sans Mono"/>
-          <w:color w:val="e6edf3"/>
-          <w:sz w:val="21"/>
-          <w:szCs w:val="21"/>
-          <w:highlight w:val="none"/>
-        </w:rPr>
-      </w:pPr>
-      <w:r>
-        <w:rPr>
-          <w:rFonts w:ascii="Droid Sans Mono" w:hAnsi="Droid Sans Mono" w:eastAsia="Droid Sans Mono" w:cs="Droid Sans Mono"/>
-          <w:color w:val="e6edf3"/>
-          <w:sz w:val="21"/>
-        </w:rPr>
-        <w:t xml:space="preserve">$$;</w:t>
-      </w:r>
-      <w:r>
-        <w:rPr>
-          <w:rFonts w:ascii="Droid Sans Mono" w:hAnsi="Droid Sans Mono" w:eastAsia="Droid Sans Mono" w:cs="Droid Sans Mono"/>
-          <w:sz w:val="21"/>
-        </w:rPr>
-      </w:r>
-    </w:p>
-    <w:p>
-      <w:pPr>
-        <w:pBdr>
-          <w:top w:val="none" w:color="000000" w:sz="4" w:space="0"/>
-          <w:left w:val="none" w:color="000000" w:sz="4" w:space="0"/>
-          <w:bottom w:val="none" w:color="000000" w:sz="4" w:space="0"/>
-          <w:right w:val="none" w:color="000000" w:sz="4" w:space="0"/>
-        </w:pBdr>
-        <w:shd w:val="clear" w:color="0d1117" w:fill="0d1117"/>
-        <w:spacing w:line="285" w:lineRule="atLeast"/>
-        <w:ind w:right="0" w:firstLine="0" w:left="0"/>
-        <w:rPr>
-          <w:rFonts w:ascii="Droid Sans Mono" w:hAnsi="Droid Sans Mono" w:eastAsia="Droid Sans Mono" w:cs="Droid Sans Mono"/>
-          <w:sz w:val="21"/>
-          <w:szCs w:val="21"/>
-        </w:rPr>
-      </w:pPr>
-      <w:r>
-        <w:rPr>
-          <w:rFonts w:ascii="Droid Sans Mono" w:hAnsi="Droid Sans Mono" w:eastAsia="Droid Sans Mono" w:cs="Droid Sans Mono"/>
-          <w:color w:val="e6edf3"/>
-          <w:sz w:val="21"/>
-          <w:highlight w:val="none"/>
-        </w:rPr>
-      </w:r>
-      <w:r>
-        <w:rPr>
-          <w:rFonts w:ascii="Droid Sans Mono" w:hAnsi="Droid Sans Mono" w:eastAsia="Droid Sans Mono" w:cs="Droid Sans Mono"/>
-          <w:color w:val="e6edf3"/>
-          <w:sz w:val="21"/>
-          <w:highlight w:val="none"/>
-        </w:rPr>
-        <w:t xml:space="preserve">NOTICE: В 2026 году 1 января был(а) Thursday</w:t>
-      </w:r>
-      <w:r>
-        <w:rPr>
-          <w:rFonts w:ascii="Droid Sans Mono" w:hAnsi="Droid Sans Mono" w:eastAsia="Droid Sans Mono" w:cs="Droid Sans Mono"/>
-          <w:color w:val="e6edf3"/>
-          <w:sz w:val="21"/>
-          <w:highlight w:val="none"/>
-        </w:rPr>
-      </w:r>
-      <w:r>
-        <w:rPr>
-          <w:rFonts w:ascii="Droid Sans Mono" w:hAnsi="Droid Sans Mono" w:eastAsia="Droid Sans Mono" w:cs="Droid Sans Mono"/>
-          <w:color w:val="e6edf3"/>
-          <w:sz w:val="21"/>
-          <w:highlight w:val="none"/>
-        </w:rPr>
-      </w:r>
-      <w:r>
-        <w:rPr>
-          <w:rFonts w:ascii="Droid Sans Mono" w:hAnsi="Droid Sans Mono" w:eastAsia="Droid Sans Mono" w:cs="Droid Sans Mono"/>
-          <w:color w:val="e6edf3"/>
-          <w:sz w:val="21"/>
-          <w:highlight w:val="none"/>
-        </w:rPr>
-      </w:r>
-    </w:p>
-    <w:p>
-      <w:pPr>
-        <w:pBdr>
-          <w:top w:val="none" w:color="000000" w:sz="4" w:space="0"/>
-          <w:left w:val="none" w:color="000000" w:sz="4" w:space="0"/>
-          <w:bottom w:val="none" w:color="000000" w:sz="4" w:space="0"/>
-          <w:right w:val="none" w:color="000000" w:sz="4" w:space="0"/>
-        </w:pBdr>
-        <w:spacing/>
-        <w:ind w:right="0" w:firstLine="0" w:left="0"/>
-        <w:rPr>
-          <w:rFonts w:ascii="Times New Roman" w:hAnsi="Times New Roman" w:eastAsia="Times New Roman" w:cs="Times New Roman"/>
-          <w:sz w:val="24"/>
-          <w:szCs w:val="24"/>
-        </w:rPr>
-      </w:pPr>
-      <w:r>
-        <w:rPr>
-          <w:rFonts w:ascii="Times New Roman" w:hAnsi="Times New Roman" w:eastAsia="Times New Roman" w:cs="Times New Roman"/>
-          <w:color w:val="000000"/>
-          <w:sz w:val="24"/>
-          <w:highlight w:val="none"/>
-        </w:rPr>
-      </w:r>
-      <w:r>
-        <w:rPr>
-          <w:rFonts w:ascii="Times New Roman" w:hAnsi="Times New Roman" w:eastAsia="Times New Roman" w:cs="Times New Roman"/>
-          <w:color w:val="000000"/>
-          <w:sz w:val="24"/>
-          <w:highlight w:val="none"/>
-        </w:rPr>
-      </w:r>
-      <w:r>
-        <w:rPr>
-          <w:rFonts w:ascii="Times New Roman" w:hAnsi="Times New Roman" w:eastAsia="Times New Roman" w:cs="Times New Roman"/>
-          <w:color w:val="000000"/>
-          <w:sz w:val="24"/>
-          <w:highlight w:val="none"/>
-        </w:rPr>
-      </w:r>
-    </w:p>
-    <w:p>
-      <w:pPr>
-        <w:pBdr>
-          <w:top w:val="none" w:color="000000" w:sz="4" w:space="0"/>
-          <w:left w:val="none" w:color="000000" w:sz="4" w:space="0"/>
-          <w:bottom w:val="none" w:color="000000" w:sz="4" w:space="0"/>
-          <w:right w:val="none" w:color="000000" w:sz="4" w:space="0"/>
-        </w:pBdr>
-        <w:spacing/>
-        <w:ind w:right="0" w:firstLine="0" w:left="0"/>
-        <w:rPr/>
-      </w:pPr>
-      <w:r>
-        <w:rPr>
-          <w:rFonts w:ascii="Times New Roman" w:hAnsi="Times New Roman" w:eastAsia="Times New Roman" w:cs="Times New Roman"/>
-          <w:b/>
-          <w:color w:val="000000"/>
-          <w:sz w:val="24"/>
-        </w:rPr>
-        <w:t xml:space="preserve">5</w:t>
-      </w:r>
-      <w:r>
-        <w:rPr>
-          <w:rFonts w:ascii="Times New Roman" w:hAnsi="Times New Roman" w:eastAsia="Times New Roman" w:cs="Times New Roman"/>
-          <w:color w:val="000000"/>
-          <w:sz w:val="24"/>
-        </w:rPr>
-        <w:t xml:space="preserve">. Создайте анонимный PL/SQL блок. Объявите константу с типом дата, и присвойте ей текущую дату.</w:t>
-      </w:r>
-      <w:r/>
-    </w:p>
-    <w:p>
-      <w:pPr>
-        <w:pBdr>
-          <w:top w:val="none" w:color="000000" w:sz="4" w:space="0"/>
-          <w:left w:val="none" w:color="000000" w:sz="4" w:space="0"/>
-          <w:bottom w:val="none" w:color="000000" w:sz="4" w:space="0"/>
-          <w:right w:val="none" w:color="000000" w:sz="4" w:space="0"/>
-        </w:pBdr>
-        <w:spacing/>
-        <w:ind w:right="0" w:firstLine="0" w:left="0"/>
-        <w:rPr/>
-      </w:pPr>
-      <w:r>
-        <w:rPr>
-          <w:rFonts w:ascii="Times New Roman" w:hAnsi="Times New Roman" w:eastAsia="Times New Roman" w:cs="Times New Roman"/>
-          <w:color w:val="000000"/>
-          <w:sz w:val="24"/>
-        </w:rPr>
-        <w:t xml:space="preserve">В теле анонимного блока напишите условие - если дата входит в первое полугодие, то выведите в консоль сообщение "Сейчас первое полугодие" + год + "года", иначе выведите в консоль "Сейчас второе полугодие" + год + "года".</w:t>
-      </w:r>
-      <w:r/>
-    </w:p>
-    <w:p>
-      <w:pPr>
-        <w:pBdr>
-          <w:top w:val="none" w:color="000000" w:sz="4" w:space="0"/>
-          <w:left w:val="none" w:color="000000" w:sz="4" w:space="0"/>
-          <w:bottom w:val="none" w:color="000000" w:sz="4" w:space="0"/>
-          <w:right w:val="none" w:color="000000" w:sz="4" w:space="0"/>
-        </w:pBdr>
-        <w:spacing/>
-        <w:ind w:right="0" w:firstLine="0" w:left="0"/>
-        <w:rPr/>
-      </w:pPr>
-      <w:r>
-        <w:rPr>
-          <w:rFonts w:ascii="Times New Roman" w:hAnsi="Times New Roman" w:eastAsia="Times New Roman" w:cs="Times New Roman"/>
-          <w:color w:val="000000"/>
-          <w:sz w:val="24"/>
-        </w:rPr>
-        <w:t xml:space="preserve">Например "Сейчас второе полугодие 2024 года".</w:t>
-      </w:r>
-      <w:r/>
-    </w:p>
-    <w:p>
-      <w:pPr>
-        <w:pBdr>
-          <w:top w:val="none" w:color="000000" w:sz="4" w:space="0"/>
-          <w:left w:val="none" w:color="000000" w:sz="4" w:space="0"/>
-          <w:bottom w:val="none" w:color="000000" w:sz="4" w:space="0"/>
-          <w:right w:val="none" w:color="000000" w:sz="4" w:space="0"/>
-        </w:pBdr>
-        <w:spacing/>
-        <w:ind w:right="0" w:firstLine="0" w:left="0"/>
-        <w:rPr>
-          <w:rFonts w:ascii="Times New Roman" w:hAnsi="Times New Roman" w:eastAsia="Times New Roman" w:cs="Times New Roman"/>
-          <w:color w:val="000000"/>
-          <w:sz w:val="24"/>
-          <w:szCs w:val="24"/>
-          <w:highlight w:val="none"/>
-        </w:rPr>
-      </w:pPr>
-      <w:r>
-        <w:rPr>
-          <w:rFonts w:ascii="Times New Roman" w:hAnsi="Times New Roman" w:eastAsia="Times New Roman" w:cs="Times New Roman"/>
-          <w:color w:val="000000"/>
-          <w:sz w:val="24"/>
-        </w:rPr>
-        <w:t xml:space="preserve">Количество баллов: 1,5</w:t>
-      </w:r>
-      <w:r>
-        <w:rPr>
-          <w:rFonts w:ascii="Times New Roman" w:hAnsi="Times New Roman" w:eastAsia="Times New Roman" w:cs="Times New Roman"/>
-          <w:sz w:val="24"/>
-        </w:rPr>
-      </w:r>
     </w:p>
     <w:p>
       <w:pPr>
@@ -2799,7 +2044,7 @@
           <w:color w:val="ff7b72"/>
           <w:sz w:val="21"/>
         </w:rPr>
-        <w:t xml:space="preserve">DO</w:t>
+        <w:t xml:space="preserve">END</w:t>
       </w:r>
       <w:r>
         <w:rPr>
@@ -2807,9 +2052,325 @@
           <w:color w:val="e6edf3"/>
           <w:sz w:val="21"/>
         </w:rPr>
-        <w:t xml:space="preserve"> $$</w:t>
+        <w:t xml:space="preserve">;</w:t>
       </w:r>
       <w:r/>
+    </w:p>
+    <w:p>
+      <w:pPr>
+        <w:pBdr>
+          <w:top w:val="none" w:color="000000" w:sz="4" w:space="0"/>
+          <w:left w:val="none" w:color="000000" w:sz="4" w:space="0"/>
+          <w:bottom w:val="none" w:color="000000" w:sz="4" w:space="0"/>
+          <w:right w:val="none" w:color="000000" w:sz="4" w:space="0"/>
+        </w:pBdr>
+        <w:shd w:val="clear" w:color="0d1117" w:fill="0d1117"/>
+        <w:spacing w:line="285" w:lineRule="atLeast"/>
+        <w:ind w:right="0" w:firstLine="0" w:left="0"/>
+        <w:rPr>
+          <w:rFonts w:ascii="Droid Sans Mono" w:hAnsi="Droid Sans Mono" w:eastAsia="Droid Sans Mono" w:cs="Droid Sans Mono"/>
+          <w:color w:val="e6edf3"/>
+          <w:sz w:val="21"/>
+          <w:szCs w:val="21"/>
+          <w:highlight w:val="none"/>
+        </w:rPr>
+      </w:pPr>
+      <w:r>
+        <w:rPr>
+          <w:rFonts w:ascii="Droid Sans Mono" w:hAnsi="Droid Sans Mono" w:eastAsia="Droid Sans Mono" w:cs="Droid Sans Mono"/>
+          <w:color w:val="e6edf3"/>
+          <w:sz w:val="21"/>
+        </w:rPr>
+        <w:t xml:space="preserve">$$;</w:t>
+      </w:r>
+      <w:r>
+        <w:rPr>
+          <w:rFonts w:ascii="Droid Sans Mono" w:hAnsi="Droid Sans Mono" w:eastAsia="Droid Sans Mono" w:cs="Droid Sans Mono"/>
+          <w:sz w:val="21"/>
+        </w:rPr>
+      </w:r>
+      <w:r>
+        <w:rPr>
+          <w:rFonts w:ascii="Droid Sans Mono" w:hAnsi="Droid Sans Mono" w:eastAsia="Droid Sans Mono" w:cs="Droid Sans Mono"/>
+          <w:color w:val="e6edf3"/>
+          <w:sz w:val="21"/>
+          <w:szCs w:val="21"/>
+          <w:highlight w:val="none"/>
+        </w:rPr>
+      </w:r>
+    </w:p>
+    <w:p>
+      <w:pPr>
+        <w:pBdr>
+          <w:top w:val="none" w:color="000000" w:sz="4" w:space="0"/>
+          <w:left w:val="none" w:color="000000" w:sz="4" w:space="0"/>
+          <w:bottom w:val="none" w:color="000000" w:sz="4" w:space="0"/>
+          <w:right w:val="none" w:color="000000" w:sz="4" w:space="0"/>
+        </w:pBdr>
+        <w:shd w:val="clear" w:color="0d1117" w:fill="0d1117"/>
+        <w:spacing w:line="285" w:lineRule="atLeast"/>
+        <w:ind w:right="0" w:firstLine="0" w:left="0"/>
+        <w:rPr>
+          <w:rFonts w:ascii="Droid Sans Mono" w:hAnsi="Droid Sans Mono" w:eastAsia="Droid Sans Mono" w:cs="Droid Sans Mono"/>
+          <w:sz w:val="21"/>
+          <w:szCs w:val="21"/>
+        </w:rPr>
+      </w:pPr>
+      <w:r>
+        <w:rPr>
+          <w:rFonts w:ascii="Droid Sans Mono" w:hAnsi="Droid Sans Mono" w:eastAsia="Droid Sans Mono" w:cs="Droid Sans Mono"/>
+          <w:color w:val="e6edf3"/>
+          <w:sz w:val="21"/>
+          <w:highlight w:val="none"/>
+        </w:rPr>
+      </w:r>
+      <w:r>
+        <w:rPr>
+          <w:rFonts w:ascii="Droid Sans Mono" w:hAnsi="Droid Sans Mono" w:eastAsia="Droid Sans Mono" w:cs="Droid Sans Mono"/>
+          <w:color w:val="e6edf3"/>
+          <w:sz w:val="21"/>
+          <w:highlight w:val="none"/>
+        </w:rPr>
+        <w:t xml:space="preserve">NOTICE: The result is Friday</w:t>
+      </w:r>
+      <w:r>
+        <w:rPr>
+          <w:rFonts w:ascii="Droid Sans Mono" w:hAnsi="Droid Sans Mono" w:eastAsia="Droid Sans Mono" w:cs="Droid Sans Mono"/>
+          <w:color w:val="e6edf3"/>
+          <w:sz w:val="21"/>
+          <w:highlight w:val="none"/>
+        </w:rPr>
+      </w:r>
+      <w:r>
+        <w:rPr>
+          <w:rFonts w:ascii="Droid Sans Mono" w:hAnsi="Droid Sans Mono" w:eastAsia="Droid Sans Mono" w:cs="Droid Sans Mono"/>
+          <w:sz w:val="21"/>
+          <w:szCs w:val="21"/>
+        </w:rPr>
+      </w:r>
+    </w:p>
+    <w:p>
+      <w:pPr>
+        <w:pBdr>
+          <w:top w:val="none" w:color="000000" w:sz="4" w:space="0"/>
+          <w:left w:val="none" w:color="000000" w:sz="4" w:space="0"/>
+          <w:bottom w:val="none" w:color="000000" w:sz="4" w:space="0"/>
+          <w:right w:val="none" w:color="000000" w:sz="4" w:space="0"/>
+        </w:pBdr>
+        <w:spacing/>
+        <w:ind w:right="0" w:firstLine="0" w:left="0"/>
+        <w:rPr>
+          <w:rFonts w:ascii="Times New Roman" w:hAnsi="Times New Roman" w:eastAsia="Times New Roman" w:cs="Times New Roman"/>
+          <w:sz w:val="24"/>
+          <w:szCs w:val="24"/>
+        </w:rPr>
+      </w:pPr>
+      <w:r>
+        <w:rPr>
+          <w:rFonts w:ascii="Times New Roman" w:hAnsi="Times New Roman" w:eastAsia="Times New Roman" w:cs="Times New Roman"/>
+          <w:color w:val="000000"/>
+          <w:sz w:val="24"/>
+          <w:highlight w:val="none"/>
+        </w:rPr>
+      </w:r>
+      <w:r>
+        <w:rPr>
+          <w:rFonts w:ascii="Times New Roman" w:hAnsi="Times New Roman" w:eastAsia="Times New Roman" w:cs="Times New Roman"/>
+          <w:color w:val="000000"/>
+          <w:sz w:val="24"/>
+          <w:highlight w:val="none"/>
+        </w:rPr>
+      </w:r>
+      <w:r>
+        <w:rPr>
+          <w:rFonts w:ascii="Times New Roman" w:hAnsi="Times New Roman" w:eastAsia="Times New Roman" w:cs="Times New Roman"/>
+          <w:sz w:val="24"/>
+          <w:szCs w:val="24"/>
+        </w:rPr>
+      </w:r>
+    </w:p>
+    <w:p>
+      <w:pPr>
+        <w:pBdr>
+          <w:top w:val="none" w:color="000000" w:sz="4" w:space="0"/>
+          <w:left w:val="none" w:color="000000" w:sz="4" w:space="0"/>
+          <w:bottom w:val="none" w:color="000000" w:sz="4" w:space="0"/>
+          <w:right w:val="none" w:color="000000" w:sz="4" w:space="0"/>
+        </w:pBdr>
+        <w:spacing/>
+        <w:ind w:right="0" w:firstLine="0" w:left="0"/>
+        <w:rPr/>
+      </w:pPr>
+      <w:r>
+        <w:rPr>
+          <w:rFonts w:ascii="Times New Roman" w:hAnsi="Times New Roman" w:eastAsia="Times New Roman" w:cs="Times New Roman"/>
+          <w:b/>
+          <w:color w:val="000000"/>
+          <w:sz w:val="24"/>
+        </w:rPr>
+        <w:t xml:space="preserve">4.</w:t>
+      </w:r>
+      <w:r>
+        <w:rPr>
+          <w:rFonts w:ascii="Times New Roman" w:hAnsi="Times New Roman" w:eastAsia="Times New Roman" w:cs="Times New Roman"/>
+          <w:color w:val="000000"/>
+          <w:sz w:val="24"/>
+        </w:rPr>
+        <w:t xml:space="preserve"> Создайте анонимный PL/SQL блок. Задайте необходимые переменные.</w:t>
+      </w:r>
+      <w:r/>
+    </w:p>
+    <w:p>
+      <w:pPr>
+        <w:pBdr>
+          <w:top w:val="none" w:color="000000" w:sz="4" w:space="0"/>
+          <w:left w:val="none" w:color="000000" w:sz="4" w:space="0"/>
+          <w:bottom w:val="none" w:color="000000" w:sz="4" w:space="0"/>
+          <w:right w:val="none" w:color="000000" w:sz="4" w:space="0"/>
+        </w:pBdr>
+        <w:spacing/>
+        <w:ind w:right="0" w:firstLine="0" w:left="0"/>
+        <w:rPr/>
+      </w:pPr>
+      <w:r>
+        <w:rPr>
+          <w:rFonts w:ascii="Times New Roman" w:hAnsi="Times New Roman" w:eastAsia="Times New Roman" w:cs="Times New Roman"/>
+          <w:color w:val="000000"/>
+          <w:sz w:val="24"/>
+        </w:rPr>
+        <w:t xml:space="preserve">Заполните переменную с типом дата значением текущей даты. Значение этой переменной менять нельзя.</w:t>
+      </w:r>
+      <w:r/>
+    </w:p>
+    <w:p>
+      <w:pPr>
+        <w:pBdr>
+          <w:top w:val="none" w:color="000000" w:sz="4" w:space="0"/>
+          <w:left w:val="none" w:color="000000" w:sz="4" w:space="0"/>
+          <w:bottom w:val="none" w:color="000000" w:sz="4" w:space="0"/>
+          <w:right w:val="none" w:color="000000" w:sz="4" w:space="0"/>
+        </w:pBdr>
+        <w:spacing/>
+        <w:ind w:right="0" w:firstLine="0" w:left="0"/>
+        <w:rPr/>
+      </w:pPr>
+      <w:r>
+        <w:rPr>
+          <w:rFonts w:ascii="Times New Roman" w:hAnsi="Times New Roman" w:eastAsia="Times New Roman" w:cs="Times New Roman"/>
+          <w:color w:val="000000"/>
+          <w:sz w:val="24"/>
+        </w:rPr>
+        <w:t xml:space="preserve">В теле анонимного блока:</w:t>
+      </w:r>
+      <w:r/>
+    </w:p>
+    <w:p>
+      <w:pPr>
+        <w:pBdr>
+          <w:top w:val="none" w:color="000000" w:sz="4" w:space="0"/>
+          <w:left w:val="none" w:color="000000" w:sz="4" w:space="0"/>
+          <w:bottom w:val="none" w:color="000000" w:sz="4" w:space="0"/>
+          <w:right w:val="none" w:color="000000" w:sz="4" w:space="0"/>
+        </w:pBdr>
+        <w:spacing/>
+        <w:ind w:right="0" w:firstLine="0" w:left="0"/>
+        <w:rPr/>
+      </w:pPr>
+      <w:r>
+        <w:rPr>
+          <w:rFonts w:ascii="Times New Roman" w:hAnsi="Times New Roman" w:eastAsia="Times New Roman" w:cs="Times New Roman"/>
+          <w:color w:val="000000"/>
+          <w:sz w:val="24"/>
+        </w:rPr>
+        <w:t xml:space="preserve">- определите год из переменной с текущей датой</w:t>
+      </w:r>
+      <w:r/>
+    </w:p>
+    <w:p>
+      <w:pPr>
+        <w:pBdr>
+          <w:top w:val="none" w:color="000000" w:sz="4" w:space="0"/>
+          <w:left w:val="none" w:color="000000" w:sz="4" w:space="0"/>
+          <w:bottom w:val="none" w:color="000000" w:sz="4" w:space="0"/>
+          <w:right w:val="none" w:color="000000" w:sz="4" w:space="0"/>
+        </w:pBdr>
+        <w:spacing/>
+        <w:ind w:right="0" w:firstLine="0" w:left="0"/>
+        <w:rPr/>
+      </w:pPr>
+      <w:r>
+        <w:rPr>
+          <w:rFonts w:ascii="Times New Roman" w:hAnsi="Times New Roman" w:eastAsia="Times New Roman" w:cs="Times New Roman"/>
+          <w:color w:val="000000"/>
+          <w:sz w:val="24"/>
+        </w:rPr>
+        <w:t xml:space="preserve">- определите день недели 1 января года из предыдущего пункта</w:t>
+      </w:r>
+      <w:r/>
+    </w:p>
+    <w:p>
+      <w:pPr>
+        <w:pBdr>
+          <w:top w:val="none" w:color="000000" w:sz="4" w:space="0"/>
+          <w:left w:val="none" w:color="000000" w:sz="4" w:space="0"/>
+          <w:bottom w:val="none" w:color="000000" w:sz="4" w:space="0"/>
+          <w:right w:val="none" w:color="000000" w:sz="4" w:space="0"/>
+        </w:pBdr>
+        <w:spacing/>
+        <w:ind w:right="0" w:firstLine="0" w:left="0"/>
+        <w:rPr/>
+      </w:pPr>
+      <w:r>
+        <w:rPr>
+          <w:rFonts w:ascii="Times New Roman" w:hAnsi="Times New Roman" w:eastAsia="Times New Roman" w:cs="Times New Roman"/>
+          <w:color w:val="000000"/>
+          <w:sz w:val="24"/>
+        </w:rPr>
+        <w:t xml:space="preserve">- выведите в консоль сообщение по типу "В 2024 году 1 января был/а MONDAY"</w:t>
+      </w:r>
+      <w:r/>
+    </w:p>
+    <w:p>
+      <w:pPr>
+        <w:pBdr>
+          <w:top w:val="none" w:color="000000" w:sz="4" w:space="0"/>
+          <w:left w:val="none" w:color="000000" w:sz="4" w:space="0"/>
+          <w:bottom w:val="none" w:color="000000" w:sz="4" w:space="0"/>
+          <w:right w:val="none" w:color="000000" w:sz="4" w:space="0"/>
+        </w:pBdr>
+        <w:spacing/>
+        <w:ind w:right="0" w:firstLine="0" w:left="0"/>
+        <w:rPr>
+          <w:rFonts w:ascii="Times New Roman" w:hAnsi="Times New Roman" w:eastAsia="Times New Roman" w:cs="Times New Roman"/>
+          <w:color w:val="000000"/>
+          <w:sz w:val="24"/>
+          <w:szCs w:val="24"/>
+          <w:highlight w:val="none"/>
+        </w:rPr>
+      </w:pPr>
+      <w:r>
+        <w:rPr>
+          <w:rFonts w:ascii="Times New Roman" w:hAnsi="Times New Roman" w:eastAsia="Times New Roman" w:cs="Times New Roman"/>
+          <w:color w:val="000000"/>
+          <w:sz w:val="24"/>
+        </w:rPr>
+        <w:t xml:space="preserve">Количество баллов: 2</w:t>
+      </w:r>
+      <w:r>
+        <w:rPr>
+          <w:rFonts w:ascii="Times New Roman" w:hAnsi="Times New Roman" w:eastAsia="Times New Roman" w:cs="Times New Roman"/>
+          <w:sz w:val="24"/>
+        </w:rPr>
+      </w:r>
+      <w:r>
+        <w:rPr>
+          <w:rFonts w:ascii="Times New Roman" w:hAnsi="Times New Roman" w:eastAsia="Times New Roman" w:cs="Times New Roman"/>
+          <w:color w:val="000000"/>
+          <w:sz w:val="24"/>
+          <w:szCs w:val="24"/>
+          <w:highlight w:val="none"/>
+        </w:rPr>
+      </w:r>
     </w:p>
     <w:p>
       <w:pPr>
@@ -2830,7 +2391,15 @@
           <w:color w:val="ff7b72"/>
           <w:sz w:val="21"/>
         </w:rPr>
-        <w:t xml:space="preserve">DECLARE</w:t>
+        <w:t xml:space="preserve">DO</w:t>
+      </w:r>
+      <w:r>
+        <w:rPr>
+          <w:rFonts w:ascii="Droid Sans Mono" w:hAnsi="Droid Sans Mono" w:eastAsia="Droid Sans Mono" w:cs="Droid Sans Mono"/>
+          <w:color w:val="e6edf3"/>
+          <w:sz w:val="21"/>
+        </w:rPr>
+        <w:t xml:space="preserve"> $$</w:t>
       </w:r>
       <w:r/>
     </w:p>
@@ -2850,58 +2419,10 @@
       <w:r>
         <w:rPr>
           <w:rFonts w:ascii="Droid Sans Mono" w:hAnsi="Droid Sans Mono" w:eastAsia="Droid Sans Mono" w:cs="Droid Sans Mono"/>
-          <w:color w:val="e6edf3"/>
-          <w:sz w:val="21"/>
-        </w:rPr>
-        <w:t xml:space="preserve">    vDate constant </w:t>
-      </w:r>
-      <w:r>
-        <w:rPr>
-          <w:rFonts w:ascii="Droid Sans Mono" w:hAnsi="Droid Sans Mono" w:eastAsia="Droid Sans Mono" w:cs="Droid Sans Mono"/>
           <w:color w:val="ff7b72"/>
           <w:sz w:val="21"/>
         </w:rPr>
-        <w:t xml:space="preserve">date</w:t>
-      </w:r>
-      <w:r>
-        <w:rPr>
-          <w:rFonts w:ascii="Droid Sans Mono" w:hAnsi="Droid Sans Mono" w:eastAsia="Droid Sans Mono" w:cs="Droid Sans Mono"/>
-          <w:color w:val="e6edf3"/>
-          <w:sz w:val="21"/>
-        </w:rPr>
-        <w:t xml:space="preserve"> </w:t>
-      </w:r>
-      <w:r>
-        <w:rPr>
-          <w:rFonts w:ascii="Droid Sans Mono" w:hAnsi="Droid Sans Mono" w:eastAsia="Droid Sans Mono" w:cs="Droid Sans Mono"/>
-          <w:color w:val="ff7b72"/>
-          <w:sz w:val="21"/>
-        </w:rPr>
-        <w:t xml:space="preserve">=</w:t>
-      </w:r>
-      <w:r>
-        <w:rPr>
-          <w:rFonts w:ascii="Droid Sans Mono" w:hAnsi="Droid Sans Mono" w:eastAsia="Droid Sans Mono" w:cs="Droid Sans Mono"/>
-          <w:color w:val="e6edf3"/>
-          <w:sz w:val="21"/>
-        </w:rPr>
-        <w:t xml:space="preserve"> </w:t>
-      </w:r>
-      <w:r>
-        <w:rPr>
-          <w:rFonts w:ascii="Droid Sans Mono" w:hAnsi="Droid Sans Mono" w:eastAsia="Droid Sans Mono" w:cs="Droid Sans Mono"/>
-          <w:color w:val="ff7b72"/>
-          <w:sz w:val="21"/>
-        </w:rPr>
-        <w:t xml:space="preserve">CURRENT_DATE</w:t>
-      </w:r>
-      <w:r>
-        <w:rPr>
-          <w:rFonts w:ascii="Droid Sans Mono" w:hAnsi="Droid Sans Mono" w:eastAsia="Droid Sans Mono" w:cs="Droid Sans Mono"/>
-          <w:color w:val="e6edf3"/>
-          <w:sz w:val="21"/>
-        </w:rPr>
-        <w:t xml:space="preserve">;</w:t>
+        <w:t xml:space="preserve">DECLARE</w:t>
       </w:r>
       <w:r/>
     </w:p>
@@ -2924,7 +2445,7 @@
           <w:color w:val="e6edf3"/>
           <w:sz w:val="21"/>
         </w:rPr>
-        <w:t xml:space="preserve">    vYear </w:t>
+        <w:t xml:space="preserve">    vDate constant </w:t>
       </w:r>
       <w:r>
         <w:rPr>
@@ -2932,7 +2453,39 @@
           <w:color w:val="ff7b72"/>
           <w:sz w:val="21"/>
         </w:rPr>
-        <w:t xml:space="preserve">Integer</w:t>
+        <w:t xml:space="preserve">date</w:t>
+      </w:r>
+      <w:r>
+        <w:rPr>
+          <w:rFonts w:ascii="Droid Sans Mono" w:hAnsi="Droid Sans Mono" w:eastAsia="Droid Sans Mono" w:cs="Droid Sans Mono"/>
+          <w:color w:val="e6edf3"/>
+          <w:sz w:val="21"/>
+        </w:rPr>
+        <w:t xml:space="preserve"> </w:t>
+      </w:r>
+      <w:r>
+        <w:rPr>
+          <w:rFonts w:ascii="Droid Sans Mono" w:hAnsi="Droid Sans Mono" w:eastAsia="Droid Sans Mono" w:cs="Droid Sans Mono"/>
+          <w:color w:val="ff7b72"/>
+          <w:sz w:val="21"/>
+        </w:rPr>
+        <w:t xml:space="preserve">=</w:t>
+      </w:r>
+      <w:r>
+        <w:rPr>
+          <w:rFonts w:ascii="Droid Sans Mono" w:hAnsi="Droid Sans Mono" w:eastAsia="Droid Sans Mono" w:cs="Droid Sans Mono"/>
+          <w:color w:val="e6edf3"/>
+          <w:sz w:val="21"/>
+        </w:rPr>
+        <w:t xml:space="preserve"> </w:t>
+      </w:r>
+      <w:r>
+        <w:rPr>
+          <w:rFonts w:ascii="Droid Sans Mono" w:hAnsi="Droid Sans Mono" w:eastAsia="Droid Sans Mono" w:cs="Droid Sans Mono"/>
+          <w:color w:val="ff7b72"/>
+          <w:sz w:val="21"/>
+        </w:rPr>
+        <w:t xml:space="preserve">CURRENT_DATE</w:t>
       </w:r>
       <w:r>
         <w:rPr>
@@ -2963,7 +2516,7 @@
           <w:color w:val="e6edf3"/>
           <w:sz w:val="21"/>
         </w:rPr>
-        <w:t xml:space="preserve">    vMonth </w:t>
+        <w:t xml:space="preserve">    vYear </w:t>
       </w:r>
       <w:r>
         <w:rPr>
@@ -2971,7 +2524,7 @@
           <w:color w:val="ff7b72"/>
           <w:sz w:val="21"/>
         </w:rPr>
-        <w:t xml:space="preserve">INTEGER</w:t>
+        <w:t xml:space="preserve">Integer</w:t>
       </w:r>
       <w:r>
         <w:rPr>
@@ -2999,10 +2552,42 @@
       <w:r>
         <w:rPr>
           <w:rFonts w:ascii="Droid Sans Mono" w:hAnsi="Droid Sans Mono" w:eastAsia="Droid Sans Mono" w:cs="Droid Sans Mono"/>
+          <w:color w:val="e6edf3"/>
+          <w:sz w:val="21"/>
+        </w:rPr>
+        <w:t xml:space="preserve">    vDay </w:t>
+      </w:r>
+      <w:r>
+        <w:rPr>
+          <w:rFonts w:ascii="Droid Sans Mono" w:hAnsi="Droid Sans Mono" w:eastAsia="Droid Sans Mono" w:cs="Droid Sans Mono"/>
           <w:color w:val="ff7b72"/>
           <w:sz w:val="21"/>
         </w:rPr>
-        <w:t xml:space="preserve">BEGIN</w:t>
+        <w:t xml:space="preserve">VARCHAR</w:t>
+      </w:r>
+      <w:r>
+        <w:rPr>
+          <w:rFonts w:ascii="Droid Sans Mono" w:hAnsi="Droid Sans Mono" w:eastAsia="Droid Sans Mono" w:cs="Droid Sans Mono"/>
+          <w:color w:val="e6edf3"/>
+          <w:sz w:val="21"/>
+        </w:rPr>
+        <w:t xml:space="preserve">(</w:t>
+      </w:r>
+      <w:r>
+        <w:rPr>
+          <w:rFonts w:ascii="Droid Sans Mono" w:hAnsi="Droid Sans Mono" w:eastAsia="Droid Sans Mono" w:cs="Droid Sans Mono"/>
+          <w:color w:val="79c0ff"/>
+          <w:sz w:val="21"/>
+        </w:rPr>
+        <w:t xml:space="preserve">10</w:t>
+      </w:r>
+      <w:r>
+        <w:rPr>
+          <w:rFonts w:ascii="Droid Sans Mono" w:hAnsi="Droid Sans Mono" w:eastAsia="Droid Sans Mono" w:cs="Droid Sans Mono"/>
+          <w:color w:val="e6edf3"/>
+          <w:sz w:val="21"/>
+        </w:rPr>
+        <w:t xml:space="preserve">);</w:t>
       </w:r>
       <w:r/>
     </w:p>
@@ -3022,74 +2607,10 @@
       <w:r>
         <w:rPr>
           <w:rFonts w:ascii="Droid Sans Mono" w:hAnsi="Droid Sans Mono" w:eastAsia="Droid Sans Mono" w:cs="Droid Sans Mono"/>
-          <w:color w:val="e6edf3"/>
-          <w:sz w:val="21"/>
-        </w:rPr>
-        <w:t xml:space="preserve">    vYear </w:t>
-      </w:r>
-      <w:r>
-        <w:rPr>
-          <w:rFonts w:ascii="Droid Sans Mono" w:hAnsi="Droid Sans Mono" w:eastAsia="Droid Sans Mono" w:cs="Droid Sans Mono"/>
           <w:color w:val="ff7b72"/>
           <w:sz w:val="21"/>
         </w:rPr>
-        <w:t xml:space="preserve">=</w:t>
-      </w:r>
-      <w:r>
-        <w:rPr>
-          <w:rFonts w:ascii="Droid Sans Mono" w:hAnsi="Droid Sans Mono" w:eastAsia="Droid Sans Mono" w:cs="Droid Sans Mono"/>
-          <w:color w:val="e6edf3"/>
-          <w:sz w:val="21"/>
-        </w:rPr>
-        <w:t xml:space="preserve"> </w:t>
-      </w:r>
-      <w:r>
-        <w:rPr>
-          <w:rFonts w:ascii="Droid Sans Mono" w:hAnsi="Droid Sans Mono" w:eastAsia="Droid Sans Mono" w:cs="Droid Sans Mono"/>
-          <w:color w:val="ff7b72"/>
-          <w:sz w:val="21"/>
-        </w:rPr>
-        <w:t xml:space="preserve">EXTRACT</w:t>
-      </w:r>
-      <w:r>
-        <w:rPr>
-          <w:rFonts w:ascii="Droid Sans Mono" w:hAnsi="Droid Sans Mono" w:eastAsia="Droid Sans Mono" w:cs="Droid Sans Mono"/>
-          <w:color w:val="e6edf3"/>
-          <w:sz w:val="21"/>
-        </w:rPr>
-        <w:t xml:space="preserve">(</w:t>
-      </w:r>
-      <w:r>
-        <w:rPr>
-          <w:rFonts w:ascii="Droid Sans Mono" w:hAnsi="Droid Sans Mono" w:eastAsia="Droid Sans Mono" w:cs="Droid Sans Mono"/>
-          <w:color w:val="ff7b72"/>
-          <w:sz w:val="21"/>
-        </w:rPr>
-        <w:t xml:space="preserve">YEAR</w:t>
-      </w:r>
-      <w:r>
-        <w:rPr>
-          <w:rFonts w:ascii="Droid Sans Mono" w:hAnsi="Droid Sans Mono" w:eastAsia="Droid Sans Mono" w:cs="Droid Sans Mono"/>
-          <w:color w:val="e6edf3"/>
-          <w:sz w:val="21"/>
-        </w:rPr>
-        <w:t xml:space="preserve"> </w:t>
-      </w:r>
-      <w:r>
-        <w:rPr>
-          <w:rFonts w:ascii="Droid Sans Mono" w:hAnsi="Droid Sans Mono" w:eastAsia="Droid Sans Mono" w:cs="Droid Sans Mono"/>
-          <w:color w:val="ff7b72"/>
-          <w:sz w:val="21"/>
-        </w:rPr>
-        <w:t xml:space="preserve">FROM</w:t>
-      </w:r>
-      <w:r>
-        <w:rPr>
-          <w:rFonts w:ascii="Droid Sans Mono" w:hAnsi="Droid Sans Mono" w:eastAsia="Droid Sans Mono" w:cs="Droid Sans Mono"/>
-          <w:color w:val="e6edf3"/>
-          <w:sz w:val="21"/>
-        </w:rPr>
-        <w:t xml:space="preserve"> vDate);</w:t>
+        <w:t xml:space="preserve">BEGIN</w:t>
       </w:r>
       <w:r/>
     </w:p>
@@ -3112,7 +2633,7 @@
           <w:color w:val="e6edf3"/>
           <w:sz w:val="21"/>
         </w:rPr>
-        <w:t xml:space="preserve">    vMonth </w:t>
+        <w:t xml:space="preserve">    vYear </w:t>
       </w:r>
       <w:r>
         <w:rPr>
@@ -3152,7 +2673,7 @@
           <w:color w:val="ff7b72"/>
           <w:sz w:val="21"/>
         </w:rPr>
-        <w:t xml:space="preserve">MONTH</w:t>
+        <w:t xml:space="preserve">YEAR</w:t>
       </w:r>
       <w:r>
         <w:rPr>
@@ -3196,8 +2717,82 @@
       <w:r>
         <w:rPr>
           <w:rFonts w:ascii="Droid Sans Mono" w:hAnsi="Droid Sans Mono" w:eastAsia="Droid Sans Mono" w:cs="Droid Sans Mono"/>
+          <w:color w:val="e6edf3"/>
           <w:sz w:val="21"/>
         </w:rPr>
+        <w:t xml:space="preserve">    vDay </w:t>
+      </w:r>
+      <w:r>
+        <w:rPr>
+          <w:rFonts w:ascii="Droid Sans Mono" w:hAnsi="Droid Sans Mono" w:eastAsia="Droid Sans Mono" w:cs="Droid Sans Mono"/>
+          <w:color w:val="ff7b72"/>
+          <w:sz w:val="21"/>
+        </w:rPr>
+        <w:t xml:space="preserve">=</w:t>
+      </w:r>
+      <w:r>
+        <w:rPr>
+          <w:rFonts w:ascii="Droid Sans Mono" w:hAnsi="Droid Sans Mono" w:eastAsia="Droid Sans Mono" w:cs="Droid Sans Mono"/>
+          <w:color w:val="e6edf3"/>
+          <w:sz w:val="21"/>
+        </w:rPr>
+        <w:t xml:space="preserve"> TO_CHAR(TO_DATE(</w:t>
+      </w:r>
+      <w:r>
+        <w:rPr>
+          <w:rFonts w:ascii="Droid Sans Mono" w:hAnsi="Droid Sans Mono" w:eastAsia="Droid Sans Mono" w:cs="Droid Sans Mono"/>
+          <w:color w:val="a5d6ff"/>
+          <w:sz w:val="21"/>
+        </w:rPr>
+        <w:t xml:space="preserve">'01.01.'</w:t>
+      </w:r>
+      <w:r>
+        <w:rPr>
+          <w:rFonts w:ascii="Droid Sans Mono" w:hAnsi="Droid Sans Mono" w:eastAsia="Droid Sans Mono" w:cs="Droid Sans Mono"/>
+          <w:color w:val="ff7b72"/>
+          <w:sz w:val="21"/>
+        </w:rPr>
+        <w:t xml:space="preserve">||</w:t>
+      </w:r>
+      <w:r>
+        <w:rPr>
+          <w:rFonts w:ascii="Droid Sans Mono" w:hAnsi="Droid Sans Mono" w:eastAsia="Droid Sans Mono" w:cs="Droid Sans Mono"/>
+          <w:color w:val="e6edf3"/>
+          <w:sz w:val="21"/>
+        </w:rPr>
+        <w:t xml:space="preserve">vYear, </w:t>
+      </w:r>
+      <w:r>
+        <w:rPr>
+          <w:rFonts w:ascii="Droid Sans Mono" w:hAnsi="Droid Sans Mono" w:eastAsia="Droid Sans Mono" w:cs="Droid Sans Mono"/>
+          <w:color w:val="a5d6ff"/>
+          <w:sz w:val="21"/>
+        </w:rPr>
+        <w:t xml:space="preserve">'DD.MM.YYYY'</w:t>
+      </w:r>
+      <w:r>
+        <w:rPr>
+          <w:rFonts w:ascii="Droid Sans Mono" w:hAnsi="Droid Sans Mono" w:eastAsia="Droid Sans Mono" w:cs="Droid Sans Mono"/>
+          <w:color w:val="e6edf3"/>
+          <w:sz w:val="21"/>
+        </w:rPr>
+        <w:t xml:space="preserve">), </w:t>
+      </w:r>
+      <w:r>
+        <w:rPr>
+          <w:rFonts w:ascii="Droid Sans Mono" w:hAnsi="Droid Sans Mono" w:eastAsia="Droid Sans Mono" w:cs="Droid Sans Mono"/>
+          <w:color w:val="a5d6ff"/>
+          <w:sz w:val="21"/>
+        </w:rPr>
+        <w:t xml:space="preserve">'Day'</w:t>
+      </w:r>
+      <w:r>
+        <w:rPr>
+          <w:rFonts w:ascii="Droid Sans Mono" w:hAnsi="Droid Sans Mono" w:eastAsia="Droid Sans Mono" w:cs="Droid Sans Mono"/>
+          <w:color w:val="e6edf3"/>
+          <w:sz w:val="21"/>
+        </w:rPr>
+        <w:t xml:space="preserve">);</w:t>
       </w:r>
       <w:r/>
     </w:p>
@@ -3220,15 +2815,15 @@
           <w:color w:val="e6edf3"/>
           <w:sz w:val="21"/>
         </w:rPr>
-        <w:t xml:space="preserve">    </w:t>
+        <w:t xml:space="preserve">    RAISE NOTICE </w:t>
       </w:r>
       <w:r>
         <w:rPr>
           <w:rFonts w:ascii="Droid Sans Mono" w:hAnsi="Droid Sans Mono" w:eastAsia="Droid Sans Mono" w:cs="Droid Sans Mono"/>
-          <w:color w:val="ff7b72"/>
+          <w:color w:val="a5d6ff"/>
           <w:sz w:val="21"/>
         </w:rPr>
-        <w:t xml:space="preserve">if</w:t>
+        <w:t xml:space="preserve">'В % году 1 января был(а) %'</w:t>
       </w:r>
       <w:r>
         <w:rPr>
@@ -3236,47 +2831,7 @@
           <w:color w:val="e6edf3"/>
           <w:sz w:val="21"/>
         </w:rPr>
-        <w:t xml:space="preserve"> vMonth </w:t>
-      </w:r>
-      <w:r>
-        <w:rPr>
-          <w:rFonts w:ascii="Droid Sans Mono" w:hAnsi="Droid Sans Mono" w:eastAsia="Droid Sans Mono" w:cs="Droid Sans Mono"/>
-          <w:color w:val="ff7b72"/>
-          <w:sz w:val="21"/>
-        </w:rPr>
-        <w:t xml:space="preserve">&lt;</w:t>
-      </w:r>
-      <w:r>
-        <w:rPr>
-          <w:rFonts w:ascii="Droid Sans Mono" w:hAnsi="Droid Sans Mono" w:eastAsia="Droid Sans Mono" w:cs="Droid Sans Mono"/>
-          <w:color w:val="e6edf3"/>
-          <w:sz w:val="21"/>
-        </w:rPr>
-        <w:t xml:space="preserve"> </w:t>
-      </w:r>
-      <w:r>
-        <w:rPr>
-          <w:rFonts w:ascii="Droid Sans Mono" w:hAnsi="Droid Sans Mono" w:eastAsia="Droid Sans Mono" w:cs="Droid Sans Mono"/>
-          <w:color w:val="79c0ff"/>
-          <w:sz w:val="21"/>
-        </w:rPr>
-        <w:t xml:space="preserve">7</w:t>
-      </w:r>
-      <w:r>
-        <w:rPr>
-          <w:rFonts w:ascii="Droid Sans Mono" w:hAnsi="Droid Sans Mono" w:eastAsia="Droid Sans Mono" w:cs="Droid Sans Mono"/>
-          <w:color w:val="e6edf3"/>
-          <w:sz w:val="21"/>
-        </w:rPr>
-        <w:t xml:space="preserve"> </w:t>
-      </w:r>
-      <w:r>
-        <w:rPr>
-          <w:rFonts w:ascii="Droid Sans Mono" w:hAnsi="Droid Sans Mono" w:eastAsia="Droid Sans Mono" w:cs="Droid Sans Mono"/>
-          <w:color w:val="ff7b72"/>
-          <w:sz w:val="21"/>
-        </w:rPr>
-        <w:t xml:space="preserve">THEN</w:t>
+        <w:t xml:space="preserve">, vYear, vDay;</w:t>
       </w:r>
       <w:r/>
     </w:p>
@@ -3296,18 +2851,10 @@
       <w:r>
         <w:rPr>
           <w:rFonts w:ascii="Droid Sans Mono" w:hAnsi="Droid Sans Mono" w:eastAsia="Droid Sans Mono" w:cs="Droid Sans Mono"/>
-          <w:color w:val="e6edf3"/>
+          <w:color w:val="ff7b72"/>
           <w:sz w:val="21"/>
         </w:rPr>
-        <w:t xml:space="preserve">        RAISE NOTICE </w:t>
-      </w:r>
-      <w:r>
-        <w:rPr>
-          <w:rFonts w:ascii="Droid Sans Mono" w:hAnsi="Droid Sans Mono" w:eastAsia="Droid Sans Mono" w:cs="Droid Sans Mono"/>
-          <w:color w:val="a5d6ff"/>
-          <w:sz w:val="21"/>
-        </w:rPr>
-        <w:t xml:space="preserve">'Сейчас первое полугодие % года'</w:t>
+        <w:t xml:space="preserve">END</w:t>
       </w:r>
       <w:r>
         <w:rPr>
@@ -3315,9 +2862,259 @@
           <w:color w:val="e6edf3"/>
           <w:sz w:val="21"/>
         </w:rPr>
-        <w:t xml:space="preserve">, vYear;</w:t>
+        <w:t xml:space="preserve">;</w:t>
       </w:r>
       <w:r/>
+    </w:p>
+    <w:p>
+      <w:pPr>
+        <w:pBdr>
+          <w:top w:val="none" w:color="000000" w:sz="4" w:space="0"/>
+          <w:left w:val="none" w:color="000000" w:sz="4" w:space="0"/>
+          <w:bottom w:val="none" w:color="000000" w:sz="4" w:space="0"/>
+          <w:right w:val="none" w:color="000000" w:sz="4" w:space="0"/>
+        </w:pBdr>
+        <w:shd w:val="clear" w:color="0d1117" w:fill="0d1117"/>
+        <w:spacing w:line="285" w:lineRule="atLeast"/>
+        <w:ind w:right="0" w:firstLine="0" w:left="0"/>
+        <w:rPr>
+          <w:rFonts w:ascii="Droid Sans Mono" w:hAnsi="Droid Sans Mono" w:eastAsia="Droid Sans Mono" w:cs="Droid Sans Mono"/>
+          <w:color w:val="e6edf3"/>
+          <w:sz w:val="21"/>
+          <w:szCs w:val="21"/>
+          <w:highlight w:val="none"/>
+        </w:rPr>
+      </w:pPr>
+      <w:r>
+        <w:rPr>
+          <w:rFonts w:ascii="Droid Sans Mono" w:hAnsi="Droid Sans Mono" w:eastAsia="Droid Sans Mono" w:cs="Droid Sans Mono"/>
+          <w:color w:val="e6edf3"/>
+          <w:sz w:val="21"/>
+        </w:rPr>
+        <w:t xml:space="preserve">$$;</w:t>
+      </w:r>
+      <w:r>
+        <w:rPr>
+          <w:rFonts w:ascii="Droid Sans Mono" w:hAnsi="Droid Sans Mono" w:eastAsia="Droid Sans Mono" w:cs="Droid Sans Mono"/>
+          <w:sz w:val="21"/>
+        </w:rPr>
+      </w:r>
+      <w:r>
+        <w:rPr>
+          <w:rFonts w:ascii="Droid Sans Mono" w:hAnsi="Droid Sans Mono" w:eastAsia="Droid Sans Mono" w:cs="Droid Sans Mono"/>
+          <w:color w:val="e6edf3"/>
+          <w:sz w:val="21"/>
+          <w:szCs w:val="21"/>
+          <w:highlight w:val="none"/>
+        </w:rPr>
+      </w:r>
+    </w:p>
+    <w:p>
+      <w:pPr>
+        <w:pBdr>
+          <w:top w:val="none" w:color="000000" w:sz="4" w:space="0"/>
+          <w:left w:val="none" w:color="000000" w:sz="4" w:space="0"/>
+          <w:bottom w:val="none" w:color="000000" w:sz="4" w:space="0"/>
+          <w:right w:val="none" w:color="000000" w:sz="4" w:space="0"/>
+        </w:pBdr>
+        <w:shd w:val="clear" w:color="0d1117" w:fill="0d1117"/>
+        <w:spacing w:line="285" w:lineRule="atLeast"/>
+        <w:ind w:right="0" w:firstLine="0" w:left="0"/>
+        <w:rPr>
+          <w:rFonts w:ascii="Droid Sans Mono" w:hAnsi="Droid Sans Mono" w:eastAsia="Droid Sans Mono" w:cs="Droid Sans Mono"/>
+          <w:sz w:val="21"/>
+          <w:szCs w:val="21"/>
+        </w:rPr>
+      </w:pPr>
+      <w:r>
+        <w:rPr>
+          <w:rFonts w:ascii="Droid Sans Mono" w:hAnsi="Droid Sans Mono" w:eastAsia="Droid Sans Mono" w:cs="Droid Sans Mono"/>
+          <w:color w:val="e6edf3"/>
+          <w:sz w:val="21"/>
+          <w:highlight w:val="none"/>
+        </w:rPr>
+      </w:r>
+      <w:r>
+        <w:rPr>
+          <w:rFonts w:ascii="Droid Sans Mono" w:hAnsi="Droid Sans Mono" w:eastAsia="Droid Sans Mono" w:cs="Droid Sans Mono"/>
+          <w:color w:val="e6edf3"/>
+          <w:sz w:val="21"/>
+          <w:highlight w:val="none"/>
+        </w:rPr>
+        <w:t xml:space="preserve">NOTICE: В 2026 году 1 января был(а) Thursday</w:t>
+      </w:r>
+      <w:r>
+        <w:rPr>
+          <w:rFonts w:ascii="Droid Sans Mono" w:hAnsi="Droid Sans Mono" w:eastAsia="Droid Sans Mono" w:cs="Droid Sans Mono"/>
+          <w:color w:val="e6edf3"/>
+          <w:sz w:val="21"/>
+          <w:highlight w:val="none"/>
+        </w:rPr>
+      </w:r>
+      <w:r>
+        <w:rPr>
+          <w:rFonts w:ascii="Droid Sans Mono" w:hAnsi="Droid Sans Mono" w:eastAsia="Droid Sans Mono" w:cs="Droid Sans Mono"/>
+          <w:sz w:val="21"/>
+          <w:szCs w:val="21"/>
+        </w:rPr>
+      </w:r>
+    </w:p>
+    <w:p>
+      <w:pPr>
+        <w:pBdr>
+          <w:top w:val="none" w:color="000000" w:sz="4" w:space="0"/>
+          <w:left w:val="none" w:color="000000" w:sz="4" w:space="0"/>
+          <w:bottom w:val="none" w:color="000000" w:sz="4" w:space="0"/>
+          <w:right w:val="none" w:color="000000" w:sz="4" w:space="0"/>
+        </w:pBdr>
+        <w:spacing/>
+        <w:ind w:right="0" w:firstLine="0" w:left="0"/>
+        <w:rPr>
+          <w:rFonts w:ascii="Times New Roman" w:hAnsi="Times New Roman" w:eastAsia="Times New Roman" w:cs="Times New Roman"/>
+          <w:sz w:val="24"/>
+          <w:szCs w:val="24"/>
+        </w:rPr>
+      </w:pPr>
+      <w:r>
+        <w:rPr>
+          <w:rFonts w:ascii="Times New Roman" w:hAnsi="Times New Roman" w:eastAsia="Times New Roman" w:cs="Times New Roman"/>
+          <w:color w:val="000000"/>
+          <w:sz w:val="24"/>
+          <w:highlight w:val="none"/>
+        </w:rPr>
+      </w:r>
+      <w:r>
+        <w:rPr>
+          <w:rFonts w:ascii="Times New Roman" w:hAnsi="Times New Roman" w:eastAsia="Times New Roman" w:cs="Times New Roman"/>
+          <w:color w:val="000000"/>
+          <w:sz w:val="24"/>
+          <w:highlight w:val="none"/>
+        </w:rPr>
+      </w:r>
+      <w:r>
+        <w:rPr>
+          <w:rFonts w:ascii="Times New Roman" w:hAnsi="Times New Roman" w:eastAsia="Times New Roman" w:cs="Times New Roman"/>
+          <w:sz w:val="24"/>
+          <w:szCs w:val="24"/>
+        </w:rPr>
+      </w:r>
+    </w:p>
+    <w:p>
+      <w:pPr>
+        <w:pBdr>
+          <w:top w:val="none" w:color="000000" w:sz="4" w:space="0"/>
+          <w:left w:val="none" w:color="000000" w:sz="4" w:space="0"/>
+          <w:bottom w:val="none" w:color="000000" w:sz="4" w:space="0"/>
+          <w:right w:val="none" w:color="000000" w:sz="4" w:space="0"/>
+        </w:pBdr>
+        <w:spacing/>
+        <w:ind w:right="0" w:firstLine="0" w:left="0"/>
+        <w:rPr/>
+      </w:pPr>
+      <w:r>
+        <w:rPr>
+          <w:rFonts w:ascii="Times New Roman" w:hAnsi="Times New Roman" w:eastAsia="Times New Roman" w:cs="Times New Roman"/>
+          <w:b/>
+          <w:color w:val="000000"/>
+          <w:sz w:val="24"/>
+        </w:rPr>
+        <w:t xml:space="preserve">5</w:t>
+      </w:r>
+      <w:r>
+        <w:rPr>
+          <w:rFonts w:ascii="Times New Roman" w:hAnsi="Times New Roman" w:eastAsia="Times New Roman" w:cs="Times New Roman"/>
+          <w:color w:val="000000"/>
+          <w:sz w:val="24"/>
+        </w:rPr>
+        <w:t xml:space="preserve">. Создайте анонимный PL/SQL блок. Объявите константу с типом дата, и присвойте ей текущую дату.</w:t>
+      </w:r>
+      <w:r/>
+    </w:p>
+    <w:p>
+      <w:pPr>
+        <w:pBdr>
+          <w:top w:val="none" w:color="000000" w:sz="4" w:space="0"/>
+          <w:left w:val="none" w:color="000000" w:sz="4" w:space="0"/>
+          <w:bottom w:val="none" w:color="000000" w:sz="4" w:space="0"/>
+          <w:right w:val="none" w:color="000000" w:sz="4" w:space="0"/>
+        </w:pBdr>
+        <w:spacing/>
+        <w:ind w:right="0" w:firstLine="0" w:left="0"/>
+        <w:rPr/>
+      </w:pPr>
+      <w:r>
+        <w:rPr>
+          <w:rFonts w:ascii="Times New Roman" w:hAnsi="Times New Roman" w:eastAsia="Times New Roman" w:cs="Times New Roman"/>
+          <w:color w:val="000000"/>
+          <w:sz w:val="24"/>
+        </w:rPr>
+        <w:t xml:space="preserve">В теле анонимного блока напишите условие - если дата входит в первое полугодие, то выведите в консоль сообщение "Сейчас первое полугодие" + год + "года", иначе выведите в консоль "Сейчас второе полугодие" + год + "года".</w:t>
+      </w:r>
+      <w:r/>
+    </w:p>
+    <w:p>
+      <w:pPr>
+        <w:pBdr>
+          <w:top w:val="none" w:color="000000" w:sz="4" w:space="0"/>
+          <w:left w:val="none" w:color="000000" w:sz="4" w:space="0"/>
+          <w:bottom w:val="none" w:color="000000" w:sz="4" w:space="0"/>
+          <w:right w:val="none" w:color="000000" w:sz="4" w:space="0"/>
+        </w:pBdr>
+        <w:spacing/>
+        <w:ind w:right="0" w:firstLine="0" w:left="0"/>
+        <w:rPr/>
+      </w:pPr>
+      <w:r>
+        <w:rPr>
+          <w:rFonts w:ascii="Times New Roman" w:hAnsi="Times New Roman" w:eastAsia="Times New Roman" w:cs="Times New Roman"/>
+          <w:color w:val="000000"/>
+          <w:sz w:val="24"/>
+        </w:rPr>
+        <w:t xml:space="preserve">Например "Сейчас второе полугодие 2024 года".</w:t>
+      </w:r>
+      <w:r/>
+    </w:p>
+    <w:p>
+      <w:pPr>
+        <w:pBdr>
+          <w:top w:val="none" w:color="000000" w:sz="4" w:space="0"/>
+          <w:left w:val="none" w:color="000000" w:sz="4" w:space="0"/>
+          <w:bottom w:val="none" w:color="000000" w:sz="4" w:space="0"/>
+          <w:right w:val="none" w:color="000000" w:sz="4" w:space="0"/>
+        </w:pBdr>
+        <w:spacing/>
+        <w:ind w:right="0" w:firstLine="0" w:left="0"/>
+        <w:rPr>
+          <w:rFonts w:ascii="Times New Roman" w:hAnsi="Times New Roman" w:eastAsia="Times New Roman" w:cs="Times New Roman"/>
+          <w:color w:val="000000"/>
+          <w:sz w:val="24"/>
+          <w:szCs w:val="24"/>
+          <w:highlight w:val="none"/>
+        </w:rPr>
+      </w:pPr>
+      <w:r>
+        <w:rPr>
+          <w:rFonts w:ascii="Times New Roman" w:hAnsi="Times New Roman" w:eastAsia="Times New Roman" w:cs="Times New Roman"/>
+          <w:color w:val="000000"/>
+          <w:sz w:val="24"/>
+        </w:rPr>
+        <w:t xml:space="preserve">Количество баллов: 1,5</w:t>
+      </w:r>
+      <w:r>
+        <w:rPr>
+          <w:rFonts w:ascii="Times New Roman" w:hAnsi="Times New Roman" w:eastAsia="Times New Roman" w:cs="Times New Roman"/>
+          <w:sz w:val="24"/>
+        </w:rPr>
+      </w:r>
+      <w:r>
+        <w:rPr>
+          <w:rFonts w:ascii="Times New Roman" w:hAnsi="Times New Roman" w:eastAsia="Times New Roman" w:cs="Times New Roman"/>
+          <w:color w:val="000000"/>
+          <w:sz w:val="24"/>
+          <w:szCs w:val="24"/>
+          <w:highlight w:val="none"/>
+        </w:rPr>
+      </w:r>
     </w:p>
     <w:p>
       <w:pPr>
@@ -3335,18 +3132,10 @@
       <w:r>
         <w:rPr>
           <w:rFonts w:ascii="Droid Sans Mono" w:hAnsi="Droid Sans Mono" w:eastAsia="Droid Sans Mono" w:cs="Droid Sans Mono"/>
-          <w:color w:val="e6edf3"/>
-          <w:sz w:val="21"/>
-        </w:rPr>
-        <w:t xml:space="preserve">    </w:t>
-      </w:r>
-      <w:r>
-        <w:rPr>
-          <w:rFonts w:ascii="Droid Sans Mono" w:hAnsi="Droid Sans Mono" w:eastAsia="Droid Sans Mono" w:cs="Droid Sans Mono"/>
           <w:color w:val="ff7b72"/>
           <w:sz w:val="21"/>
         </w:rPr>
-        <w:t xml:space="preserve">else</w:t>
+        <w:t xml:space="preserve">DO</w:t>
       </w:r>
       <w:r>
         <w:rPr>
@@ -3354,7 +3143,7 @@
           <w:color w:val="e6edf3"/>
           <w:sz w:val="21"/>
         </w:rPr>
-        <w:t xml:space="preserve"> </w:t>
+        <w:t xml:space="preserve"> $$</w:t>
       </w:r>
       <w:r/>
     </w:p>
@@ -3374,26 +3163,10 @@
       <w:r>
         <w:rPr>
           <w:rFonts w:ascii="Droid Sans Mono" w:hAnsi="Droid Sans Mono" w:eastAsia="Droid Sans Mono" w:cs="Droid Sans Mono"/>
-          <w:color w:val="e6edf3"/>
+          <w:color w:val="ff7b72"/>
           <w:sz w:val="21"/>
         </w:rPr>
-        <w:t xml:space="preserve">        RAISE NOTICE </w:t>
-      </w:r>
-      <w:r>
-        <w:rPr>
-          <w:rFonts w:ascii="Droid Sans Mono" w:hAnsi="Droid Sans Mono" w:eastAsia="Droid Sans Mono" w:cs="Droid Sans Mono"/>
-          <w:color w:val="a5d6ff"/>
-          <w:sz w:val="21"/>
-        </w:rPr>
-        <w:t xml:space="preserve">'Сейчас второе полугодие % года'</w:t>
-      </w:r>
-      <w:r>
-        <w:rPr>
-          <w:rFonts w:ascii="Droid Sans Mono" w:hAnsi="Droid Sans Mono" w:eastAsia="Droid Sans Mono" w:cs="Droid Sans Mono"/>
-          <w:color w:val="e6edf3"/>
-          <w:sz w:val="21"/>
-        </w:rPr>
-        <w:t xml:space="preserve">, vYear;</w:t>
+        <w:t xml:space="preserve">DECLARE</w:t>
       </w:r>
       <w:r/>
     </w:p>
@@ -3416,7 +3189,7 @@
           <w:color w:val="e6edf3"/>
           <w:sz w:val="21"/>
         </w:rPr>
-        <w:t xml:space="preserve">    </w:t>
+        <w:t xml:space="preserve">    vDate constant </w:t>
       </w:r>
       <w:r>
         <w:rPr>
@@ -3424,7 +3197,7 @@
           <w:color w:val="ff7b72"/>
           <w:sz w:val="21"/>
         </w:rPr>
-        <w:t xml:space="preserve">END</w:t>
+        <w:t xml:space="preserve">date</w:t>
       </w:r>
       <w:r>
         <w:rPr>
@@ -3440,7 +3213,23 @@
           <w:color w:val="ff7b72"/>
           <w:sz w:val="21"/>
         </w:rPr>
-        <w:t xml:space="preserve">IF</w:t>
+        <w:t xml:space="preserve">=</w:t>
+      </w:r>
+      <w:r>
+        <w:rPr>
+          <w:rFonts w:ascii="Droid Sans Mono" w:hAnsi="Droid Sans Mono" w:eastAsia="Droid Sans Mono" w:cs="Droid Sans Mono"/>
+          <w:color w:val="e6edf3"/>
+          <w:sz w:val="21"/>
+        </w:rPr>
+        <w:t xml:space="preserve"> </w:t>
+      </w:r>
+      <w:r>
+        <w:rPr>
+          <w:rFonts w:ascii="Droid Sans Mono" w:hAnsi="Droid Sans Mono" w:eastAsia="Droid Sans Mono" w:cs="Droid Sans Mono"/>
+          <w:color w:val="ff7b72"/>
+          <w:sz w:val="21"/>
+        </w:rPr>
+        <w:t xml:space="preserve">CURRENT_DATE</w:t>
       </w:r>
       <w:r>
         <w:rPr>
@@ -3468,10 +3257,18 @@
       <w:r>
         <w:rPr>
           <w:rFonts w:ascii="Droid Sans Mono" w:hAnsi="Droid Sans Mono" w:eastAsia="Droid Sans Mono" w:cs="Droid Sans Mono"/>
+          <w:color w:val="e6edf3"/>
+          <w:sz w:val="21"/>
+        </w:rPr>
+        <w:t xml:space="preserve">    vYear </w:t>
+      </w:r>
+      <w:r>
+        <w:rPr>
+          <w:rFonts w:ascii="Droid Sans Mono" w:hAnsi="Droid Sans Mono" w:eastAsia="Droid Sans Mono" w:cs="Droid Sans Mono"/>
           <w:color w:val="ff7b72"/>
           <w:sz w:val="21"/>
         </w:rPr>
-        <w:t xml:space="preserve">END</w:t>
+        <w:t xml:space="preserve">Integer</w:t>
       </w:r>
       <w:r>
         <w:rPr>
@@ -3494,28 +3291,33 @@
         <w:shd w:val="clear" w:color="0d1117" w:fill="0d1117"/>
         <w:spacing w:line="285" w:lineRule="atLeast"/>
         <w:ind w:right="0" w:firstLine="0" w:left="0"/>
+        <w:rPr/>
+      </w:pPr>
+      <w:r>
         <w:rPr>
           <w:rFonts w:ascii="Droid Sans Mono" w:hAnsi="Droid Sans Mono" w:eastAsia="Droid Sans Mono" w:cs="Droid Sans Mono"/>
           <w:color w:val="e6edf3"/>
           <w:sz w:val="21"/>
-          <w:szCs w:val="21"/>
-          <w:highlight w:val="none"/>
-        </w:rPr>
-      </w:pPr>
+        </w:rPr>
+        <w:t xml:space="preserve">    vMonth </w:t>
+      </w:r>
+      <w:r>
+        <w:rPr>
+          <w:rFonts w:ascii="Droid Sans Mono" w:hAnsi="Droid Sans Mono" w:eastAsia="Droid Sans Mono" w:cs="Droid Sans Mono"/>
+          <w:color w:val="ff7b72"/>
+          <w:sz w:val="21"/>
+        </w:rPr>
+        <w:t xml:space="preserve">INTEGER</w:t>
+      </w:r>
       <w:r>
         <w:rPr>
           <w:rFonts w:ascii="Droid Sans Mono" w:hAnsi="Droid Sans Mono" w:eastAsia="Droid Sans Mono" w:cs="Droid Sans Mono"/>
           <w:color w:val="e6edf3"/>
           <w:sz w:val="21"/>
         </w:rPr>
-        <w:t xml:space="preserve">$$;</w:t>
-      </w:r>
-      <w:r>
-        <w:rPr>
-          <w:rFonts w:ascii="Droid Sans Mono" w:hAnsi="Droid Sans Mono" w:eastAsia="Droid Sans Mono" w:cs="Droid Sans Mono"/>
-          <w:sz w:val="21"/>
-        </w:rPr>
-      </w:r>
+        <w:t xml:space="preserve">;</w:t>
+      </w:r>
+      <w:r/>
     </w:p>
     <w:p>
       <w:pPr>
@@ -3528,53 +3330,17 @@
         <w:shd w:val="clear" w:color="0d1117" w:fill="0d1117"/>
         <w:spacing w:line="285" w:lineRule="atLeast"/>
         <w:ind w:right="0" w:firstLine="0" w:left="0"/>
+        <w:rPr/>
+      </w:pPr>
+      <w:r>
         <w:rPr>
           <w:rFonts w:ascii="Droid Sans Mono" w:hAnsi="Droid Sans Mono" w:eastAsia="Droid Sans Mono" w:cs="Droid Sans Mono"/>
+          <w:color w:val="ff7b72"/>
           <w:sz w:val="21"/>
-          <w:szCs w:val="21"/>
-        </w:rPr>
-      </w:pPr>
-      <w:r>
-        <w:rPr>
-          <w:rFonts w:ascii="Droid Sans Mono" w:hAnsi="Droid Sans Mono" w:eastAsia="Droid Sans Mono" w:cs="Droid Sans Mono"/>
-          <w:color w:val="e6edf3"/>
-          <w:sz w:val="21"/>
-          <w:highlight w:val="none"/>
-        </w:rPr>
-      </w:r>
-      <w:r>
-        <w:rPr>
-          <w:rFonts w:ascii="Droid Sans Mono" w:hAnsi="Droid Sans Mono" w:eastAsia="Droid Sans Mono" w:cs="Droid Sans Mono"/>
-          <w:color w:val="e6edf3"/>
-          <w:sz w:val="21"/>
-          <w:highlight w:val="none"/>
-        </w:rPr>
-        <w:t xml:space="preserve">NOTICE: Сейчас второе полугодие 2026 года</w:t>
-      </w:r>
-      <w:r>
-        <w:rPr>
-          <w:rFonts w:ascii="Droid Sans Mono" w:hAnsi="Droid Sans Mono" w:eastAsia="Droid Sans Mono" w:cs="Droid Sans Mono"/>
-          <w:color w:val="e6edf3"/>
-          <w:sz w:val="21"/>
-          <w:highlight w:val="none"/>
-        </w:rPr>
-      </w:r>
-      <w:r>
-        <w:rPr>
-          <w:rFonts w:ascii="Droid Sans Mono" w:hAnsi="Droid Sans Mono" w:eastAsia="Droid Sans Mono" w:cs="Droid Sans Mono"/>
-          <w:color w:val="e6edf3"/>
-          <w:sz w:val="21"/>
-          <w:highlight w:val="none"/>
-        </w:rPr>
-      </w:r>
-      <w:r>
-        <w:rPr>
-          <w:rFonts w:ascii="Droid Sans Mono" w:hAnsi="Droid Sans Mono" w:eastAsia="Droid Sans Mono" w:cs="Droid Sans Mono"/>
-          <w:color w:val="e6edf3"/>
-          <w:sz w:val="21"/>
-          <w:highlight w:val="none"/>
-        </w:rPr>
-      </w:r>
+        </w:rPr>
+        <w:t xml:space="preserve">BEGIN</w:t>
+      </w:r>
+      <w:r/>
     </w:p>
     <w:p>
       <w:pPr>
@@ -3584,38 +3350,84 @@
           <w:bottom w:val="none" w:color="000000" w:sz="4" w:space="0"/>
           <w:right w:val="none" w:color="000000" w:sz="4" w:space="0"/>
         </w:pBdr>
-        <w:spacing/>
+        <w:shd w:val="clear" w:color="0d1117" w:fill="0d1117"/>
+        <w:spacing w:line="285" w:lineRule="atLeast"/>
         <w:ind w:right="0" w:firstLine="0" w:left="0"/>
-        <w:rPr>
-          <w:rFonts w:ascii="Times New Roman" w:hAnsi="Times New Roman" w:eastAsia="Times New Roman" w:cs="Times New Roman"/>
-          <w:sz w:val="24"/>
-          <w:szCs w:val="24"/>
-        </w:rPr>
-      </w:pPr>
-      <w:r>
-        <w:rPr>
-          <w:rFonts w:ascii="Times New Roman" w:hAnsi="Times New Roman" w:eastAsia="Times New Roman" w:cs="Times New Roman"/>
-          <w:color w:val="000000"/>
-          <w:sz w:val="24"/>
-          <w:highlight w:val="none"/>
-        </w:rPr>
-      </w:r>
-      <w:r>
-        <w:rPr>
-          <w:rFonts w:ascii="Times New Roman" w:hAnsi="Times New Roman" w:eastAsia="Times New Roman" w:cs="Times New Roman"/>
-          <w:color w:val="000000"/>
-          <w:sz w:val="24"/>
-          <w:highlight w:val="none"/>
-        </w:rPr>
-      </w:r>
-      <w:r>
-        <w:rPr>
-          <w:rFonts w:ascii="Times New Roman" w:hAnsi="Times New Roman" w:eastAsia="Times New Roman" w:cs="Times New Roman"/>
-          <w:color w:val="000000"/>
-          <w:sz w:val="24"/>
-          <w:highlight w:val="none"/>
-        </w:rPr>
-      </w:r>
+        <w:rPr/>
+      </w:pPr>
+      <w:r>
+        <w:rPr>
+          <w:rFonts w:ascii="Droid Sans Mono" w:hAnsi="Droid Sans Mono" w:eastAsia="Droid Sans Mono" w:cs="Droid Sans Mono"/>
+          <w:color w:val="e6edf3"/>
+          <w:sz w:val="21"/>
+        </w:rPr>
+        <w:t xml:space="preserve">    vYear </w:t>
+      </w:r>
+      <w:r>
+        <w:rPr>
+          <w:rFonts w:ascii="Droid Sans Mono" w:hAnsi="Droid Sans Mono" w:eastAsia="Droid Sans Mono" w:cs="Droid Sans Mono"/>
+          <w:color w:val="ff7b72"/>
+          <w:sz w:val="21"/>
+        </w:rPr>
+        <w:t xml:space="preserve">=</w:t>
+      </w:r>
+      <w:r>
+        <w:rPr>
+          <w:rFonts w:ascii="Droid Sans Mono" w:hAnsi="Droid Sans Mono" w:eastAsia="Droid Sans Mono" w:cs="Droid Sans Mono"/>
+          <w:color w:val="e6edf3"/>
+          <w:sz w:val="21"/>
+        </w:rPr>
+        <w:t xml:space="preserve"> </w:t>
+      </w:r>
+      <w:r>
+        <w:rPr>
+          <w:rFonts w:ascii="Droid Sans Mono" w:hAnsi="Droid Sans Mono" w:eastAsia="Droid Sans Mono" w:cs="Droid Sans Mono"/>
+          <w:color w:val="ff7b72"/>
+          <w:sz w:val="21"/>
+        </w:rPr>
+        <w:t xml:space="preserve">EXTRACT</w:t>
+      </w:r>
+      <w:r>
+        <w:rPr>
+          <w:rFonts w:ascii="Droid Sans Mono" w:hAnsi="Droid Sans Mono" w:eastAsia="Droid Sans Mono" w:cs="Droid Sans Mono"/>
+          <w:color w:val="e6edf3"/>
+          <w:sz w:val="21"/>
+        </w:rPr>
+        <w:t xml:space="preserve">(</w:t>
+      </w:r>
+      <w:r>
+        <w:rPr>
+          <w:rFonts w:ascii="Droid Sans Mono" w:hAnsi="Droid Sans Mono" w:eastAsia="Droid Sans Mono" w:cs="Droid Sans Mono"/>
+          <w:color w:val="ff7b72"/>
+          <w:sz w:val="21"/>
+        </w:rPr>
+        <w:t xml:space="preserve">YEAR</w:t>
+      </w:r>
+      <w:r>
+        <w:rPr>
+          <w:rFonts w:ascii="Droid Sans Mono" w:hAnsi="Droid Sans Mono" w:eastAsia="Droid Sans Mono" w:cs="Droid Sans Mono"/>
+          <w:color w:val="e6edf3"/>
+          <w:sz w:val="21"/>
+        </w:rPr>
+        <w:t xml:space="preserve"> </w:t>
+      </w:r>
+      <w:r>
+        <w:rPr>
+          <w:rFonts w:ascii="Droid Sans Mono" w:hAnsi="Droid Sans Mono" w:eastAsia="Droid Sans Mono" w:cs="Droid Sans Mono"/>
+          <w:color w:val="ff7b72"/>
+          <w:sz w:val="21"/>
+        </w:rPr>
+        <w:t xml:space="preserve">FROM</w:t>
+      </w:r>
+      <w:r>
+        <w:rPr>
+          <w:rFonts w:ascii="Droid Sans Mono" w:hAnsi="Droid Sans Mono" w:eastAsia="Droid Sans Mono" w:cs="Droid Sans Mono"/>
+          <w:color w:val="e6edf3"/>
+          <w:sz w:val="21"/>
+        </w:rPr>
+        <w:t xml:space="preserve"> vDate);</w:t>
+      </w:r>
+      <w:r/>
     </w:p>
     <w:p>
       <w:pPr>
@@ -3625,26 +3437,82 @@
           <w:bottom w:val="none" w:color="000000" w:sz="4" w:space="0"/>
           <w:right w:val="none" w:color="000000" w:sz="4" w:space="0"/>
         </w:pBdr>
-        <w:spacing/>
+        <w:shd w:val="clear" w:color="0d1117" w:fill="0d1117"/>
+        <w:spacing w:line="285" w:lineRule="atLeast"/>
         <w:ind w:right="0" w:firstLine="0" w:left="0"/>
         <w:rPr/>
       </w:pPr>
       <w:r>
         <w:rPr>
-          <w:rFonts w:ascii="Times New Roman" w:hAnsi="Times New Roman" w:eastAsia="Times New Roman" w:cs="Times New Roman"/>
-          <w:b/>
-          <w:color w:val="000000"/>
-          <w:sz w:val="24"/>
-        </w:rPr>
-        <w:t xml:space="preserve">6</w:t>
-      </w:r>
-      <w:r>
-        <w:rPr>
-          <w:rFonts w:ascii="Times New Roman" w:hAnsi="Times New Roman" w:eastAsia="Times New Roman" w:cs="Times New Roman"/>
-          <w:color w:val="000000"/>
-          <w:sz w:val="24"/>
-        </w:rPr>
-        <w:t xml:space="preserve">. Создайте анонимный PL/SQL блок. Объявите одну переменную текстового типа.</w:t>
+          <w:rFonts w:ascii="Droid Sans Mono" w:hAnsi="Droid Sans Mono" w:eastAsia="Droid Sans Mono" w:cs="Droid Sans Mono"/>
+          <w:color w:val="e6edf3"/>
+          <w:sz w:val="21"/>
+        </w:rPr>
+        <w:t xml:space="preserve">    vMonth </w:t>
+      </w:r>
+      <w:r>
+        <w:rPr>
+          <w:rFonts w:ascii="Droid Sans Mono" w:hAnsi="Droid Sans Mono" w:eastAsia="Droid Sans Mono" w:cs="Droid Sans Mono"/>
+          <w:color w:val="ff7b72"/>
+          <w:sz w:val="21"/>
+        </w:rPr>
+        <w:t xml:space="preserve">=</w:t>
+      </w:r>
+      <w:r>
+        <w:rPr>
+          <w:rFonts w:ascii="Droid Sans Mono" w:hAnsi="Droid Sans Mono" w:eastAsia="Droid Sans Mono" w:cs="Droid Sans Mono"/>
+          <w:color w:val="e6edf3"/>
+          <w:sz w:val="21"/>
+        </w:rPr>
+        <w:t xml:space="preserve"> </w:t>
+      </w:r>
+      <w:r>
+        <w:rPr>
+          <w:rFonts w:ascii="Droid Sans Mono" w:hAnsi="Droid Sans Mono" w:eastAsia="Droid Sans Mono" w:cs="Droid Sans Mono"/>
+          <w:color w:val="ff7b72"/>
+          <w:sz w:val="21"/>
+        </w:rPr>
+        <w:t xml:space="preserve">EXTRACT</w:t>
+      </w:r>
+      <w:r>
+        <w:rPr>
+          <w:rFonts w:ascii="Droid Sans Mono" w:hAnsi="Droid Sans Mono" w:eastAsia="Droid Sans Mono" w:cs="Droid Sans Mono"/>
+          <w:color w:val="e6edf3"/>
+          <w:sz w:val="21"/>
+        </w:rPr>
+        <w:t xml:space="preserve">(</w:t>
+      </w:r>
+      <w:r>
+        <w:rPr>
+          <w:rFonts w:ascii="Droid Sans Mono" w:hAnsi="Droid Sans Mono" w:eastAsia="Droid Sans Mono" w:cs="Droid Sans Mono"/>
+          <w:color w:val="ff7b72"/>
+          <w:sz w:val="21"/>
+        </w:rPr>
+        <w:t xml:space="preserve">MONTH</w:t>
+      </w:r>
+      <w:r>
+        <w:rPr>
+          <w:rFonts w:ascii="Droid Sans Mono" w:hAnsi="Droid Sans Mono" w:eastAsia="Droid Sans Mono" w:cs="Droid Sans Mono"/>
+          <w:color w:val="e6edf3"/>
+          <w:sz w:val="21"/>
+        </w:rPr>
+        <w:t xml:space="preserve"> </w:t>
+      </w:r>
+      <w:r>
+        <w:rPr>
+          <w:rFonts w:ascii="Droid Sans Mono" w:hAnsi="Droid Sans Mono" w:eastAsia="Droid Sans Mono" w:cs="Droid Sans Mono"/>
+          <w:color w:val="ff7b72"/>
+          <w:sz w:val="21"/>
+        </w:rPr>
+        <w:t xml:space="preserve">FROM</w:t>
+      </w:r>
+      <w:r>
+        <w:rPr>
+          <w:rFonts w:ascii="Droid Sans Mono" w:hAnsi="Droid Sans Mono" w:eastAsia="Droid Sans Mono" w:cs="Droid Sans Mono"/>
+          <w:color w:val="e6edf3"/>
+          <w:sz w:val="21"/>
+        </w:rPr>
+        <w:t xml:space="preserve"> vDate);</w:t>
       </w:r>
       <w:r/>
     </w:p>
@@ -3656,17 +3524,16 @@
           <w:bottom w:val="none" w:color="000000" w:sz="4" w:space="0"/>
           <w:right w:val="none" w:color="000000" w:sz="4" w:space="0"/>
         </w:pBdr>
-        <w:spacing/>
+        <w:shd w:val="clear" w:color="0d1117" w:fill="0d1117"/>
+        <w:spacing w:line="285" w:lineRule="atLeast"/>
         <w:ind w:right="0" w:firstLine="0" w:left="0"/>
         <w:rPr/>
       </w:pPr>
       <w:r>
         <w:rPr>
-          <w:rFonts w:ascii="Times New Roman" w:hAnsi="Times New Roman" w:eastAsia="Times New Roman" w:cs="Times New Roman"/>
-          <w:color w:val="000000"/>
-          <w:sz w:val="24"/>
-        </w:rPr>
-        <w:t xml:space="preserve">В теле анонимного блока присвойте переменной произвольный текст.</w:t>
+          <w:rFonts w:ascii="Droid Sans Mono" w:hAnsi="Droid Sans Mono" w:eastAsia="Droid Sans Mono" w:cs="Droid Sans Mono"/>
+          <w:sz w:val="21"/>
+        </w:rPr>
       </w:r>
       <w:r/>
     </w:p>
@@ -3678,10 +3545,387 @@
           <w:bottom w:val="none" w:color="000000" w:sz="4" w:space="0"/>
           <w:right w:val="none" w:color="000000" w:sz="4" w:space="0"/>
         </w:pBdr>
-        <w:spacing/>
+        <w:shd w:val="clear" w:color="0d1117" w:fill="0d1117"/>
+        <w:spacing w:line="285" w:lineRule="atLeast"/>
         <w:ind w:right="0" w:firstLine="0" w:left="0"/>
-        <w:rPr>
+        <w:rPr/>
+      </w:pPr>
+      <w:r>
+        <w:rPr>
+          <w:rFonts w:ascii="Droid Sans Mono" w:hAnsi="Droid Sans Mono" w:eastAsia="Droid Sans Mono" w:cs="Droid Sans Mono"/>
+          <w:color w:val="e6edf3"/>
+          <w:sz w:val="21"/>
+        </w:rPr>
+        <w:t xml:space="preserve">    </w:t>
+      </w:r>
+      <w:r>
+        <w:rPr>
+          <w:rFonts w:ascii="Droid Sans Mono" w:hAnsi="Droid Sans Mono" w:eastAsia="Droid Sans Mono" w:cs="Droid Sans Mono"/>
+          <w:color w:val="ff7b72"/>
+          <w:sz w:val="21"/>
+        </w:rPr>
+        <w:t xml:space="preserve">if</w:t>
+      </w:r>
+      <w:r>
+        <w:rPr>
+          <w:rFonts w:ascii="Droid Sans Mono" w:hAnsi="Droid Sans Mono" w:eastAsia="Droid Sans Mono" w:cs="Droid Sans Mono"/>
+          <w:color w:val="e6edf3"/>
+          <w:sz w:val="21"/>
+        </w:rPr>
+        <w:t xml:space="preserve"> vMonth </w:t>
+      </w:r>
+      <w:r>
+        <w:rPr>
+          <w:rFonts w:ascii="Droid Sans Mono" w:hAnsi="Droid Sans Mono" w:eastAsia="Droid Sans Mono" w:cs="Droid Sans Mono"/>
+          <w:color w:val="ff7b72"/>
+          <w:sz w:val="21"/>
+        </w:rPr>
+        <w:t xml:space="preserve">&lt;</w:t>
+      </w:r>
+      <w:r>
+        <w:rPr>
+          <w:rFonts w:ascii="Droid Sans Mono" w:hAnsi="Droid Sans Mono" w:eastAsia="Droid Sans Mono" w:cs="Droid Sans Mono"/>
+          <w:color w:val="e6edf3"/>
+          <w:sz w:val="21"/>
+        </w:rPr>
+        <w:t xml:space="preserve"> </w:t>
+      </w:r>
+      <w:r>
+        <w:rPr>
+          <w:rFonts w:ascii="Droid Sans Mono" w:hAnsi="Droid Sans Mono" w:eastAsia="Droid Sans Mono" w:cs="Droid Sans Mono"/>
+          <w:color w:val="79c0ff"/>
+          <w:sz w:val="21"/>
+        </w:rPr>
+        <w:t xml:space="preserve">7</w:t>
+      </w:r>
+      <w:r>
+        <w:rPr>
+          <w:rFonts w:ascii="Droid Sans Mono" w:hAnsi="Droid Sans Mono" w:eastAsia="Droid Sans Mono" w:cs="Droid Sans Mono"/>
+          <w:color w:val="e6edf3"/>
+          <w:sz w:val="21"/>
+        </w:rPr>
+        <w:t xml:space="preserve"> </w:t>
+      </w:r>
+      <w:r>
+        <w:rPr>
+          <w:rFonts w:ascii="Droid Sans Mono" w:hAnsi="Droid Sans Mono" w:eastAsia="Droid Sans Mono" w:cs="Droid Sans Mono"/>
+          <w:color w:val="ff7b72"/>
+          <w:sz w:val="21"/>
+        </w:rPr>
+        <w:t xml:space="preserve">THEN</w:t>
+      </w:r>
+      <w:r/>
+    </w:p>
+    <w:p>
+      <w:pPr>
+        <w:pBdr>
+          <w:top w:val="none" w:color="000000" w:sz="4" w:space="0"/>
+          <w:left w:val="none" w:color="000000" w:sz="4" w:space="0"/>
+          <w:bottom w:val="none" w:color="000000" w:sz="4" w:space="0"/>
+          <w:right w:val="none" w:color="000000" w:sz="4" w:space="0"/>
+        </w:pBdr>
+        <w:shd w:val="clear" w:color="0d1117" w:fill="0d1117"/>
+        <w:spacing w:line="285" w:lineRule="atLeast"/>
+        <w:ind w:right="0" w:firstLine="0" w:left="0"/>
+        <w:rPr/>
+      </w:pPr>
+      <w:r>
+        <w:rPr>
+          <w:rFonts w:ascii="Droid Sans Mono" w:hAnsi="Droid Sans Mono" w:eastAsia="Droid Sans Mono" w:cs="Droid Sans Mono"/>
+          <w:color w:val="e6edf3"/>
+          <w:sz w:val="21"/>
+        </w:rPr>
+        <w:t xml:space="preserve">        RAISE NOTICE </w:t>
+      </w:r>
+      <w:r>
+        <w:rPr>
+          <w:rFonts w:ascii="Droid Sans Mono" w:hAnsi="Droid Sans Mono" w:eastAsia="Droid Sans Mono" w:cs="Droid Sans Mono"/>
+          <w:color w:val="a5d6ff"/>
+          <w:sz w:val="21"/>
+        </w:rPr>
+        <w:t xml:space="preserve">'Сейчас первое полугодие % года'</w:t>
+      </w:r>
+      <w:r>
+        <w:rPr>
+          <w:rFonts w:ascii="Droid Sans Mono" w:hAnsi="Droid Sans Mono" w:eastAsia="Droid Sans Mono" w:cs="Droid Sans Mono"/>
+          <w:color w:val="e6edf3"/>
+          <w:sz w:val="21"/>
+        </w:rPr>
+        <w:t xml:space="preserve">, vYear;</w:t>
+      </w:r>
+      <w:r/>
+    </w:p>
+    <w:p>
+      <w:pPr>
+        <w:pBdr>
+          <w:top w:val="none" w:color="000000" w:sz="4" w:space="0"/>
+          <w:left w:val="none" w:color="000000" w:sz="4" w:space="0"/>
+          <w:bottom w:val="none" w:color="000000" w:sz="4" w:space="0"/>
+          <w:right w:val="none" w:color="000000" w:sz="4" w:space="0"/>
+        </w:pBdr>
+        <w:shd w:val="clear" w:color="0d1117" w:fill="0d1117"/>
+        <w:spacing w:line="285" w:lineRule="atLeast"/>
+        <w:ind w:right="0" w:firstLine="0" w:left="0"/>
+        <w:rPr/>
+      </w:pPr>
+      <w:r>
+        <w:rPr>
+          <w:rFonts w:ascii="Droid Sans Mono" w:hAnsi="Droid Sans Mono" w:eastAsia="Droid Sans Mono" w:cs="Droid Sans Mono"/>
+          <w:color w:val="e6edf3"/>
+          <w:sz w:val="21"/>
+        </w:rPr>
+        <w:t xml:space="preserve">    </w:t>
+      </w:r>
+      <w:r>
+        <w:rPr>
+          <w:rFonts w:ascii="Droid Sans Mono" w:hAnsi="Droid Sans Mono" w:eastAsia="Droid Sans Mono" w:cs="Droid Sans Mono"/>
+          <w:color w:val="ff7b72"/>
+          <w:sz w:val="21"/>
+        </w:rPr>
+        <w:t xml:space="preserve">else</w:t>
+      </w:r>
+      <w:r>
+        <w:rPr>
+          <w:rFonts w:ascii="Droid Sans Mono" w:hAnsi="Droid Sans Mono" w:eastAsia="Droid Sans Mono" w:cs="Droid Sans Mono"/>
+          <w:color w:val="e6edf3"/>
+          <w:sz w:val="21"/>
+        </w:rPr>
+        <w:t xml:space="preserve"> </w:t>
+      </w:r>
+      <w:r/>
+    </w:p>
+    <w:p>
+      <w:pPr>
+        <w:pBdr>
+          <w:top w:val="none" w:color="000000" w:sz="4" w:space="0"/>
+          <w:left w:val="none" w:color="000000" w:sz="4" w:space="0"/>
+          <w:bottom w:val="none" w:color="000000" w:sz="4" w:space="0"/>
+          <w:right w:val="none" w:color="000000" w:sz="4" w:space="0"/>
+        </w:pBdr>
+        <w:shd w:val="clear" w:color="0d1117" w:fill="0d1117"/>
+        <w:spacing w:line="285" w:lineRule="atLeast"/>
+        <w:ind w:right="0" w:firstLine="0" w:left="0"/>
+        <w:rPr/>
+      </w:pPr>
+      <w:r>
+        <w:rPr>
+          <w:rFonts w:ascii="Droid Sans Mono" w:hAnsi="Droid Sans Mono" w:eastAsia="Droid Sans Mono" w:cs="Droid Sans Mono"/>
+          <w:color w:val="e6edf3"/>
+          <w:sz w:val="21"/>
+        </w:rPr>
+        <w:t xml:space="preserve">        RAISE NOTICE </w:t>
+      </w:r>
+      <w:r>
+        <w:rPr>
+          <w:rFonts w:ascii="Droid Sans Mono" w:hAnsi="Droid Sans Mono" w:eastAsia="Droid Sans Mono" w:cs="Droid Sans Mono"/>
+          <w:color w:val="a5d6ff"/>
+          <w:sz w:val="21"/>
+        </w:rPr>
+        <w:t xml:space="preserve">'Сейчас второе полугодие % года'</w:t>
+      </w:r>
+      <w:r>
+        <w:rPr>
+          <w:rFonts w:ascii="Droid Sans Mono" w:hAnsi="Droid Sans Mono" w:eastAsia="Droid Sans Mono" w:cs="Droid Sans Mono"/>
+          <w:color w:val="e6edf3"/>
+          <w:sz w:val="21"/>
+        </w:rPr>
+        <w:t xml:space="preserve">, vYear;</w:t>
+      </w:r>
+      <w:r/>
+    </w:p>
+    <w:p>
+      <w:pPr>
+        <w:pBdr>
+          <w:top w:val="none" w:color="000000" w:sz="4" w:space="0"/>
+          <w:left w:val="none" w:color="000000" w:sz="4" w:space="0"/>
+          <w:bottom w:val="none" w:color="000000" w:sz="4" w:space="0"/>
+          <w:right w:val="none" w:color="000000" w:sz="4" w:space="0"/>
+        </w:pBdr>
+        <w:shd w:val="clear" w:color="0d1117" w:fill="0d1117"/>
+        <w:spacing w:line="285" w:lineRule="atLeast"/>
+        <w:ind w:right="0" w:firstLine="0" w:left="0"/>
+        <w:rPr/>
+      </w:pPr>
+      <w:r>
+        <w:rPr>
+          <w:rFonts w:ascii="Droid Sans Mono" w:hAnsi="Droid Sans Mono" w:eastAsia="Droid Sans Mono" w:cs="Droid Sans Mono"/>
+          <w:color w:val="e6edf3"/>
+          <w:sz w:val="21"/>
+        </w:rPr>
+        <w:t xml:space="preserve">    </w:t>
+      </w:r>
+      <w:r>
+        <w:rPr>
+          <w:rFonts w:ascii="Droid Sans Mono" w:hAnsi="Droid Sans Mono" w:eastAsia="Droid Sans Mono" w:cs="Droid Sans Mono"/>
+          <w:color w:val="ff7b72"/>
+          <w:sz w:val="21"/>
+        </w:rPr>
+        <w:t xml:space="preserve">END</w:t>
+      </w:r>
+      <w:r>
+        <w:rPr>
+          <w:rFonts w:ascii="Droid Sans Mono" w:hAnsi="Droid Sans Mono" w:eastAsia="Droid Sans Mono" w:cs="Droid Sans Mono"/>
+          <w:color w:val="e6edf3"/>
+          <w:sz w:val="21"/>
+        </w:rPr>
+        <w:t xml:space="preserve"> </w:t>
+      </w:r>
+      <w:r>
+        <w:rPr>
+          <w:rFonts w:ascii="Droid Sans Mono" w:hAnsi="Droid Sans Mono" w:eastAsia="Droid Sans Mono" w:cs="Droid Sans Mono"/>
+          <w:color w:val="ff7b72"/>
+          <w:sz w:val="21"/>
+        </w:rPr>
+        <w:t xml:space="preserve">IF</w:t>
+      </w:r>
+      <w:r>
+        <w:rPr>
+          <w:rFonts w:ascii="Droid Sans Mono" w:hAnsi="Droid Sans Mono" w:eastAsia="Droid Sans Mono" w:cs="Droid Sans Mono"/>
+          <w:color w:val="e6edf3"/>
+          <w:sz w:val="21"/>
+        </w:rPr>
+        <w:t xml:space="preserve">;</w:t>
+      </w:r>
+      <w:r/>
+    </w:p>
+    <w:p>
+      <w:pPr>
+        <w:pBdr>
+          <w:top w:val="none" w:color="000000" w:sz="4" w:space="0"/>
+          <w:left w:val="none" w:color="000000" w:sz="4" w:space="0"/>
+          <w:bottom w:val="none" w:color="000000" w:sz="4" w:space="0"/>
+          <w:right w:val="none" w:color="000000" w:sz="4" w:space="0"/>
+        </w:pBdr>
+        <w:shd w:val="clear" w:color="0d1117" w:fill="0d1117"/>
+        <w:spacing w:line="285" w:lineRule="atLeast"/>
+        <w:ind w:right="0" w:firstLine="0" w:left="0"/>
+        <w:rPr/>
+      </w:pPr>
+      <w:r>
+        <w:rPr>
+          <w:rFonts w:ascii="Droid Sans Mono" w:hAnsi="Droid Sans Mono" w:eastAsia="Droid Sans Mono" w:cs="Droid Sans Mono"/>
+          <w:color w:val="ff7b72"/>
+          <w:sz w:val="21"/>
+        </w:rPr>
+        <w:t xml:space="preserve">END</w:t>
+      </w:r>
+      <w:r>
+        <w:rPr>
+          <w:rFonts w:ascii="Droid Sans Mono" w:hAnsi="Droid Sans Mono" w:eastAsia="Droid Sans Mono" w:cs="Droid Sans Mono"/>
+          <w:color w:val="e6edf3"/>
+          <w:sz w:val="21"/>
+        </w:rPr>
+        <w:t xml:space="preserve">;</w:t>
+      </w:r>
+      <w:r/>
+    </w:p>
+    <w:p>
+      <w:pPr>
+        <w:pBdr>
+          <w:top w:val="none" w:color="000000" w:sz="4" w:space="0"/>
+          <w:left w:val="none" w:color="000000" w:sz="4" w:space="0"/>
+          <w:bottom w:val="none" w:color="000000" w:sz="4" w:space="0"/>
+          <w:right w:val="none" w:color="000000" w:sz="4" w:space="0"/>
+        </w:pBdr>
+        <w:shd w:val="clear" w:color="0d1117" w:fill="0d1117"/>
+        <w:spacing w:line="285" w:lineRule="atLeast"/>
+        <w:ind w:right="0" w:firstLine="0" w:left="0"/>
+        <w:rPr>
+          <w:rFonts w:ascii="Droid Sans Mono" w:hAnsi="Droid Sans Mono" w:eastAsia="Droid Sans Mono" w:cs="Droid Sans Mono"/>
+          <w:color w:val="e6edf3"/>
+          <w:sz w:val="21"/>
+          <w:szCs w:val="21"/>
           <w:highlight w:val="none"/>
+        </w:rPr>
+      </w:pPr>
+      <w:r>
+        <w:rPr>
+          <w:rFonts w:ascii="Droid Sans Mono" w:hAnsi="Droid Sans Mono" w:eastAsia="Droid Sans Mono" w:cs="Droid Sans Mono"/>
+          <w:color w:val="e6edf3"/>
+          <w:sz w:val="21"/>
+        </w:rPr>
+        <w:t xml:space="preserve">$$;</w:t>
+      </w:r>
+      <w:r>
+        <w:rPr>
+          <w:rFonts w:ascii="Droid Sans Mono" w:hAnsi="Droid Sans Mono" w:eastAsia="Droid Sans Mono" w:cs="Droid Sans Mono"/>
+          <w:sz w:val="21"/>
+        </w:rPr>
+      </w:r>
+      <w:r>
+        <w:rPr>
+          <w:rFonts w:ascii="Droid Sans Mono" w:hAnsi="Droid Sans Mono" w:eastAsia="Droid Sans Mono" w:cs="Droid Sans Mono"/>
+          <w:color w:val="e6edf3"/>
+          <w:sz w:val="21"/>
+          <w:szCs w:val="21"/>
+          <w:highlight w:val="none"/>
+        </w:rPr>
+      </w:r>
+    </w:p>
+    <w:p>
+      <w:pPr>
+        <w:pBdr>
+          <w:top w:val="none" w:color="000000" w:sz="4" w:space="0"/>
+          <w:left w:val="none" w:color="000000" w:sz="4" w:space="0"/>
+          <w:bottom w:val="none" w:color="000000" w:sz="4" w:space="0"/>
+          <w:right w:val="none" w:color="000000" w:sz="4" w:space="0"/>
+        </w:pBdr>
+        <w:shd w:val="clear" w:color="0d1117" w:fill="0d1117"/>
+        <w:spacing w:line="285" w:lineRule="atLeast"/>
+        <w:ind w:right="0" w:firstLine="0" w:left="0"/>
+        <w:rPr>
+          <w:rFonts w:ascii="Droid Sans Mono" w:hAnsi="Droid Sans Mono" w:eastAsia="Droid Sans Mono" w:cs="Droid Sans Mono"/>
+          <w:sz w:val="21"/>
+          <w:szCs w:val="21"/>
+        </w:rPr>
+      </w:pPr>
+      <w:r>
+        <w:rPr>
+          <w:rFonts w:ascii="Droid Sans Mono" w:hAnsi="Droid Sans Mono" w:eastAsia="Droid Sans Mono" w:cs="Droid Sans Mono"/>
+          <w:color w:val="e6edf3"/>
+          <w:sz w:val="21"/>
+          <w:highlight w:val="none"/>
+        </w:rPr>
+      </w:r>
+      <w:r>
+        <w:rPr>
+          <w:rFonts w:ascii="Droid Sans Mono" w:hAnsi="Droid Sans Mono" w:eastAsia="Droid Sans Mono" w:cs="Droid Sans Mono"/>
+          <w:color w:val="e6edf3"/>
+          <w:sz w:val="21"/>
+          <w:highlight w:val="none"/>
+        </w:rPr>
+        <w:t xml:space="preserve">NOTICE: Сейчас второе полугодие 2026 года</w:t>
+      </w:r>
+      <w:r>
+        <w:rPr>
+          <w:rFonts w:ascii="Droid Sans Mono" w:hAnsi="Droid Sans Mono" w:eastAsia="Droid Sans Mono" w:cs="Droid Sans Mono"/>
+          <w:color w:val="e6edf3"/>
+          <w:sz w:val="21"/>
+          <w:highlight w:val="none"/>
+        </w:rPr>
+      </w:r>
+      <w:r>
+        <w:rPr>
+          <w:rFonts w:ascii="Droid Sans Mono" w:hAnsi="Droid Sans Mono" w:eastAsia="Droid Sans Mono" w:cs="Droid Sans Mono"/>
+          <w:sz w:val="21"/>
+          <w:szCs w:val="21"/>
+        </w:rPr>
+      </w:r>
+    </w:p>
+    <w:p>
+      <w:pPr>
+        <w:pBdr>
+          <w:top w:val="none" w:color="000000" w:sz="4" w:space="0"/>
+          <w:left w:val="none" w:color="000000" w:sz="4" w:space="0"/>
+          <w:bottom w:val="none" w:color="000000" w:sz="4" w:space="0"/>
+          <w:right w:val="none" w:color="000000" w:sz="4" w:space="0"/>
+        </w:pBdr>
+        <w:spacing/>
+        <w:ind w:right="0" w:firstLine="0" w:left="0"/>
+        <w:rPr>
+          <w:rFonts w:ascii="Times New Roman" w:hAnsi="Times New Roman" w:eastAsia="Times New Roman" w:cs="Times New Roman"/>
+          <w:sz w:val="24"/>
+          <w:szCs w:val="24"/>
         </w:rPr>
       </w:pPr>
       <w:r>
@@ -3689,22 +3933,117 @@
           <w:rFonts w:ascii="Times New Roman" w:hAnsi="Times New Roman" w:eastAsia="Times New Roman" w:cs="Times New Roman"/>
           <w:color w:val="000000"/>
           <w:sz w:val="24"/>
-        </w:rPr>
-        <w:t xml:space="preserve">Напишите условие - если значение переменной не пустое, то вывести в консоль сообщение "Переменная содержит значение: " + значение переменной. Например "Переменная содержит значение: Привет, мир!". Иначе вывести в консоль сообщение "Переменная не содержит н</w:t>
+          <w:highlight w:val="none"/>
+        </w:rPr>
       </w:r>
       <w:r>
         <w:rPr>
           <w:rFonts w:ascii="Times New Roman" w:hAnsi="Times New Roman" w:eastAsia="Times New Roman" w:cs="Times New Roman"/>
           <w:color w:val="000000"/>
           <w:sz w:val="24"/>
-        </w:rPr>
-        <w:t xml:space="preserve">икаких значений".</w:t>
-      </w:r>
-      <w:r/>
+          <w:highlight w:val="none"/>
+        </w:rPr>
+      </w:r>
       <w:r>
         <w:rPr>
           <w:rFonts w:ascii="Times New Roman" w:hAnsi="Times New Roman" w:eastAsia="Times New Roman" w:cs="Times New Roman"/>
           <w:sz w:val="24"/>
+          <w:szCs w:val="24"/>
+        </w:rPr>
+      </w:r>
+    </w:p>
+    <w:p>
+      <w:pPr>
+        <w:pBdr>
+          <w:top w:val="none" w:color="000000" w:sz="4" w:space="0"/>
+          <w:left w:val="none" w:color="000000" w:sz="4" w:space="0"/>
+          <w:bottom w:val="none" w:color="000000" w:sz="4" w:space="0"/>
+          <w:right w:val="none" w:color="000000" w:sz="4" w:space="0"/>
+        </w:pBdr>
+        <w:spacing/>
+        <w:ind w:right="0" w:firstLine="0" w:left="0"/>
+        <w:rPr/>
+      </w:pPr>
+      <w:r>
+        <w:rPr>
+          <w:rFonts w:ascii="Times New Roman" w:hAnsi="Times New Roman" w:eastAsia="Times New Roman" w:cs="Times New Roman"/>
+          <w:b/>
+          <w:color w:val="000000"/>
+          <w:sz w:val="24"/>
+        </w:rPr>
+        <w:t xml:space="preserve">6</w:t>
+      </w:r>
+      <w:r>
+        <w:rPr>
+          <w:rFonts w:ascii="Times New Roman" w:hAnsi="Times New Roman" w:eastAsia="Times New Roman" w:cs="Times New Roman"/>
+          <w:color w:val="000000"/>
+          <w:sz w:val="24"/>
+        </w:rPr>
+        <w:t xml:space="preserve">. Создайте анонимный PL/SQL блок. Объявите одну переменную текстового типа.</w:t>
+      </w:r>
+      <w:r/>
+    </w:p>
+    <w:p>
+      <w:pPr>
+        <w:pBdr>
+          <w:top w:val="none" w:color="000000" w:sz="4" w:space="0"/>
+          <w:left w:val="none" w:color="000000" w:sz="4" w:space="0"/>
+          <w:bottom w:val="none" w:color="000000" w:sz="4" w:space="0"/>
+          <w:right w:val="none" w:color="000000" w:sz="4" w:space="0"/>
+        </w:pBdr>
+        <w:spacing/>
+        <w:ind w:right="0" w:firstLine="0" w:left="0"/>
+        <w:rPr/>
+      </w:pPr>
+      <w:r>
+        <w:rPr>
+          <w:rFonts w:ascii="Times New Roman" w:hAnsi="Times New Roman" w:eastAsia="Times New Roman" w:cs="Times New Roman"/>
+          <w:color w:val="000000"/>
+          <w:sz w:val="24"/>
+        </w:rPr>
+        <w:t xml:space="preserve">В теле анонимного блока присвойте переменной произвольный текст.</w:t>
+      </w:r>
+      <w:r/>
+    </w:p>
+    <w:p>
+      <w:pPr>
+        <w:pBdr>
+          <w:top w:val="none" w:color="000000" w:sz="4" w:space="0"/>
+          <w:left w:val="none" w:color="000000" w:sz="4" w:space="0"/>
+          <w:bottom w:val="none" w:color="000000" w:sz="4" w:space="0"/>
+          <w:right w:val="none" w:color="000000" w:sz="4" w:space="0"/>
+        </w:pBdr>
+        <w:spacing/>
+        <w:ind w:right="0" w:firstLine="0" w:left="0"/>
+        <w:rPr>
+          <w:highlight w:val="none"/>
+        </w:rPr>
+      </w:pPr>
+      <w:r>
+        <w:rPr>
+          <w:rFonts w:ascii="Times New Roman" w:hAnsi="Times New Roman" w:eastAsia="Times New Roman" w:cs="Times New Roman"/>
+          <w:color w:val="000000"/>
+          <w:sz w:val="24"/>
+        </w:rPr>
+        <w:t xml:space="preserve">Напишите условие - если значение переменной не пустое, то вывести в консоль сообщение "Переменная содержит значение: " + значение переменной. Например "Переменная содержит значение: Привет, мир!". Иначе вывести в консоль сообщение "Переменная не содержит н</w:t>
+      </w:r>
+      <w:r>
+        <w:rPr>
+          <w:rFonts w:ascii="Times New Roman" w:hAnsi="Times New Roman" w:eastAsia="Times New Roman" w:cs="Times New Roman"/>
+          <w:color w:val="000000"/>
+          <w:sz w:val="24"/>
+        </w:rPr>
+        <w:t xml:space="preserve">икаких значений".</w:t>
+      </w:r>
+      <w:r>
+        <w:rPr>
+          <w:rFonts w:ascii="Times New Roman" w:hAnsi="Times New Roman" w:eastAsia="Times New Roman" w:cs="Times New Roman"/>
+          <w:sz w:val="24"/>
+        </w:rPr>
+      </w:r>
+      <w:r>
+        <w:rPr>
+          <w:highlight w:val="none"/>
         </w:rPr>
       </w:r>
     </w:p>
@@ -4192,6 +4531,16 @@
           <w:sz w:val="21"/>
         </w:rPr>
       </w:r>
+      <w:r>
+        <w:rPr>
+          <w:rFonts w:ascii="Droid Sans Mono" w:hAnsi="Droid Sans Mono" w:eastAsia="Droid Sans Mono" w:cs="Droid Sans Mono"/>
+          <w:color w:val="e6edf3"/>
+          <w:sz w:val="21"/>
+          <w:szCs w:val="21"/>
+          <w:highlight w:val="none"/>
+          <w:lang w:val="en-US"/>
+        </w:rPr>
+      </w:r>
     </w:p>
     <w:p>
       <w:pPr>
@@ -4243,10 +4592,8 @@
       <w:r>
         <w:rPr>
           <w:rFonts w:ascii="Droid Sans Mono" w:hAnsi="Droid Sans Mono" w:eastAsia="Droid Sans Mono" w:cs="Droid Sans Mono"/>
-          <w:color w:val="e6edf3"/>
           <w:sz w:val="21"/>
-          <w:highlight w:val="none"/>
-          <w:lang w:val="en-US"/>
+          <w:szCs w:val="21"/>
         </w:rPr>
       </w:r>
     </w:p>
@@ -4278,7 +4625,9 @@
       </w:r>
       <w:r>
         <w:rPr>
-          <w:highlight w:val="none"/>
+          <w:rFonts w:ascii="Times New Roman" w:hAnsi="Times New Roman" w:eastAsia="Times New Roman" w:cs="Times New Roman"/>
+          <w:sz w:val="24"/>
+          <w:szCs w:val="24"/>
         </w:rPr>
       </w:r>
     </w:p>
@@ -4431,6 +4780,15 @@
         <w:rPr>
           <w:rFonts w:ascii="Times New Roman" w:hAnsi="Times New Roman" w:eastAsia="Times New Roman" w:cs="Times New Roman"/>
           <w:sz w:val="24"/>
+        </w:rPr>
+      </w:r>
+      <w:r>
+        <w:rPr>
+          <w:rFonts w:ascii="Times New Roman" w:hAnsi="Times New Roman" w:eastAsia="Times New Roman" w:cs="Times New Roman"/>
+          <w:color w:val="000000"/>
+          <w:sz w:val="24"/>
+          <w:szCs w:val="24"/>
+          <w:highlight w:val="none"/>
         </w:rPr>
       </w:r>
     </w:p>
@@ -4704,7 +5062,23 @@
           <w:color w:val="e6edf3"/>
           <w:sz w:val="21"/>
         </w:rPr>
-        <w:t xml:space="preserve"> vStroke </w:t>
+        <w:t xml:space="preserve"> </w:t>
+      </w:r>
+      <w:r>
+        <w:rPr>
+          <w:rFonts w:ascii="Droid Sans Mono" w:hAnsi="Droid Sans Mono" w:eastAsia="Droid Sans Mono" w:cs="Droid Sans Mono"/>
+          <w:color w:val="79c0ff"/>
+          <w:sz w:val="21"/>
+        </w:rPr>
+        <w:t xml:space="preserve">UPPER</w:t>
+      </w:r>
+      <w:r>
+        <w:rPr>
+          <w:rFonts w:ascii="Droid Sans Mono" w:hAnsi="Droid Sans Mono" w:eastAsia="Droid Sans Mono" w:cs="Droid Sans Mono"/>
+          <w:color w:val="e6edf3"/>
+          <w:sz w:val="21"/>
+        </w:rPr>
+        <w:t xml:space="preserve">(vStroke) </w:t>
       </w:r>
       <w:r>
         <w:rPr>
@@ -4728,7 +5102,7 @@
           <w:color w:val="a5d6ff"/>
           <w:sz w:val="21"/>
         </w:rPr>
-        <w:t xml:space="preserve">'%е%'</w:t>
+        <w:t xml:space="preserve">'%Е%'</w:t>
       </w:r>
       <w:r>
         <w:rPr>
@@ -5132,28 +5506,17 @@
         <w:shd w:val="clear" w:color="0d1117" w:fill="0d1117"/>
         <w:spacing w:line="285" w:lineRule="atLeast"/>
         <w:ind w:right="0" w:firstLine="0" w:left="0"/>
+        <w:rPr/>
+      </w:pPr>
+      <w:r>
         <w:rPr>
           <w:rFonts w:ascii="Droid Sans Mono" w:hAnsi="Droid Sans Mono" w:eastAsia="Droid Sans Mono" w:cs="Droid Sans Mono"/>
           <w:color w:val="e6edf3"/>
           <w:sz w:val="21"/>
-          <w:szCs w:val="21"/>
-          <w:highlight w:val="none"/>
-        </w:rPr>
-      </w:pPr>
-      <w:r>
-        <w:rPr>
-          <w:rFonts w:ascii="Droid Sans Mono" w:hAnsi="Droid Sans Mono" w:eastAsia="Droid Sans Mono" w:cs="Droid Sans Mono"/>
-          <w:color w:val="e6edf3"/>
-          <w:sz w:val="21"/>
         </w:rPr>
         <w:t xml:space="preserve">$$;</w:t>
       </w:r>
-      <w:r>
-        <w:rPr>
-          <w:rFonts w:ascii="Droid Sans Mono" w:hAnsi="Droid Sans Mono" w:eastAsia="Droid Sans Mono" w:cs="Droid Sans Mono"/>
-          <w:sz w:val="21"/>
-        </w:rPr>
-      </w:r>
+      <w:r/>
     </w:p>
     <w:p>
       <w:pPr>
@@ -5166,6 +5529,63 @@
         <w:shd w:val="clear" w:color="0d1117" w:fill="0d1117"/>
         <w:spacing w:line="285" w:lineRule="atLeast"/>
         <w:ind w:right="0" w:firstLine="0" w:left="0"/>
+        <w:rPr/>
+      </w:pPr>
+      <w:r>
+        <w:rPr>
+          <w:rFonts w:ascii="Droid Sans Mono" w:hAnsi="Droid Sans Mono" w:eastAsia="Droid Sans Mono" w:cs="Droid Sans Mono"/>
+          <w:sz w:val="21"/>
+        </w:rPr>
+      </w:r>
+      <w:r/>
+    </w:p>
+    <w:p>
+      <w:pPr>
+        <w:pBdr>
+          <w:top w:val="none" w:color="000000" w:sz="4" w:space="0"/>
+          <w:left w:val="none" w:color="000000" w:sz="4" w:space="0"/>
+          <w:bottom w:val="none" w:color="000000" w:sz="4" w:space="0"/>
+          <w:right w:val="none" w:color="000000" w:sz="4" w:space="0"/>
+        </w:pBdr>
+        <w:shd w:val="clear" w:color="0d1117" w:fill="0d1117"/>
+        <w:spacing w:line="285" w:lineRule="atLeast"/>
+        <w:ind w:right="0" w:firstLine="0" w:left="0"/>
+        <w:rPr>
+          <w:rFonts w:ascii="Droid Sans Mono" w:hAnsi="Droid Sans Mono" w:eastAsia="Droid Sans Mono" w:cs="Droid Sans Mono"/>
+          <w:color w:val="e6edf3"/>
+          <w:sz w:val="21"/>
+          <w:szCs w:val="21"/>
+          <w:highlight w:val="none"/>
+        </w:rPr>
+      </w:pPr>
+      <w:r>
+        <w:rPr>
+          <w:rFonts w:ascii="Droid Sans Mono" w:hAnsi="Droid Sans Mono" w:eastAsia="Droid Sans Mono" w:cs="Droid Sans Mono"/>
+          <w:color w:val="e6edf3"/>
+          <w:sz w:val="21"/>
+        </w:rPr>
+      </w:r>
+      <w:r>
+        <w:rPr>
+          <w:rFonts w:ascii="Droid Sans Mono" w:hAnsi="Droid Sans Mono" w:eastAsia="Droid Sans Mono" w:cs="Droid Sans Mono"/>
+          <w:color w:val="e6edf3"/>
+          <w:sz w:val="21"/>
+          <w:szCs w:val="21"/>
+          <w:highlight w:val="none"/>
+        </w:rPr>
+      </w:r>
+    </w:p>
+    <w:p>
+      <w:pPr>
+        <w:pBdr>
+          <w:top w:val="none" w:color="000000" w:sz="4" w:space="0"/>
+          <w:left w:val="none" w:color="000000" w:sz="4" w:space="0"/>
+          <w:bottom w:val="none" w:color="000000" w:sz="4" w:space="0"/>
+          <w:right w:val="none" w:color="000000" w:sz="4" w:space="0"/>
+        </w:pBdr>
+        <w:shd w:val="clear" w:color="0d1117" w:fill="0d1117"/>
+        <w:spacing w:line="285" w:lineRule="atLeast"/>
+        <w:ind w:right="0" w:firstLine="0" w:left="0"/>
         <w:rPr>
           <w:rFonts w:ascii="Droid Sans Mono" w:hAnsi="Droid Sans Mono" w:eastAsia="Droid Sans Mono" w:cs="Droid Sans Mono"/>
           <w:sz w:val="21"/>
@@ -5200,17 +5620,8 @@
       <w:r>
         <w:rPr>
           <w:rFonts w:ascii="Droid Sans Mono" w:hAnsi="Droid Sans Mono" w:eastAsia="Droid Sans Mono" w:cs="Droid Sans Mono"/>
-          <w:color w:val="e6edf3"/>
           <w:sz w:val="21"/>
-          <w:highlight w:val="none"/>
-        </w:rPr>
-      </w:r>
-      <w:r>
-        <w:rPr>
-          <w:rFonts w:ascii="Droid Sans Mono" w:hAnsi="Droid Sans Mono" w:eastAsia="Droid Sans Mono" w:cs="Droid Sans Mono"/>
-          <w:color w:val="e6edf3"/>
-          <w:sz w:val="21"/>
-          <w:highlight w:val="none"/>
+          <w:szCs w:val="21"/>
         </w:rPr>
       </w:r>
     </w:p>
@@ -5236,7 +5647,6 @@
         <w:ind/>
         <w:rPr/>
       </w:pPr>
-      <w:r/>
       <w:r>
         <w:separator/>
       </w:r>
@@ -5251,7 +5661,6 @@
         <w:ind/>
         <w:rPr/>
       </w:pPr>
-      <w:r/>
       <w:r>
         <w:continuationSeparator/>
       </w:r>
@@ -5271,7 +5680,6 @@
         <w:ind/>
         <w:rPr/>
       </w:pPr>
-      <w:r/>
       <w:r>
         <w:separator/>
       </w:r>
@@ -5286,7 +5694,6 @@
         <w:ind/>
         <w:rPr/>
       </w:pPr>
-      <w:r/>
       <w:r>
         <w:continuationSeparator/>
       </w:r>
@@ -5454,9 +5861,9 @@
     <w:lsdException w:name="Bibliography" w:uiPriority="37"/>
     <w:lsdException w:name="TOC Heading" w:uiPriority="39" w:qFormat="1"/>
   </w:latentStyles>
-  <w:style w:type="table" w:styleId="12">
+  <w:style w:type="table" w:styleId="701">
     <w:name w:val="Table Grid"/>
-    <w:basedOn w:val="665"/>
+    <w:basedOn w:val="887"/>
     <w:uiPriority w:val="59"/>
     <w:pPr>
       <w:pBdr/>
@@ -5653,9 +6060,9 @@
       </w:tcPr>
     </w:tblStylePr>
   </w:style>
-  <w:style w:type="table" w:styleId="13">
+  <w:style w:type="table" w:styleId="702">
     <w:name w:val="Table Grid Light"/>
-    <w:basedOn w:val="665"/>
+    <w:basedOn w:val="887"/>
     <w:uiPriority w:val="59"/>
     <w:pPr>
       <w:pBdr/>
@@ -5852,9 +6259,9 @@
       </w:tcPr>
     </w:tblStylePr>
   </w:style>
-  <w:style w:type="table" w:styleId="14">
+  <w:style w:type="table" w:styleId="703">
     <w:name w:val="Plain Table 1"/>
-    <w:basedOn w:val="665"/>
+    <w:basedOn w:val="887"/>
     <w:uiPriority w:val="59"/>
     <w:pPr>
       <w:pBdr/>
@@ -6077,9 +6484,9 @@
       </w:tcPr>
     </w:tblStylePr>
   </w:style>
-  <w:style w:type="table" w:styleId="15">
+  <w:style w:type="table" w:styleId="704">
     <w:name w:val="Plain Table 2"/>
-    <w:basedOn w:val="665"/>
+    <w:basedOn w:val="887"/>
     <w:uiPriority w:val="59"/>
     <w:pPr>
       <w:pBdr/>
@@ -6310,9 +6717,9 @@
       </w:tcPr>
     </w:tblStylePr>
   </w:style>
-  <w:style w:type="table" w:styleId="16">
+  <w:style w:type="table" w:styleId="705">
     <w:name w:val="Plain Table 3"/>
-    <w:basedOn w:val="665"/>
+    <w:basedOn w:val="887"/>
     <w:uiPriority w:val="99"/>
     <w:pPr>
       <w:pBdr/>
@@ -6540,9 +6947,9 @@
       </w:tcPr>
     </w:tblStylePr>
   </w:style>
-  <w:style w:type="table" w:styleId="17">
+  <w:style w:type="table" w:styleId="706">
     <w:name w:val="Plain Table 4"/>
-    <w:basedOn w:val="665"/>
+    <w:basedOn w:val="887"/>
     <w:uiPriority w:val="99"/>
     <w:pPr>
       <w:pBdr/>
@@ -6756,9 +7163,9 @@
       </w:tcPr>
     </w:tblStylePr>
   </w:style>
-  <w:style w:type="table" w:styleId="18">
+  <w:style w:type="table" w:styleId="707">
     <w:name w:val="Plain Table 5"/>
-    <w:basedOn w:val="665"/>
+    <w:basedOn w:val="887"/>
     <w:uiPriority w:val="99"/>
     <w:pPr>
       <w:pBdr/>
@@ -6989,9 +7396,9 @@
       </w:tcPr>
     </w:tblStylePr>
   </w:style>
-  <w:style w:type="table" w:styleId="19">
+  <w:style w:type="table" w:styleId="708">
     <w:name w:val="Grid Table 1 Light"/>
-    <w:basedOn w:val="665"/>
+    <w:basedOn w:val="887"/>
     <w:uiPriority w:val="99"/>
     <w:pPr>
       <w:pBdr/>
@@ -7212,9 +7619,9 @@
       </w:tcPr>
     </w:tblStylePr>
   </w:style>
-  <w:style w:type="table" w:styleId="20">
+  <w:style w:type="table" w:styleId="709">
     <w:name w:val="Grid Table 1 Light - Accent 1"/>
-    <w:basedOn w:val="665"/>
+    <w:basedOn w:val="887"/>
     <w:uiPriority w:val="99"/>
     <w:pPr>
       <w:pBdr/>
@@ -7435,9 +7842,9 @@
       </w:tcPr>
     </w:tblStylePr>
   </w:style>
-  <w:style w:type="table" w:styleId="21">
+  <w:style w:type="table" w:styleId="710">
     <w:name w:val="Grid Table 1 Light - Accent 2"/>
-    <w:basedOn w:val="665"/>
+    <w:basedOn w:val="887"/>
     <w:uiPriority w:val="99"/>
     <w:pPr>
       <w:pBdr/>
@@ -7658,9 +8065,9 @@
       </w:tcPr>
     </w:tblStylePr>
   </w:style>
-  <w:style w:type="table" w:styleId="22">
+  <w:style w:type="table" w:styleId="711">
     <w:name w:val="Grid Table 1 Light - Accent 3"/>
-    <w:basedOn w:val="665"/>
+    <w:basedOn w:val="887"/>
     <w:uiPriority w:val="99"/>
     <w:pPr>
       <w:pBdr/>
@@ -7881,9 +8288,9 @@
       </w:tcPr>
     </w:tblStylePr>
   </w:style>
-  <w:style w:type="table" w:styleId="23">
+  <w:style w:type="table" w:styleId="712">
     <w:name w:val="Grid Table 1 Light - Accent 4"/>
-    <w:basedOn w:val="665"/>
+    <w:basedOn w:val="887"/>
     <w:uiPriority w:val="99"/>
     <w:pPr>
       <w:pBdr/>
@@ -8104,9 +8511,9 @@
       </w:tcPr>
     </w:tblStylePr>
   </w:style>
-  <w:style w:type="table" w:styleId="24">
+  <w:style w:type="table" w:styleId="713">
     <w:name w:val="Grid Table 1 Light - Accent 5"/>
-    <w:basedOn w:val="665"/>
+    <w:basedOn w:val="887"/>
     <w:uiPriority w:val="99"/>
     <w:pPr>
       <w:pBdr/>
@@ -8327,9 +8734,9 @@
       </w:tcPr>
     </w:tblStylePr>
   </w:style>
-  <w:style w:type="table" w:styleId="25">
+  <w:style w:type="table" w:styleId="714">
     <w:name w:val="Grid Table 1 Light - Accent 6"/>
-    <w:basedOn w:val="665"/>
+    <w:basedOn w:val="887"/>
     <w:uiPriority w:val="99"/>
     <w:pPr>
       <w:pBdr/>
@@ -8550,9 +8957,9 @@
       </w:tcPr>
     </w:tblStylePr>
   </w:style>
-  <w:style w:type="table" w:styleId="26">
+  <w:style w:type="table" w:styleId="715">
     <w:name w:val="Grid Table 2"/>
-    <w:basedOn w:val="665"/>
+    <w:basedOn w:val="887"/>
     <w:uiPriority w:val="99"/>
     <w:pPr>
       <w:pBdr/>
@@ -8782,9 +9189,9 @@
       </w:tcPr>
     </w:tblStylePr>
   </w:style>
-  <w:style w:type="table" w:styleId="27">
+  <w:style w:type="table" w:styleId="716">
     <w:name w:val="Grid Table 2 - Accent 1"/>
-    <w:basedOn w:val="665"/>
+    <w:basedOn w:val="887"/>
     <w:uiPriority w:val="99"/>
     <w:pPr>
       <w:pBdr/>
@@ -9014,9 +9421,9 @@
       </w:tcPr>
     </w:tblStylePr>
   </w:style>
-  <w:style w:type="table" w:styleId="28">
+  <w:style w:type="table" w:styleId="717">
     <w:name w:val="Grid Table 2 - Accent 2"/>
-    <w:basedOn w:val="665"/>
+    <w:basedOn w:val="887"/>
     <w:uiPriority w:val="99"/>
     <w:pPr>
       <w:pBdr/>
@@ -9246,9 +9653,9 @@
       </w:tcPr>
     </w:tblStylePr>
   </w:style>
-  <w:style w:type="table" w:styleId="29">
+  <w:style w:type="table" w:styleId="718">
     <w:name w:val="Grid Table 2 - Accent 3"/>
-    <w:basedOn w:val="665"/>
+    <w:basedOn w:val="887"/>
     <w:uiPriority w:val="99"/>
     <w:pPr>
       <w:pBdr/>
@@ -9478,9 +9885,9 @@
       </w:tcPr>
     </w:tblStylePr>
   </w:style>
-  <w:style w:type="table" w:styleId="30">
+  <w:style w:type="table" w:styleId="719">
     <w:name w:val="Grid Table 2 - Accent 4"/>
-    <w:basedOn w:val="665"/>
+    <w:basedOn w:val="887"/>
     <w:uiPriority w:val="99"/>
     <w:pPr>
       <w:pBdr/>
@@ -9710,9 +10117,9 @@
       </w:tcPr>
     </w:tblStylePr>
   </w:style>
-  <w:style w:type="table" w:styleId="31">
+  <w:style w:type="table" w:styleId="720">
     <w:name w:val="Grid Table 2 - Accent 5"/>
-    <w:basedOn w:val="665"/>
+    <w:basedOn w:val="887"/>
     <w:uiPriority w:val="99"/>
     <w:pPr>
       <w:pBdr/>
@@ -9942,9 +10349,9 @@
       </w:tcPr>
     </w:tblStylePr>
   </w:style>
-  <w:style w:type="table" w:styleId="32">
+  <w:style w:type="table" w:styleId="721">
     <w:name w:val="Grid Table 2 - Accent 6"/>
-    <w:basedOn w:val="665"/>
+    <w:basedOn w:val="887"/>
     <w:uiPriority w:val="99"/>
     <w:pPr>
       <w:pBdr/>
@@ -10174,9 +10581,9 @@
       </w:tcPr>
     </w:tblStylePr>
   </w:style>
-  <w:style w:type="table" w:styleId="33">
+  <w:style w:type="table" w:styleId="722">
     <w:name w:val="Grid Table 3"/>
-    <w:basedOn w:val="665"/>
+    <w:basedOn w:val="887"/>
     <w:uiPriority w:val="99"/>
     <w:pPr>
       <w:pBdr/>
@@ -10275,29 +10682,6 @@
         <w:tblBorders/>
       </w:tblPr>
       <w:tcPr>
-        <w:shd w:color="ffffff"/>
-        <w:tcBorders>
-          <w:top w:val="none" w:color="000000" w:sz="4" w:space="0"/>
-          <w:left w:val="none" w:color="000000" w:sz="4" w:space="0"/>
-          <w:bottom w:val="none" w:color="000000" w:sz="4" w:space="0"/>
-          <w:right w:val="none" w:color="000000" w:sz="4" w:space="0"/>
-        </w:tcBorders>
-      </w:tcPr>
-    </w:tblStylePr>
-    <w:tblStylePr w:type="firstRow">
-      <w:rPr>
-        <w:b/>
-        <w:color w:val="404040"/>
-      </w:rPr>
-      <w:pPr>
-        <w:pBdr/>
-        <w:spacing/>
-        <w:ind/>
-      </w:pPr>
-      <w:tblPr>
-        <w:tblBorders/>
-      </w:tblPr>
-      <w:tcPr>
         <w:shd w:val="clear" w:color="ffffff"/>
         <w:tcBorders>
           <w:top w:val="none" w:color="000000" w:sz="4" w:space="0"/>
@@ -10307,30 +10691,7 @@
         </w:tcBorders>
       </w:tcPr>
     </w:tblStylePr>
-    <w:tblStylePr w:type="lastCol">
-      <w:rPr>
-        <w:i/>
-        <w:color w:val="404040"/>
-      </w:rPr>
-      <w:pPr>
-        <w:pBdr/>
-        <w:spacing/>
-        <w:ind/>
-      </w:pPr>
-      <w:tblPr>
-        <w:tblBorders/>
-      </w:tblPr>
-      <w:tcPr>
-        <w:shd w:color="ffffff"/>
-        <w:tcBorders>
-          <w:top w:val="none" w:color="000000" w:sz="4" w:space="0"/>
-          <w:left w:val="none" w:color="000000" w:sz="4" w:space="0"/>
-          <w:bottom w:val="none" w:color="000000" w:sz="4" w:space="0"/>
-          <w:right w:val="none" w:color="000000" w:sz="4" w:space="0"/>
-        </w:tcBorders>
-      </w:tcPr>
-    </w:tblStylePr>
-    <w:tblStylePr w:type="lastRow">
+    <w:tblStylePr w:type="firstRow">
       <w:rPr>
         <w:b/>
         <w:color w:val="404040"/>
@@ -10353,6 +10714,52 @@
         </w:tcBorders>
       </w:tcPr>
     </w:tblStylePr>
+    <w:tblStylePr w:type="lastCol">
+      <w:rPr>
+        <w:i/>
+        <w:color w:val="404040"/>
+      </w:rPr>
+      <w:pPr>
+        <w:pBdr/>
+        <w:spacing/>
+        <w:ind/>
+      </w:pPr>
+      <w:tblPr>
+        <w:tblBorders/>
+      </w:tblPr>
+      <w:tcPr>
+        <w:shd w:val="clear" w:color="ffffff"/>
+        <w:tcBorders>
+          <w:top w:val="none" w:color="000000" w:sz="4" w:space="0"/>
+          <w:left w:val="none" w:color="000000" w:sz="4" w:space="0"/>
+          <w:bottom w:val="none" w:color="000000" w:sz="4" w:space="0"/>
+          <w:right w:val="none" w:color="000000" w:sz="4" w:space="0"/>
+        </w:tcBorders>
+      </w:tcPr>
+    </w:tblStylePr>
+    <w:tblStylePr w:type="lastRow">
+      <w:rPr>
+        <w:b/>
+        <w:color w:val="404040"/>
+      </w:rPr>
+      <w:pPr>
+        <w:pBdr/>
+        <w:spacing/>
+        <w:ind/>
+      </w:pPr>
+      <w:tblPr>
+        <w:tblBorders/>
+      </w:tblPr>
+      <w:tcPr>
+        <w:shd w:val="clear" w:color="ffffff"/>
+        <w:tcBorders>
+          <w:top w:val="none" w:color="000000" w:sz="4" w:space="0"/>
+          <w:left w:val="none" w:color="000000" w:sz="4" w:space="0"/>
+          <w:bottom w:val="none" w:color="000000" w:sz="4" w:space="0"/>
+          <w:right w:val="none" w:color="000000" w:sz="4" w:space="0"/>
+        </w:tcBorders>
+      </w:tcPr>
+    </w:tblStylePr>
     <w:tblStylePr w:type="nwCell">
       <w:pPr>
         <w:pBdr/>
@@ -10419,9 +10826,9 @@
       </w:tcPr>
     </w:tblStylePr>
   </w:style>
-  <w:style w:type="table" w:styleId="34">
+  <w:style w:type="table" w:styleId="723">
     <w:name w:val="Grid Table 3 - Accent 1"/>
-    <w:basedOn w:val="665"/>
+    <w:basedOn w:val="887"/>
     <w:uiPriority w:val="99"/>
     <w:pPr>
       <w:pBdr/>
@@ -10520,29 +10927,6 @@
         <w:tblBorders/>
       </w:tblPr>
       <w:tcPr>
-        <w:shd w:color="ffffff"/>
-        <w:tcBorders>
-          <w:top w:val="none" w:color="000000" w:sz="4" w:space="0"/>
-          <w:left w:val="none" w:color="000000" w:sz="4" w:space="0"/>
-          <w:bottom w:val="none" w:color="000000" w:sz="4" w:space="0"/>
-          <w:right w:val="none" w:color="000000" w:sz="4" w:space="0"/>
-        </w:tcBorders>
-      </w:tcPr>
-    </w:tblStylePr>
-    <w:tblStylePr w:type="firstRow">
-      <w:rPr>
-        <w:b/>
-        <w:color w:val="404040"/>
-      </w:rPr>
-      <w:pPr>
-        <w:pBdr/>
-        <w:spacing/>
-        <w:ind/>
-      </w:pPr>
-      <w:tblPr>
-        <w:tblBorders/>
-      </w:tblPr>
-      <w:tcPr>
         <w:shd w:val="clear" w:color="ffffff"/>
         <w:tcBorders>
           <w:top w:val="none" w:color="000000" w:sz="4" w:space="0"/>
@@ -10552,30 +10936,7 @@
         </w:tcBorders>
       </w:tcPr>
     </w:tblStylePr>
-    <w:tblStylePr w:type="lastCol">
-      <w:rPr>
-        <w:i/>
-        <w:color w:val="404040"/>
-      </w:rPr>
-      <w:pPr>
-        <w:pBdr/>
-        <w:spacing/>
-        <w:ind/>
-      </w:pPr>
-      <w:tblPr>
-        <w:tblBorders/>
-      </w:tblPr>
-      <w:tcPr>
-        <w:shd w:color="ffffff"/>
-        <w:tcBorders>
-          <w:top w:val="none" w:color="000000" w:sz="4" w:space="0"/>
-          <w:left w:val="none" w:color="000000" w:sz="4" w:space="0"/>
-          <w:bottom w:val="none" w:color="000000" w:sz="4" w:space="0"/>
-          <w:right w:val="none" w:color="000000" w:sz="4" w:space="0"/>
-        </w:tcBorders>
-      </w:tcPr>
-    </w:tblStylePr>
-    <w:tblStylePr w:type="lastRow">
+    <w:tblStylePr w:type="firstRow">
       <w:rPr>
         <w:b/>
         <w:color w:val="404040"/>
@@ -10598,6 +10959,52 @@
         </w:tcBorders>
       </w:tcPr>
     </w:tblStylePr>
+    <w:tblStylePr w:type="lastCol">
+      <w:rPr>
+        <w:i/>
+        <w:color w:val="404040"/>
+      </w:rPr>
+      <w:pPr>
+        <w:pBdr/>
+        <w:spacing/>
+        <w:ind/>
+      </w:pPr>
+      <w:tblPr>
+        <w:tblBorders/>
+      </w:tblPr>
+      <w:tcPr>
+        <w:shd w:val="clear" w:color="ffffff"/>
+        <w:tcBorders>
+          <w:top w:val="none" w:color="000000" w:sz="4" w:space="0"/>
+          <w:left w:val="none" w:color="000000" w:sz="4" w:space="0"/>
+          <w:bottom w:val="none" w:color="000000" w:sz="4" w:space="0"/>
+          <w:right w:val="none" w:color="000000" w:sz="4" w:space="0"/>
+        </w:tcBorders>
+      </w:tcPr>
+    </w:tblStylePr>
+    <w:tblStylePr w:type="lastRow">
+      <w:rPr>
+        <w:b/>
+        <w:color w:val="404040"/>
+      </w:rPr>
+      <w:pPr>
+        <w:pBdr/>
+        <w:spacing/>
+        <w:ind/>
+      </w:pPr>
+      <w:tblPr>
+        <w:tblBorders/>
+      </w:tblPr>
+      <w:tcPr>
+        <w:shd w:val="clear" w:color="ffffff"/>
+        <w:tcBorders>
+          <w:top w:val="none" w:color="000000" w:sz="4" w:space="0"/>
+          <w:left w:val="none" w:color="000000" w:sz="4" w:space="0"/>
+          <w:bottom w:val="none" w:color="000000" w:sz="4" w:space="0"/>
+          <w:right w:val="none" w:color="000000" w:sz="4" w:space="0"/>
+        </w:tcBorders>
+      </w:tcPr>
+    </w:tblStylePr>
     <w:tblStylePr w:type="nwCell">
       <w:pPr>
         <w:pBdr/>
@@ -10664,9 +11071,9 @@
       </w:tcPr>
     </w:tblStylePr>
   </w:style>
-  <w:style w:type="table" w:styleId="35">
+  <w:style w:type="table" w:styleId="724">
     <w:name w:val="Grid Table 3 - Accent 2"/>
-    <w:basedOn w:val="665"/>
+    <w:basedOn w:val="887"/>
     <w:uiPriority w:val="99"/>
     <w:pPr>
       <w:pBdr/>
@@ -10765,29 +11172,6 @@
         <w:tblBorders/>
       </w:tblPr>
       <w:tcPr>
-        <w:shd w:color="ffffff"/>
-        <w:tcBorders>
-          <w:top w:val="none" w:color="000000" w:sz="4" w:space="0"/>
-          <w:left w:val="none" w:color="000000" w:sz="4" w:space="0"/>
-          <w:bottom w:val="none" w:color="000000" w:sz="4" w:space="0"/>
-          <w:right w:val="none" w:color="000000" w:sz="4" w:space="0"/>
-        </w:tcBorders>
-      </w:tcPr>
-    </w:tblStylePr>
-    <w:tblStylePr w:type="firstRow">
-      <w:rPr>
-        <w:b/>
-        <w:color w:val="404040"/>
-      </w:rPr>
-      <w:pPr>
-        <w:pBdr/>
-        <w:spacing/>
-        <w:ind/>
-      </w:pPr>
-      <w:tblPr>
-        <w:tblBorders/>
-      </w:tblPr>
-      <w:tcPr>
         <w:shd w:val="clear" w:color="ffffff"/>
         <w:tcBorders>
           <w:top w:val="none" w:color="000000" w:sz="4" w:space="0"/>
@@ -10797,30 +11181,7 @@
         </w:tcBorders>
       </w:tcPr>
     </w:tblStylePr>
-    <w:tblStylePr w:type="lastCol">
-      <w:rPr>
-        <w:i/>
-        <w:color w:val="404040"/>
-      </w:rPr>
-      <w:pPr>
-        <w:pBdr/>
-        <w:spacing/>
-        <w:ind/>
-      </w:pPr>
-      <w:tblPr>
-        <w:tblBorders/>
-      </w:tblPr>
-      <w:tcPr>
-        <w:shd w:color="ffffff"/>
-        <w:tcBorders>
-          <w:top w:val="none" w:color="000000" w:sz="4" w:space="0"/>
-          <w:left w:val="none" w:color="000000" w:sz="4" w:space="0"/>
-          <w:bottom w:val="none" w:color="000000" w:sz="4" w:space="0"/>
-          <w:right w:val="none" w:color="000000" w:sz="4" w:space="0"/>
-        </w:tcBorders>
-      </w:tcPr>
-    </w:tblStylePr>
-    <w:tblStylePr w:type="lastRow">
+    <w:tblStylePr w:type="firstRow">
       <w:rPr>
         <w:b/>
         <w:color w:val="404040"/>
@@ -10843,6 +11204,52 @@
         </w:tcBorders>
       </w:tcPr>
     </w:tblStylePr>
+    <w:tblStylePr w:type="lastCol">
+      <w:rPr>
+        <w:i/>
+        <w:color w:val="404040"/>
+      </w:rPr>
+      <w:pPr>
+        <w:pBdr/>
+        <w:spacing/>
+        <w:ind/>
+      </w:pPr>
+      <w:tblPr>
+        <w:tblBorders/>
+      </w:tblPr>
+      <w:tcPr>
+        <w:shd w:val="clear" w:color="ffffff"/>
+        <w:tcBorders>
+          <w:top w:val="none" w:color="000000" w:sz="4" w:space="0"/>
+          <w:left w:val="none" w:color="000000" w:sz="4" w:space="0"/>
+          <w:bottom w:val="none" w:color="000000" w:sz="4" w:space="0"/>
+          <w:right w:val="none" w:color="000000" w:sz="4" w:space="0"/>
+        </w:tcBorders>
+      </w:tcPr>
+    </w:tblStylePr>
+    <w:tblStylePr w:type="lastRow">
+      <w:rPr>
+        <w:b/>
+        <w:color w:val="404040"/>
+      </w:rPr>
+      <w:pPr>
+        <w:pBdr/>
+        <w:spacing/>
+        <w:ind/>
+      </w:pPr>
+      <w:tblPr>
+        <w:tblBorders/>
+      </w:tblPr>
+      <w:tcPr>
+        <w:shd w:val="clear" w:color="ffffff"/>
+        <w:tcBorders>
+          <w:top w:val="none" w:color="000000" w:sz="4" w:space="0"/>
+          <w:left w:val="none" w:color="000000" w:sz="4" w:space="0"/>
+          <w:bottom w:val="none" w:color="000000" w:sz="4" w:space="0"/>
+          <w:right w:val="none" w:color="000000" w:sz="4" w:space="0"/>
+        </w:tcBorders>
+      </w:tcPr>
+    </w:tblStylePr>
     <w:tblStylePr w:type="nwCell">
       <w:pPr>
         <w:pBdr/>
@@ -10909,9 +11316,9 @@
       </w:tcPr>
     </w:tblStylePr>
   </w:style>
-  <w:style w:type="table" w:styleId="36">
+  <w:style w:type="table" w:styleId="725">
     <w:name w:val="Grid Table 3 - Accent 3"/>
-    <w:basedOn w:val="665"/>
+    <w:basedOn w:val="887"/>
     <w:uiPriority w:val="99"/>
     <w:pPr>
       <w:pBdr/>
@@ -11010,29 +11417,6 @@
         <w:tblBorders/>
       </w:tblPr>
       <w:tcPr>
-        <w:shd w:color="ffffff"/>
-        <w:tcBorders>
-          <w:top w:val="none" w:color="000000" w:sz="4" w:space="0"/>
-          <w:left w:val="none" w:color="000000" w:sz="4" w:space="0"/>
-          <w:bottom w:val="none" w:color="000000" w:sz="4" w:space="0"/>
-          <w:right w:val="none" w:color="000000" w:sz="4" w:space="0"/>
-        </w:tcBorders>
-      </w:tcPr>
-    </w:tblStylePr>
-    <w:tblStylePr w:type="firstRow">
-      <w:rPr>
-        <w:b/>
-        <w:color w:val="404040"/>
-      </w:rPr>
-      <w:pPr>
-        <w:pBdr/>
-        <w:spacing/>
-        <w:ind/>
-      </w:pPr>
-      <w:tblPr>
-        <w:tblBorders/>
-      </w:tblPr>
-      <w:tcPr>
         <w:shd w:val="clear" w:color="ffffff"/>
         <w:tcBorders>
           <w:top w:val="none" w:color="000000" w:sz="4" w:space="0"/>
@@ -11042,30 +11426,7 @@
         </w:tcBorders>
       </w:tcPr>
     </w:tblStylePr>
-    <w:tblStylePr w:type="lastCol">
-      <w:rPr>
-        <w:i/>
-        <w:color w:val="404040"/>
-      </w:rPr>
-      <w:pPr>
-        <w:pBdr/>
-        <w:spacing/>
-        <w:ind/>
-      </w:pPr>
-      <w:tblPr>
-        <w:tblBorders/>
-      </w:tblPr>
-      <w:tcPr>
-        <w:shd w:color="ffffff"/>
-        <w:tcBorders>
-          <w:top w:val="none" w:color="000000" w:sz="4" w:space="0"/>
-          <w:left w:val="none" w:color="000000" w:sz="4" w:space="0"/>
-          <w:bottom w:val="none" w:color="000000" w:sz="4" w:space="0"/>
-          <w:right w:val="none" w:color="000000" w:sz="4" w:space="0"/>
-        </w:tcBorders>
-      </w:tcPr>
-    </w:tblStylePr>
-    <w:tblStylePr w:type="lastRow">
+    <w:tblStylePr w:type="firstRow">
       <w:rPr>
         <w:b/>
         <w:color w:val="404040"/>
@@ -11088,6 +11449,52 @@
         </w:tcBorders>
       </w:tcPr>
     </w:tblStylePr>
+    <w:tblStylePr w:type="lastCol">
+      <w:rPr>
+        <w:i/>
+        <w:color w:val="404040"/>
+      </w:rPr>
+      <w:pPr>
+        <w:pBdr/>
+        <w:spacing/>
+        <w:ind/>
+      </w:pPr>
+      <w:tblPr>
+        <w:tblBorders/>
+      </w:tblPr>
+      <w:tcPr>
+        <w:shd w:val="clear" w:color="ffffff"/>
+        <w:tcBorders>
+          <w:top w:val="none" w:color="000000" w:sz="4" w:space="0"/>
+          <w:left w:val="none" w:color="000000" w:sz="4" w:space="0"/>
+          <w:bottom w:val="none" w:color="000000" w:sz="4" w:space="0"/>
+          <w:right w:val="none" w:color="000000" w:sz="4" w:space="0"/>
+        </w:tcBorders>
+      </w:tcPr>
+    </w:tblStylePr>
+    <w:tblStylePr w:type="lastRow">
+      <w:rPr>
+        <w:b/>
+        <w:color w:val="404040"/>
+      </w:rPr>
+      <w:pPr>
+        <w:pBdr/>
+        <w:spacing/>
+        <w:ind/>
+      </w:pPr>
+      <w:tblPr>
+        <w:tblBorders/>
+      </w:tblPr>
+      <w:tcPr>
+        <w:shd w:val="clear" w:color="ffffff"/>
+        <w:tcBorders>
+          <w:top w:val="none" w:color="000000" w:sz="4" w:space="0"/>
+          <w:left w:val="none" w:color="000000" w:sz="4" w:space="0"/>
+          <w:bottom w:val="none" w:color="000000" w:sz="4" w:space="0"/>
+          <w:right w:val="none" w:color="000000" w:sz="4" w:space="0"/>
+        </w:tcBorders>
+      </w:tcPr>
+    </w:tblStylePr>
     <w:tblStylePr w:type="nwCell">
       <w:pPr>
         <w:pBdr/>
@@ -11154,9 +11561,9 @@
       </w:tcPr>
     </w:tblStylePr>
   </w:style>
-  <w:style w:type="table" w:styleId="37">
+  <w:style w:type="table" w:styleId="726">
     <w:name w:val="Grid Table 3 - Accent 4"/>
-    <w:basedOn w:val="665"/>
+    <w:basedOn w:val="887"/>
     <w:uiPriority w:val="99"/>
     <w:pPr>
       <w:pBdr/>
@@ -11255,29 +11662,6 @@
         <w:tblBorders/>
       </w:tblPr>
       <w:tcPr>
-        <w:shd w:color="ffffff"/>
-        <w:tcBorders>
-          <w:top w:val="none" w:color="000000" w:sz="4" w:space="0"/>
-          <w:left w:val="none" w:color="000000" w:sz="4" w:space="0"/>
-          <w:bottom w:val="none" w:color="000000" w:sz="4" w:space="0"/>
-          <w:right w:val="none" w:color="000000" w:sz="4" w:space="0"/>
-        </w:tcBorders>
-      </w:tcPr>
-    </w:tblStylePr>
-    <w:tblStylePr w:type="firstRow">
-      <w:rPr>
-        <w:b/>
-        <w:color w:val="404040"/>
-      </w:rPr>
-      <w:pPr>
-        <w:pBdr/>
-        <w:spacing/>
-        <w:ind/>
-      </w:pPr>
-      <w:tblPr>
-        <w:tblBorders/>
-      </w:tblPr>
-      <w:tcPr>
         <w:shd w:val="clear" w:color="ffffff"/>
         <w:tcBorders>
           <w:top w:val="none" w:color="000000" w:sz="4" w:space="0"/>
@@ -11287,30 +11671,7 @@
         </w:tcBorders>
       </w:tcPr>
     </w:tblStylePr>
-    <w:tblStylePr w:type="lastCol">
-      <w:rPr>
-        <w:i/>
-        <w:color w:val="404040"/>
-      </w:rPr>
-      <w:pPr>
-        <w:pBdr/>
-        <w:spacing/>
-        <w:ind/>
-      </w:pPr>
-      <w:tblPr>
-        <w:tblBorders/>
-      </w:tblPr>
-      <w:tcPr>
-        <w:shd w:color="ffffff"/>
-        <w:tcBorders>
-          <w:top w:val="none" w:color="000000" w:sz="4" w:space="0"/>
-          <w:left w:val="none" w:color="000000" w:sz="4" w:space="0"/>
-          <w:bottom w:val="none" w:color="000000" w:sz="4" w:space="0"/>
-          <w:right w:val="none" w:color="000000" w:sz="4" w:space="0"/>
-        </w:tcBorders>
-      </w:tcPr>
-    </w:tblStylePr>
-    <w:tblStylePr w:type="lastRow">
+    <w:tblStylePr w:type="firstRow">
       <w:rPr>
         <w:b/>
         <w:color w:val="404040"/>
@@ -11333,6 +11694,52 @@
         </w:tcBorders>
       </w:tcPr>
     </w:tblStylePr>
+    <w:tblStylePr w:type="lastCol">
+      <w:rPr>
+        <w:i/>
+        <w:color w:val="404040"/>
+      </w:rPr>
+      <w:pPr>
+        <w:pBdr/>
+        <w:spacing/>
+        <w:ind/>
+      </w:pPr>
+      <w:tblPr>
+        <w:tblBorders/>
+      </w:tblPr>
+      <w:tcPr>
+        <w:shd w:val="clear" w:color="ffffff"/>
+        <w:tcBorders>
+          <w:top w:val="none" w:color="000000" w:sz="4" w:space="0"/>
+          <w:left w:val="none" w:color="000000" w:sz="4" w:space="0"/>
+          <w:bottom w:val="none" w:color="000000" w:sz="4" w:space="0"/>
+          <w:right w:val="none" w:color="000000" w:sz="4" w:space="0"/>
+        </w:tcBorders>
+      </w:tcPr>
+    </w:tblStylePr>
+    <w:tblStylePr w:type="lastRow">
+      <w:rPr>
+        <w:b/>
+        <w:color w:val="404040"/>
+      </w:rPr>
+      <w:pPr>
+        <w:pBdr/>
+        <w:spacing/>
+        <w:ind/>
+      </w:pPr>
+      <w:tblPr>
+        <w:tblBorders/>
+      </w:tblPr>
+      <w:tcPr>
+        <w:shd w:val="clear" w:color="ffffff"/>
+        <w:tcBorders>
+          <w:top w:val="none" w:color="000000" w:sz="4" w:space="0"/>
+          <w:left w:val="none" w:color="000000" w:sz="4" w:space="0"/>
+          <w:bottom w:val="none" w:color="000000" w:sz="4" w:space="0"/>
+          <w:right w:val="none" w:color="000000" w:sz="4" w:space="0"/>
+        </w:tcBorders>
+      </w:tcPr>
+    </w:tblStylePr>
     <w:tblStylePr w:type="nwCell">
       <w:pPr>
         <w:pBdr/>
@@ -11399,9 +11806,9 @@
       </w:tcPr>
     </w:tblStylePr>
   </w:style>
-  <w:style w:type="table" w:styleId="38">
+  <w:style w:type="table" w:styleId="727">
     <w:name w:val="Grid Table 3 - Accent 5"/>
-    <w:basedOn w:val="665"/>
+    <w:basedOn w:val="887"/>
     <w:uiPriority w:val="99"/>
     <w:pPr>
       <w:pBdr/>
@@ -11500,29 +11907,6 @@
         <w:tblBorders/>
       </w:tblPr>
       <w:tcPr>
-        <w:shd w:color="ffffff"/>
-        <w:tcBorders>
-          <w:top w:val="none" w:color="000000" w:sz="4" w:space="0"/>
-          <w:left w:val="none" w:color="000000" w:sz="4" w:space="0"/>
-          <w:bottom w:val="none" w:color="000000" w:sz="4" w:space="0"/>
-          <w:right w:val="none" w:color="000000" w:sz="4" w:space="0"/>
-        </w:tcBorders>
-      </w:tcPr>
-    </w:tblStylePr>
-    <w:tblStylePr w:type="firstRow">
-      <w:rPr>
-        <w:b/>
-        <w:color w:val="404040"/>
-      </w:rPr>
-      <w:pPr>
-        <w:pBdr/>
-        <w:spacing/>
-        <w:ind/>
-      </w:pPr>
-      <w:tblPr>
-        <w:tblBorders/>
-      </w:tblPr>
-      <w:tcPr>
         <w:shd w:val="clear" w:color="ffffff"/>
         <w:tcBorders>
           <w:top w:val="none" w:color="000000" w:sz="4" w:space="0"/>
@@ -11532,30 +11916,7 @@
         </w:tcBorders>
       </w:tcPr>
     </w:tblStylePr>
-    <w:tblStylePr w:type="lastCol">
-      <w:rPr>
-        <w:i/>
-        <w:color w:val="404040"/>
-      </w:rPr>
-      <w:pPr>
-        <w:pBdr/>
-        <w:spacing/>
-        <w:ind/>
-      </w:pPr>
-      <w:tblPr>
-        <w:tblBorders/>
-      </w:tblPr>
-      <w:tcPr>
-        <w:shd w:color="ffffff"/>
-        <w:tcBorders>
-          <w:top w:val="none" w:color="000000" w:sz="4" w:space="0"/>
-          <w:left w:val="none" w:color="000000" w:sz="4" w:space="0"/>
-          <w:bottom w:val="none" w:color="000000" w:sz="4" w:space="0"/>
-          <w:right w:val="none" w:color="000000" w:sz="4" w:space="0"/>
-        </w:tcBorders>
-      </w:tcPr>
-    </w:tblStylePr>
-    <w:tblStylePr w:type="lastRow">
+    <w:tblStylePr w:type="firstRow">
       <w:rPr>
         <w:b/>
         <w:color w:val="404040"/>
@@ -11578,6 +11939,52 @@
         </w:tcBorders>
       </w:tcPr>
     </w:tblStylePr>
+    <w:tblStylePr w:type="lastCol">
+      <w:rPr>
+        <w:i/>
+        <w:color w:val="404040"/>
+      </w:rPr>
+      <w:pPr>
+        <w:pBdr/>
+        <w:spacing/>
+        <w:ind/>
+      </w:pPr>
+      <w:tblPr>
+        <w:tblBorders/>
+      </w:tblPr>
+      <w:tcPr>
+        <w:shd w:val="clear" w:color="ffffff"/>
+        <w:tcBorders>
+          <w:top w:val="none" w:color="000000" w:sz="4" w:space="0"/>
+          <w:left w:val="none" w:color="000000" w:sz="4" w:space="0"/>
+          <w:bottom w:val="none" w:color="000000" w:sz="4" w:space="0"/>
+          <w:right w:val="none" w:color="000000" w:sz="4" w:space="0"/>
+        </w:tcBorders>
+      </w:tcPr>
+    </w:tblStylePr>
+    <w:tblStylePr w:type="lastRow">
+      <w:rPr>
+        <w:b/>
+        <w:color w:val="404040"/>
+      </w:rPr>
+      <w:pPr>
+        <w:pBdr/>
+        <w:spacing/>
+        <w:ind/>
+      </w:pPr>
+      <w:tblPr>
+        <w:tblBorders/>
+      </w:tblPr>
+      <w:tcPr>
+        <w:shd w:val="clear" w:color="ffffff"/>
+        <w:tcBorders>
+          <w:top w:val="none" w:color="000000" w:sz="4" w:space="0"/>
+          <w:left w:val="none" w:color="000000" w:sz="4" w:space="0"/>
+          <w:bottom w:val="none" w:color="000000" w:sz="4" w:space="0"/>
+          <w:right w:val="none" w:color="000000" w:sz="4" w:space="0"/>
+        </w:tcBorders>
+      </w:tcPr>
+    </w:tblStylePr>
     <w:tblStylePr w:type="nwCell">
       <w:pPr>
         <w:pBdr/>
@@ -11644,9 +12051,9 @@
       </w:tcPr>
     </w:tblStylePr>
   </w:style>
-  <w:style w:type="table" w:styleId="39">
+  <w:style w:type="table" w:styleId="728">
     <w:name w:val="Grid Table 3 - Accent 6"/>
-    <w:basedOn w:val="665"/>
+    <w:basedOn w:val="887"/>
     <w:uiPriority w:val="99"/>
     <w:pPr>
       <w:pBdr/>
@@ -11745,29 +12152,6 @@
         <w:tblBorders/>
       </w:tblPr>
       <w:tcPr>
-        <w:shd w:color="ffffff"/>
-        <w:tcBorders>
-          <w:top w:val="none" w:color="000000" w:sz="4" w:space="0"/>
-          <w:left w:val="none" w:color="000000" w:sz="4" w:space="0"/>
-          <w:bottom w:val="none" w:color="000000" w:sz="4" w:space="0"/>
-          <w:right w:val="none" w:color="000000" w:sz="4" w:space="0"/>
-        </w:tcBorders>
-      </w:tcPr>
-    </w:tblStylePr>
-    <w:tblStylePr w:type="firstRow">
-      <w:rPr>
-        <w:b/>
-        <w:color w:val="404040"/>
-      </w:rPr>
-      <w:pPr>
-        <w:pBdr/>
-        <w:spacing/>
-        <w:ind/>
-      </w:pPr>
-      <w:tblPr>
-        <w:tblBorders/>
-      </w:tblPr>
-      <w:tcPr>
         <w:shd w:val="clear" w:color="ffffff"/>
         <w:tcBorders>
           <w:top w:val="none" w:color="000000" w:sz="4" w:space="0"/>
@@ -11777,30 +12161,7 @@
         </w:tcBorders>
       </w:tcPr>
     </w:tblStylePr>
-    <w:tblStylePr w:type="lastCol">
-      <w:rPr>
-        <w:i/>
-        <w:color w:val="404040"/>
-      </w:rPr>
-      <w:pPr>
-        <w:pBdr/>
-        <w:spacing/>
-        <w:ind/>
-      </w:pPr>
-      <w:tblPr>
-        <w:tblBorders/>
-      </w:tblPr>
-      <w:tcPr>
-        <w:shd w:color="ffffff"/>
-        <w:tcBorders>
-          <w:top w:val="none" w:color="000000" w:sz="4" w:space="0"/>
-          <w:left w:val="none" w:color="000000" w:sz="4" w:space="0"/>
-          <w:bottom w:val="none" w:color="000000" w:sz="4" w:space="0"/>
-          <w:right w:val="none" w:color="000000" w:sz="4" w:space="0"/>
-        </w:tcBorders>
-      </w:tcPr>
-    </w:tblStylePr>
-    <w:tblStylePr w:type="lastRow">
+    <w:tblStylePr w:type="firstRow">
       <w:rPr>
         <w:b/>
         <w:color w:val="404040"/>
@@ -11823,6 +12184,52 @@
         </w:tcBorders>
       </w:tcPr>
     </w:tblStylePr>
+    <w:tblStylePr w:type="lastCol">
+      <w:rPr>
+        <w:i/>
+        <w:color w:val="404040"/>
+      </w:rPr>
+      <w:pPr>
+        <w:pBdr/>
+        <w:spacing/>
+        <w:ind/>
+      </w:pPr>
+      <w:tblPr>
+        <w:tblBorders/>
+      </w:tblPr>
+      <w:tcPr>
+        <w:shd w:val="clear" w:color="ffffff"/>
+        <w:tcBorders>
+          <w:top w:val="none" w:color="000000" w:sz="4" w:space="0"/>
+          <w:left w:val="none" w:color="000000" w:sz="4" w:space="0"/>
+          <w:bottom w:val="none" w:color="000000" w:sz="4" w:space="0"/>
+          <w:right w:val="none" w:color="000000" w:sz="4" w:space="0"/>
+        </w:tcBorders>
+      </w:tcPr>
+    </w:tblStylePr>
+    <w:tblStylePr w:type="lastRow">
+      <w:rPr>
+        <w:b/>
+        <w:color w:val="404040"/>
+      </w:rPr>
+      <w:pPr>
+        <w:pBdr/>
+        <w:spacing/>
+        <w:ind/>
+      </w:pPr>
+      <w:tblPr>
+        <w:tblBorders/>
+      </w:tblPr>
+      <w:tcPr>
+        <w:shd w:val="clear" w:color="ffffff"/>
+        <w:tcBorders>
+          <w:top w:val="none" w:color="000000" w:sz="4" w:space="0"/>
+          <w:left w:val="none" w:color="000000" w:sz="4" w:space="0"/>
+          <w:bottom w:val="none" w:color="000000" w:sz="4" w:space="0"/>
+          <w:right w:val="none" w:color="000000" w:sz="4" w:space="0"/>
+        </w:tcBorders>
+      </w:tcPr>
+    </w:tblStylePr>
     <w:tblStylePr w:type="nwCell">
       <w:pPr>
         <w:pBdr/>
@@ -11889,9 +12296,9 @@
       </w:tcPr>
     </w:tblStylePr>
   </w:style>
-  <w:style w:type="table" w:styleId="40">
+  <w:style w:type="table" w:styleId="729">
     <w:name w:val="Grid Table 4"/>
-    <w:basedOn w:val="665"/>
+    <w:basedOn w:val="887"/>
     <w:uiPriority w:val="59"/>
     <w:pPr>
       <w:pBdr/>
@@ -12122,9 +12529,9 @@
       </w:tcPr>
     </w:tblStylePr>
   </w:style>
-  <w:style w:type="table" w:styleId="41">
+  <w:style w:type="table" w:styleId="730">
     <w:name w:val="Grid Table 4 - Accent 1"/>
-    <w:basedOn w:val="665"/>
+    <w:basedOn w:val="887"/>
     <w:uiPriority w:val="59"/>
     <w:pPr>
       <w:pBdr/>
@@ -12355,9 +12762,9 @@
       </w:tcPr>
     </w:tblStylePr>
   </w:style>
-  <w:style w:type="table" w:styleId="42">
+  <w:style w:type="table" w:styleId="731">
     <w:name w:val="Grid Table 4 - Accent 2"/>
-    <w:basedOn w:val="665"/>
+    <w:basedOn w:val="887"/>
     <w:uiPriority w:val="59"/>
     <w:pPr>
       <w:pBdr/>
@@ -12588,9 +12995,9 @@
       </w:tcPr>
     </w:tblStylePr>
   </w:style>
-  <w:style w:type="table" w:styleId="43">
+  <w:style w:type="table" w:styleId="732">
     <w:name w:val="Grid Table 4 - Accent 3"/>
-    <w:basedOn w:val="665"/>
+    <w:basedOn w:val="887"/>
     <w:uiPriority w:val="59"/>
     <w:pPr>
       <w:pBdr/>
@@ -12821,9 +13228,9 @@
       </w:tcPr>
     </w:tblStylePr>
   </w:style>
-  <w:style w:type="table" w:styleId="44">
+  <w:style w:type="table" w:styleId="733">
     <w:name w:val="Grid Table 4 - Accent 4"/>
-    <w:basedOn w:val="665"/>
+    <w:basedOn w:val="887"/>
     <w:uiPriority w:val="59"/>
     <w:pPr>
       <w:pBdr/>
@@ -13054,9 +13461,9 @@
       </w:tcPr>
     </w:tblStylePr>
   </w:style>
-  <w:style w:type="table" w:styleId="45">
+  <w:style w:type="table" w:styleId="734">
     <w:name w:val="Grid Table 4 - Accent 5"/>
-    <w:basedOn w:val="665"/>
+    <w:basedOn w:val="887"/>
     <w:uiPriority w:val="59"/>
     <w:pPr>
       <w:pBdr/>
@@ -13287,9 +13694,9 @@
       </w:tcPr>
     </w:tblStylePr>
   </w:style>
-  <w:style w:type="table" w:styleId="46">
+  <w:style w:type="table" w:styleId="735">
     <w:name w:val="Grid Table 4 - Accent 6"/>
-    <w:basedOn w:val="665"/>
+    <w:basedOn w:val="887"/>
     <w:uiPriority w:val="59"/>
     <w:pPr>
       <w:pBdr/>
@@ -13520,9 +13927,9 @@
       </w:tcPr>
     </w:tblStylePr>
   </w:style>
-  <w:style w:type="table" w:styleId="47">
+  <w:style w:type="table" w:styleId="736">
     <w:name w:val="Grid Table 5 Dark"/>
-    <w:basedOn w:val="665"/>
+    <w:basedOn w:val="887"/>
     <w:uiPriority w:val="99"/>
     <w:pPr>
       <w:pBdr/>
@@ -13748,9 +14155,9 @@
       </w:tcPr>
     </w:tblStylePr>
   </w:style>
-  <w:style w:type="table" w:styleId="48">
+  <w:style w:type="table" w:styleId="737">
     <w:name w:val="Grid Table 5 Dark- Accent 1"/>
-    <w:basedOn w:val="665"/>
+    <w:basedOn w:val="887"/>
     <w:uiPriority w:val="99"/>
     <w:pPr>
       <w:pBdr/>
@@ -13976,9 +14383,9 @@
       </w:tcPr>
     </w:tblStylePr>
   </w:style>
-  <w:style w:type="table" w:styleId="49">
+  <w:style w:type="table" w:styleId="738">
     <w:name w:val="Grid Table 5 Dark - Accent 2"/>
-    <w:basedOn w:val="665"/>
+    <w:basedOn w:val="887"/>
     <w:uiPriority w:val="99"/>
     <w:pPr>
       <w:pBdr/>
@@ -14204,9 +14611,9 @@
       </w:tcPr>
     </w:tblStylePr>
   </w:style>
-  <w:style w:type="table" w:styleId="50">
+  <w:style w:type="table" w:styleId="739">
     <w:name w:val="Grid Table 5 Dark - Accent 3"/>
-    <w:basedOn w:val="665"/>
+    <w:basedOn w:val="887"/>
     <w:uiPriority w:val="99"/>
     <w:pPr>
       <w:pBdr/>
@@ -14432,9 +14839,9 @@
       </w:tcPr>
     </w:tblStylePr>
   </w:style>
-  <w:style w:type="table" w:styleId="51">
+  <w:style w:type="table" w:styleId="740">
     <w:name w:val="Grid Table 5 Dark- Accent 4"/>
-    <w:basedOn w:val="665"/>
+    <w:basedOn w:val="887"/>
     <w:uiPriority w:val="99"/>
     <w:pPr>
       <w:pBdr/>
@@ -14660,9 +15067,9 @@
       </w:tcPr>
     </w:tblStylePr>
   </w:style>
-  <w:style w:type="table" w:styleId="52">
+  <w:style w:type="table" w:styleId="741">
     <w:name w:val="Grid Table 5 Dark - Accent 5"/>
-    <w:basedOn w:val="665"/>
+    <w:basedOn w:val="887"/>
     <w:uiPriority w:val="99"/>
     <w:pPr>
       <w:pBdr/>
@@ -14888,9 +15295,9 @@
       </w:tcPr>
     </w:tblStylePr>
   </w:style>
-  <w:style w:type="table" w:styleId="53">
+  <w:style w:type="table" w:styleId="742">
     <w:name w:val="Grid Table 5 Dark - Accent 6"/>
-    <w:basedOn w:val="665"/>
+    <w:basedOn w:val="887"/>
     <w:uiPriority w:val="99"/>
     <w:pPr>
       <w:pBdr/>
@@ -15116,9 +15523,9 @@
       </w:tcPr>
     </w:tblStylePr>
   </w:style>
-  <w:style w:type="table" w:styleId="54">
+  <w:style w:type="table" w:styleId="743">
     <w:name w:val="Grid Table 6 Colorful"/>
-    <w:basedOn w:val="665"/>
+    <w:basedOn w:val="887"/>
     <w:uiPriority w:val="99"/>
     <w:pPr>
       <w:pBdr/>
@@ -15346,9 +15753,9 @@
       </w:tcPr>
     </w:tblStylePr>
   </w:style>
-  <w:style w:type="table" w:styleId="55">
+  <w:style w:type="table" w:styleId="744">
     <w:name w:val="Grid Table 6 Colorful - Accent 1"/>
-    <w:basedOn w:val="665"/>
+    <w:basedOn w:val="887"/>
     <w:uiPriority w:val="99"/>
     <w:pPr>
       <w:pBdr/>
@@ -15576,9 +15983,9 @@
       </w:tcPr>
     </w:tblStylePr>
   </w:style>
-  <w:style w:type="table" w:styleId="56">
+  <w:style w:type="table" w:styleId="745">
     <w:name w:val="Grid Table 6 Colorful - Accent 2"/>
-    <w:basedOn w:val="665"/>
+    <w:basedOn w:val="887"/>
     <w:uiPriority w:val="99"/>
     <w:pPr>
       <w:pBdr/>
@@ -15806,9 +16213,9 @@
       </w:tcPr>
     </w:tblStylePr>
   </w:style>
-  <w:style w:type="table" w:styleId="57">
+  <w:style w:type="table" w:styleId="746">
     <w:name w:val="Grid Table 6 Colorful - Accent 3"/>
-    <w:basedOn w:val="665"/>
+    <w:basedOn w:val="887"/>
     <w:uiPriority w:val="99"/>
     <w:pPr>
       <w:pBdr/>
@@ -16036,9 +16443,9 @@
       </w:tcPr>
     </w:tblStylePr>
   </w:style>
-  <w:style w:type="table" w:styleId="58">
+  <w:style w:type="table" w:styleId="747">
     <w:name w:val="Grid Table 6 Colorful - Accent 4"/>
-    <w:basedOn w:val="665"/>
+    <w:basedOn w:val="887"/>
     <w:uiPriority w:val="99"/>
     <w:pPr>
       <w:pBdr/>
@@ -16266,9 +16673,9 @@
       </w:tcPr>
     </w:tblStylePr>
   </w:style>
-  <w:style w:type="table" w:styleId="59">
+  <w:style w:type="table" w:styleId="748">
     <w:name w:val="Grid Table 6 Colorful - Accent 5"/>
-    <w:basedOn w:val="665"/>
+    <w:basedOn w:val="887"/>
     <w:uiPriority w:val="99"/>
     <w:pPr>
       <w:pBdr/>
@@ -16496,9 +16903,9 @@
       </w:tcPr>
     </w:tblStylePr>
   </w:style>
-  <w:style w:type="table" w:styleId="60">
+  <w:style w:type="table" w:styleId="749">
     <w:name w:val="Grid Table 6 Colorful - Accent 6"/>
-    <w:basedOn w:val="665"/>
+    <w:basedOn w:val="887"/>
     <w:uiPriority w:val="99"/>
     <w:pPr>
       <w:pBdr/>
@@ -16726,9 +17133,9 @@
       </w:tcPr>
     </w:tblStylePr>
   </w:style>
-  <w:style w:type="table" w:styleId="61">
+  <w:style w:type="table" w:styleId="750">
     <w:name w:val="Grid Table 7 Colorful"/>
-    <w:basedOn w:val="665"/>
+    <w:basedOn w:val="887"/>
     <w:uiPriority w:val="99"/>
     <w:pPr>
       <w:pBdr/>
@@ -16830,11 +17237,11 @@
         <w:tblBorders/>
       </w:tblPr>
       <w:tcPr>
-        <w:shd w:color="ffffff"/>
+        <w:shd w:val="clear" w:color="ffffff"/>
         <w:tcBorders>
-          <w:top w:val="none"/>
-          <w:left w:val="none"/>
-          <w:bottom w:val="none"/>
+          <w:top w:val="none" w:color="000000" w:sz="4" w:space="0"/>
+          <w:left w:val="none" w:color="000000" w:sz="4" w:space="0"/>
+          <w:bottom w:val="none" w:color="000000" w:sz="4" w:space="0"/>
           <w:right w:val="single" w:color="000000" w:themeColor="text1" w:themeTint="80" w:sz="4" w:space="0"/>
         </w:tcBorders>
       </w:tcPr>
@@ -16857,10 +17264,10 @@
       <w:tcPr>
         <w:shd w:val="clear" w:color="ffffff" w:themeColor="light1" w:fill="ffffff" w:themeFill="light1"/>
         <w:tcBorders>
-          <w:top w:val="none"/>
-          <w:left w:val="none"/>
+          <w:top w:val="none" w:color="000000" w:sz="4" w:space="0"/>
+          <w:left w:val="none" w:color="000000" w:sz="4" w:space="0"/>
           <w:bottom w:val="single" w:color="000000" w:themeColor="text1" w:themeTint="80" w:sz="4" w:space="0"/>
-          <w:right w:val="none"/>
+          <w:right w:val="none" w:color="000000" w:sz="4" w:space="0"/>
         </w:tcBorders>
       </w:tcPr>
     </w:tblStylePr>
@@ -16880,12 +17287,12 @@
         <w:tblBorders/>
       </w:tblPr>
       <w:tcPr>
-        <w:shd w:color="ffffff"/>
+        <w:shd w:val="clear" w:color="ffffff"/>
         <w:tcBorders>
-          <w:top w:val="none"/>
+          <w:top w:val="none" w:color="000000" w:sz="4" w:space="0"/>
           <w:left w:val="single" w:color="000000" w:themeColor="text1" w:themeTint="80" w:sz="4" w:space="0"/>
-          <w:bottom w:val="none"/>
-          <w:right w:val="none"/>
+          <w:bottom w:val="none" w:color="000000" w:sz="4" w:space="0"/>
+          <w:right w:val="none" w:color="000000" w:sz="4" w:space="0"/>
         </w:tcBorders>
       </w:tcPr>
     </w:tblStylePr>
@@ -16908,9 +17315,9 @@
         <w:shd w:val="clear" w:color="ffffff" w:themeColor="light1" w:fill="ffffff" w:themeFill="light1"/>
         <w:tcBorders>
           <w:top w:val="single" w:color="000000" w:themeColor="text1" w:themeTint="80" w:sz="4" w:space="0"/>
-          <w:left w:val="none"/>
-          <w:bottom w:val="none"/>
-          <w:right w:val="none"/>
+          <w:left w:val="none" w:color="000000" w:sz="4" w:space="0"/>
+          <w:bottom w:val="none" w:color="000000" w:sz="4" w:space="0"/>
+          <w:right w:val="none" w:color="000000" w:sz="4" w:space="0"/>
         </w:tcBorders>
       </w:tcPr>
     </w:tblStylePr>
@@ -16980,9 +17387,9 @@
       </w:tcPr>
     </w:tblStylePr>
   </w:style>
-  <w:style w:type="table" w:styleId="62">
+  <w:style w:type="table" w:styleId="751">
     <w:name w:val="Grid Table 7 Colorful - Accent 1"/>
-    <w:basedOn w:val="665"/>
+    <w:basedOn w:val="887"/>
     <w:uiPriority w:val="99"/>
     <w:pPr>
       <w:pBdr/>
@@ -17084,11 +17491,11 @@
         <w:tblBorders/>
       </w:tblPr>
       <w:tcPr>
-        <w:shd w:color="ffffff"/>
+        <w:shd w:val="clear" w:color="ffffff"/>
         <w:tcBorders>
-          <w:top w:val="none"/>
-          <w:left w:val="none"/>
-          <w:bottom w:val="none"/>
+          <w:top w:val="none" w:color="000000" w:sz="4" w:space="0"/>
+          <w:left w:val="none" w:color="000000" w:sz="4" w:space="0"/>
+          <w:bottom w:val="none" w:color="000000" w:sz="4" w:space="0"/>
           <w:right w:val="single" w:color="000000" w:themeColor="accent1" w:themeTint="80" w:sz="4" w:space="0"/>
         </w:tcBorders>
       </w:tcPr>
@@ -17111,10 +17518,10 @@
       <w:tcPr>
         <w:shd w:val="clear" w:color="ffffff" w:themeColor="light1" w:fill="ffffff" w:themeFill="light1"/>
         <w:tcBorders>
-          <w:top w:val="none"/>
-          <w:left w:val="none"/>
+          <w:top w:val="none" w:color="000000" w:sz="4" w:space="0"/>
+          <w:left w:val="none" w:color="000000" w:sz="4" w:space="0"/>
           <w:bottom w:val="single" w:color="000000" w:themeColor="accent1" w:themeTint="80" w:sz="4" w:space="0"/>
-          <w:right w:val="none"/>
+          <w:right w:val="none" w:color="000000" w:sz="4" w:space="0"/>
         </w:tcBorders>
       </w:tcPr>
     </w:tblStylePr>
@@ -17134,12 +17541,12 @@
         <w:tblBorders/>
       </w:tblPr>
       <w:tcPr>
-        <w:shd w:color="ffffff"/>
+        <w:shd w:val="clear" w:color="ffffff"/>
         <w:tcBorders>
-          <w:top w:val="none"/>
+          <w:top w:val="none" w:color="000000" w:sz="4" w:space="0"/>
           <w:left w:val="single" w:color="000000" w:themeColor="accent1" w:themeTint="80" w:sz="4" w:space="0"/>
-          <w:bottom w:val="none"/>
-          <w:right w:val="none"/>
+          <w:bottom w:val="none" w:color="000000" w:sz="4" w:space="0"/>
+          <w:right w:val="none" w:color="000000" w:sz="4" w:space="0"/>
         </w:tcBorders>
       </w:tcPr>
     </w:tblStylePr>
@@ -17162,9 +17569,9 @@
         <w:shd w:val="clear" w:color="ffffff" w:themeColor="light1" w:fill="ffffff" w:themeFill="light1"/>
         <w:tcBorders>
           <w:top w:val="single" w:color="000000" w:themeColor="accent1" w:themeTint="80" w:sz="4" w:space="0"/>
-          <w:left w:val="none"/>
-          <w:bottom w:val="none"/>
-          <w:right w:val="none"/>
+          <w:left w:val="none" w:color="000000" w:sz="4" w:space="0"/>
+          <w:bottom w:val="none" w:color="000000" w:sz="4" w:space="0"/>
+          <w:right w:val="none" w:color="000000" w:sz="4" w:space="0"/>
         </w:tcBorders>
       </w:tcPr>
     </w:tblStylePr>
@@ -17234,9 +17641,9 @@
       </w:tcPr>
     </w:tblStylePr>
   </w:style>
-  <w:style w:type="table" w:styleId="63">
+  <w:style w:type="table" w:styleId="752">
     <w:name w:val="Grid Table 7 Colorful - Accent 2"/>
-    <w:basedOn w:val="665"/>
+    <w:basedOn w:val="887"/>
     <w:uiPriority w:val="99"/>
     <w:pPr>
       <w:pBdr/>
@@ -17338,11 +17745,11 @@
         <w:tblBorders/>
       </w:tblPr>
       <w:tcPr>
-        <w:shd w:color="ffffff"/>
+        <w:shd w:val="clear" w:color="ffffff"/>
         <w:tcBorders>
-          <w:top w:val="none"/>
-          <w:left w:val="none"/>
-          <w:bottom w:val="none"/>
+          <w:top w:val="none" w:color="000000" w:sz="4" w:space="0"/>
+          <w:left w:val="none" w:color="000000" w:sz="4" w:space="0"/>
+          <w:bottom w:val="none" w:color="000000" w:sz="4" w:space="0"/>
           <w:right w:val="single" w:color="000000" w:themeColor="accent2" w:themeTint="97" w:sz="4" w:space="0"/>
         </w:tcBorders>
       </w:tcPr>
@@ -17365,10 +17772,10 @@
       <w:tcPr>
         <w:shd w:val="clear" w:color="ffffff" w:themeColor="light1" w:fill="ffffff" w:themeFill="light1"/>
         <w:tcBorders>
-          <w:top w:val="none"/>
-          <w:left w:val="none"/>
+          <w:top w:val="none" w:color="000000" w:sz="4" w:space="0"/>
+          <w:left w:val="none" w:color="000000" w:sz="4" w:space="0"/>
           <w:bottom w:val="single" w:color="000000" w:themeColor="accent2" w:themeTint="97" w:sz="4" w:space="0"/>
-          <w:right w:val="none"/>
+          <w:right w:val="none" w:color="000000" w:sz="4" w:space="0"/>
         </w:tcBorders>
       </w:tcPr>
     </w:tblStylePr>
@@ -17388,12 +17795,12 @@
         <w:tblBorders/>
       </w:tblPr>
       <w:tcPr>
-        <w:shd w:color="ffffff"/>
+        <w:shd w:val="clear" w:color="ffffff"/>
         <w:tcBorders>
-          <w:top w:val="none"/>
+          <w:top w:val="none" w:color="000000" w:sz="4" w:space="0"/>
           <w:left w:val="single" w:color="000000" w:themeColor="accent2" w:themeTint="97" w:sz="4" w:space="0"/>
-          <w:bottom w:val="none"/>
-          <w:right w:val="none"/>
+          <w:bottom w:val="none" w:color="000000" w:sz="4" w:space="0"/>
+          <w:right w:val="none" w:color="000000" w:sz="4" w:space="0"/>
         </w:tcBorders>
       </w:tcPr>
     </w:tblStylePr>
@@ -17416,9 +17823,9 @@
         <w:shd w:val="clear" w:color="ffffff" w:themeColor="light1" w:fill="ffffff" w:themeFill="light1"/>
         <w:tcBorders>
           <w:top w:val="single" w:color="000000" w:themeColor="accent2" w:themeTint="97" w:sz="4" w:space="0"/>
-          <w:left w:val="none"/>
-          <w:bottom w:val="none"/>
-          <w:right w:val="none"/>
+          <w:left w:val="none" w:color="000000" w:sz="4" w:space="0"/>
+          <w:bottom w:val="none" w:color="000000" w:sz="4" w:space="0"/>
+          <w:right w:val="none" w:color="000000" w:sz="4" w:space="0"/>
         </w:tcBorders>
       </w:tcPr>
     </w:tblStylePr>
@@ -17488,9 +17895,9 @@
       </w:tcPr>
     </w:tblStylePr>
   </w:style>
-  <w:style w:type="table" w:styleId="64">
+  <w:style w:type="table" w:styleId="753">
     <w:name w:val="Grid Table 7 Colorful - Accent 3"/>
-    <w:basedOn w:val="665"/>
+    <w:basedOn w:val="887"/>
     <w:uiPriority w:val="99"/>
     <w:pPr>
       <w:pBdr/>
@@ -17592,11 +17999,11 @@
         <w:tblBorders/>
       </w:tblPr>
       <w:tcPr>
-        <w:shd w:color="ffffff"/>
+        <w:shd w:val="clear" w:color="ffffff"/>
         <w:tcBorders>
-          <w:top w:val="none"/>
-          <w:left w:val="none"/>
-          <w:bottom w:val="none"/>
+          <w:top w:val="none" w:color="000000" w:sz="4" w:space="0"/>
+          <w:left w:val="none" w:color="000000" w:sz="4" w:space="0"/>
+          <w:bottom w:val="none" w:color="000000" w:sz="4" w:space="0"/>
           <w:right w:val="single" w:color="000000" w:themeColor="accent3" w:themeTint="FE" w:sz="4" w:space="0"/>
         </w:tcBorders>
       </w:tcPr>
@@ -17619,10 +18026,10 @@
       <w:tcPr>
         <w:shd w:val="clear" w:color="ffffff" w:themeColor="light1" w:fill="ffffff" w:themeFill="light1"/>
         <w:tcBorders>
-          <w:top w:val="none"/>
-          <w:left w:val="none"/>
+          <w:top w:val="none" w:color="000000" w:sz="4" w:space="0"/>
+          <w:left w:val="none" w:color="000000" w:sz="4" w:space="0"/>
           <w:bottom w:val="single" w:color="000000" w:themeColor="accent3" w:themeTint="FE" w:sz="4" w:space="0"/>
-          <w:right w:val="none"/>
+          <w:right w:val="none" w:color="000000" w:sz="4" w:space="0"/>
         </w:tcBorders>
       </w:tcPr>
     </w:tblStylePr>
@@ -17642,12 +18049,12 @@
         <w:tblBorders/>
       </w:tblPr>
       <w:tcPr>
-        <w:shd w:color="ffffff"/>
+        <w:shd w:val="clear" w:color="ffffff"/>
         <w:tcBorders>
-          <w:top w:val="none"/>
+          <w:top w:val="none" w:color="000000" w:sz="4" w:space="0"/>
           <w:left w:val="single" w:color="000000" w:themeColor="accent3" w:themeTint="FE" w:sz="4" w:space="0"/>
-          <w:bottom w:val="none"/>
-          <w:right w:val="none"/>
+          <w:bottom w:val="none" w:color="000000" w:sz="4" w:space="0"/>
+          <w:right w:val="none" w:color="000000" w:sz="4" w:space="0"/>
         </w:tcBorders>
       </w:tcPr>
     </w:tblStylePr>
@@ -17670,9 +18077,9 @@
         <w:shd w:val="clear" w:color="ffffff" w:themeColor="light1" w:fill="ffffff" w:themeFill="light1"/>
         <w:tcBorders>
           <w:top w:val="single" w:color="000000" w:themeColor="accent3" w:themeTint="FE" w:sz="4" w:space="0"/>
-          <w:left w:val="none"/>
-          <w:bottom w:val="none"/>
-          <w:right w:val="none"/>
+          <w:left w:val="none" w:color="000000" w:sz="4" w:space="0"/>
+          <w:bottom w:val="none" w:color="000000" w:sz="4" w:space="0"/>
+          <w:right w:val="none" w:color="000000" w:sz="4" w:space="0"/>
         </w:tcBorders>
       </w:tcPr>
     </w:tblStylePr>
@@ -17742,9 +18149,9 @@
       </w:tcPr>
     </w:tblStylePr>
   </w:style>
-  <w:style w:type="table" w:styleId="65">
+  <w:style w:type="table" w:styleId="754">
     <w:name w:val="Grid Table 7 Colorful - Accent 4"/>
-    <w:basedOn w:val="665"/>
+    <w:basedOn w:val="887"/>
     <w:uiPriority w:val="99"/>
     <w:pPr>
       <w:pBdr/>
@@ -17846,11 +18253,11 @@
         <w:tblBorders/>
       </w:tblPr>
       <w:tcPr>
-        <w:shd w:color="ffffff"/>
+        <w:shd w:val="clear" w:color="ffffff"/>
         <w:tcBorders>
-          <w:top w:val="none"/>
-          <w:left w:val="none"/>
-          <w:bottom w:val="none"/>
+          <w:top w:val="none" w:color="000000" w:sz="4" w:space="0"/>
+          <w:left w:val="none" w:color="000000" w:sz="4" w:space="0"/>
+          <w:bottom w:val="none" w:color="000000" w:sz="4" w:space="0"/>
           <w:right w:val="single" w:color="000000" w:themeColor="accent4" w:themeTint="9A" w:sz="4" w:space="0"/>
         </w:tcBorders>
       </w:tcPr>
@@ -17873,10 +18280,10 @@
       <w:tcPr>
         <w:shd w:val="clear" w:color="ffffff" w:themeColor="light1" w:fill="ffffff" w:themeFill="light1"/>
         <w:tcBorders>
-          <w:top w:val="none"/>
-          <w:left w:val="none"/>
+          <w:top w:val="none" w:color="000000" w:sz="4" w:space="0"/>
+          <w:left w:val="none" w:color="000000" w:sz="4" w:space="0"/>
           <w:bottom w:val="single" w:color="000000" w:themeColor="accent4" w:themeTint="9A" w:sz="4" w:space="0"/>
-          <w:right w:val="none"/>
+          <w:right w:val="none" w:color="000000" w:sz="4" w:space="0"/>
         </w:tcBorders>
       </w:tcPr>
     </w:tblStylePr>
@@ -17896,12 +18303,12 @@
         <w:tblBorders/>
       </w:tblPr>
       <w:tcPr>
-        <w:shd w:color="ffffff"/>
+        <w:shd w:val="clear" w:color="ffffff"/>
         <w:tcBorders>
-          <w:top w:val="none"/>
+          <w:top w:val="none" w:color="000000" w:sz="4" w:space="0"/>
           <w:left w:val="single" w:color="000000" w:themeColor="accent4" w:themeTint="9A" w:sz="4" w:space="0"/>
-          <w:bottom w:val="none"/>
-          <w:right w:val="none"/>
+          <w:bottom w:val="none" w:color="000000" w:sz="4" w:space="0"/>
+          <w:right w:val="none" w:color="000000" w:sz="4" w:space="0"/>
         </w:tcBorders>
       </w:tcPr>
     </w:tblStylePr>
@@ -17924,9 +18331,9 @@
         <w:shd w:val="clear" w:color="ffffff" w:themeColor="light1" w:fill="ffffff" w:themeFill="light1"/>
         <w:tcBorders>
           <w:top w:val="single" w:color="000000" w:themeColor="accent4" w:themeTint="9A" w:sz="4" w:space="0"/>
-          <w:left w:val="none"/>
-          <w:bottom w:val="none"/>
-          <w:right w:val="none"/>
+          <w:left w:val="none" w:color="000000" w:sz="4" w:space="0"/>
+          <w:bottom w:val="none" w:color="000000" w:sz="4" w:space="0"/>
+          <w:right w:val="none" w:color="000000" w:sz="4" w:space="0"/>
         </w:tcBorders>
       </w:tcPr>
     </w:tblStylePr>
@@ -17996,9 +18403,9 @@
       </w:tcPr>
     </w:tblStylePr>
   </w:style>
-  <w:style w:type="table" w:styleId="66">
+  <w:style w:type="table" w:styleId="755">
     <w:name w:val="Grid Table 7 Colorful - Accent 5"/>
-    <w:basedOn w:val="665"/>
+    <w:basedOn w:val="887"/>
     <w:uiPriority w:val="99"/>
     <w:pPr>
       <w:pBdr/>
@@ -18100,11 +18507,11 @@
         <w:tblBorders/>
       </w:tblPr>
       <w:tcPr>
-        <w:shd w:color="ffffff"/>
+        <w:shd w:val="clear" w:color="ffffff"/>
         <w:tcBorders>
-          <w:top w:val="none"/>
-          <w:left w:val="none"/>
-          <w:bottom w:val="none"/>
+          <w:top w:val="none" w:color="000000" w:sz="4" w:space="0"/>
+          <w:left w:val="none" w:color="000000" w:sz="4" w:space="0"/>
+          <w:bottom w:val="none" w:color="000000" w:sz="4" w:space="0"/>
           <w:right w:val="single" w:color="000000" w:themeColor="accent5" w:themeTint="90" w:sz="4" w:space="0"/>
         </w:tcBorders>
       </w:tcPr>
@@ -18127,10 +18534,10 @@
       <w:tcPr>
         <w:shd w:val="clear" w:color="ffffff" w:themeColor="light1" w:fill="ffffff" w:themeFill="light1"/>
         <w:tcBorders>
-          <w:top w:val="none"/>
-          <w:left w:val="none"/>
+          <w:top w:val="none" w:color="000000" w:sz="4" w:space="0"/>
+          <w:left w:val="none" w:color="000000" w:sz="4" w:space="0"/>
           <w:bottom w:val="single" w:color="000000" w:themeColor="accent5" w:themeTint="90" w:sz="4" w:space="0"/>
-          <w:right w:val="none"/>
+          <w:right w:val="none" w:color="000000" w:sz="4" w:space="0"/>
         </w:tcBorders>
       </w:tcPr>
     </w:tblStylePr>
@@ -18150,12 +18557,12 @@
         <w:tblBorders/>
       </w:tblPr>
       <w:tcPr>
-        <w:shd w:color="ffffff"/>
+        <w:shd w:val="clear" w:color="ffffff"/>
         <w:tcBorders>
-          <w:top w:val="none"/>
+          <w:top w:val="none" w:color="000000" w:sz="4" w:space="0"/>
           <w:left w:val="single" w:color="000000" w:themeColor="accent5" w:themeTint="90" w:sz="4" w:space="0"/>
-          <w:bottom w:val="none"/>
-          <w:right w:val="none"/>
+          <w:bottom w:val="none" w:color="000000" w:sz="4" w:space="0"/>
+          <w:right w:val="none" w:color="000000" w:sz="4" w:space="0"/>
         </w:tcBorders>
       </w:tcPr>
     </w:tblStylePr>
@@ -18178,9 +18585,9 @@
         <w:shd w:val="clear" w:color="ffffff" w:themeColor="light1" w:fill="ffffff" w:themeFill="light1"/>
         <w:tcBorders>
           <w:top w:val="single" w:color="000000" w:themeColor="accent5" w:themeTint="90" w:sz="4" w:space="0"/>
-          <w:left w:val="none"/>
-          <w:bottom w:val="none"/>
-          <w:right w:val="none"/>
+          <w:left w:val="none" w:color="000000" w:sz="4" w:space="0"/>
+          <w:bottom w:val="none" w:color="000000" w:sz="4" w:space="0"/>
+          <w:right w:val="none" w:color="000000" w:sz="4" w:space="0"/>
         </w:tcBorders>
       </w:tcPr>
     </w:tblStylePr>
@@ -18250,9 +18657,9 @@
       </w:tcPr>
     </w:tblStylePr>
   </w:style>
-  <w:style w:type="table" w:styleId="67">
+  <w:style w:type="table" w:styleId="756">
     <w:name w:val="Grid Table 7 Colorful - Accent 6"/>
-    <w:basedOn w:val="665"/>
+    <w:basedOn w:val="887"/>
     <w:uiPriority w:val="99"/>
     <w:pPr>
       <w:pBdr/>
@@ -18354,11 +18761,11 @@
         <w:tblBorders/>
       </w:tblPr>
       <w:tcPr>
-        <w:shd w:color="ffffff"/>
+        <w:shd w:val="clear" w:color="ffffff"/>
         <w:tcBorders>
-          <w:top w:val="none"/>
-          <w:left w:val="none"/>
-          <w:bottom w:val="none"/>
+          <w:top w:val="none" w:color="000000" w:sz="4" w:space="0"/>
+          <w:left w:val="none" w:color="000000" w:sz="4" w:space="0"/>
+          <w:bottom w:val="none" w:color="000000" w:sz="4" w:space="0"/>
           <w:right w:val="single" w:color="000000" w:themeColor="accent6" w:themeTint="90" w:sz="4" w:space="0"/>
         </w:tcBorders>
       </w:tcPr>
@@ -18381,10 +18788,10 @@
       <w:tcPr>
         <w:shd w:val="clear" w:color="ffffff" w:themeColor="light1" w:fill="ffffff" w:themeFill="light1"/>
         <w:tcBorders>
-          <w:top w:val="none"/>
-          <w:left w:val="none"/>
+          <w:top w:val="none" w:color="000000" w:sz="4" w:space="0"/>
+          <w:left w:val="none" w:color="000000" w:sz="4" w:space="0"/>
           <w:bottom w:val="single" w:color="000000" w:themeColor="accent6" w:themeTint="90" w:sz="4" w:space="0"/>
-          <w:right w:val="none"/>
+          <w:right w:val="none" w:color="000000" w:sz="4" w:space="0"/>
         </w:tcBorders>
       </w:tcPr>
     </w:tblStylePr>
@@ -18404,12 +18811,12 @@
         <w:tblBorders/>
       </w:tblPr>
       <w:tcPr>
-        <w:shd w:color="ffffff"/>
+        <w:shd w:val="clear" w:color="ffffff"/>
         <w:tcBorders>
-          <w:top w:val="none"/>
+          <w:top w:val="none" w:color="000000" w:sz="4" w:space="0"/>
           <w:left w:val="single" w:color="000000" w:themeColor="accent6" w:themeTint="90" w:sz="4" w:space="0"/>
-          <w:bottom w:val="none"/>
-          <w:right w:val="none"/>
+          <w:bottom w:val="none" w:color="000000" w:sz="4" w:space="0"/>
+          <w:right w:val="none" w:color="000000" w:sz="4" w:space="0"/>
         </w:tcBorders>
       </w:tcPr>
     </w:tblStylePr>
@@ -18432,9 +18839,9 @@
         <w:shd w:val="clear" w:color="ffffff" w:themeColor="light1" w:fill="ffffff" w:themeFill="light1"/>
         <w:tcBorders>
           <w:top w:val="single" w:color="000000" w:themeColor="accent6" w:themeTint="90" w:sz="4" w:space="0"/>
-          <w:left w:val="none"/>
-          <w:bottom w:val="none"/>
-          <w:right w:val="none"/>
+          <w:left w:val="none" w:color="000000" w:sz="4" w:space="0"/>
+          <w:bottom w:val="none" w:color="000000" w:sz="4" w:space="0"/>
+          <w:right w:val="none" w:color="000000" w:sz="4" w:space="0"/>
         </w:tcBorders>
       </w:tcPr>
     </w:tblStylePr>
@@ -18504,9 +18911,9 @@
       </w:tcPr>
     </w:tblStylePr>
   </w:style>
-  <w:style w:type="table" w:styleId="68">
+  <w:style w:type="table" w:styleId="757">
     <w:name w:val="List Table 1 Light"/>
-    <w:basedOn w:val="665"/>
+    <w:basedOn w:val="887"/>
     <w:uiPriority w:val="99"/>
     <w:pPr>
       <w:pBdr/>
@@ -18720,9 +19127,9 @@
       </w:tcPr>
     </w:tblStylePr>
   </w:style>
-  <w:style w:type="table" w:styleId="69">
+  <w:style w:type="table" w:styleId="758">
     <w:name w:val="List Table 1 Light - Accent 1"/>
-    <w:basedOn w:val="665"/>
+    <w:basedOn w:val="887"/>
     <w:uiPriority w:val="99"/>
     <w:pPr>
       <w:pBdr/>
@@ -18936,9 +19343,9 @@
       </w:tcPr>
     </w:tblStylePr>
   </w:style>
-  <w:style w:type="table" w:styleId="70">
+  <w:style w:type="table" w:styleId="759">
     <w:name w:val="List Table 1 Light - Accent 2"/>
-    <w:basedOn w:val="665"/>
+    <w:basedOn w:val="887"/>
     <w:uiPriority w:val="99"/>
     <w:pPr>
       <w:pBdr/>
@@ -19152,9 +19559,9 @@
       </w:tcPr>
     </w:tblStylePr>
   </w:style>
-  <w:style w:type="table" w:styleId="71">
+  <w:style w:type="table" w:styleId="760">
     <w:name w:val="List Table 1 Light - Accent 3"/>
-    <w:basedOn w:val="665"/>
+    <w:basedOn w:val="887"/>
     <w:uiPriority w:val="99"/>
     <w:pPr>
       <w:pBdr/>
@@ -19368,9 +19775,9 @@
       </w:tcPr>
     </w:tblStylePr>
   </w:style>
-  <w:style w:type="table" w:styleId="72">
+  <w:style w:type="table" w:styleId="761">
     <w:name w:val="List Table 1 Light - Accent 4"/>
-    <w:basedOn w:val="665"/>
+    <w:basedOn w:val="887"/>
     <w:uiPriority w:val="99"/>
     <w:pPr>
       <w:pBdr/>
@@ -19584,9 +19991,9 @@
       </w:tcPr>
     </w:tblStylePr>
   </w:style>
-  <w:style w:type="table" w:styleId="73">
+  <w:style w:type="table" w:styleId="762">
     <w:name w:val="List Table 1 Light - Accent 5"/>
-    <w:basedOn w:val="665"/>
+    <w:basedOn w:val="887"/>
     <w:uiPriority w:val="99"/>
     <w:pPr>
       <w:pBdr/>
@@ -19800,9 +20207,9 @@
       </w:tcPr>
     </w:tblStylePr>
   </w:style>
-  <w:style w:type="table" w:styleId="74">
+  <w:style w:type="table" w:styleId="763">
     <w:name w:val="List Table 1 Light - Accent 6"/>
-    <w:basedOn w:val="665"/>
+    <w:basedOn w:val="887"/>
     <w:uiPriority w:val="99"/>
     <w:pPr>
       <w:pBdr/>
@@ -20016,9 +20423,9 @@
       </w:tcPr>
     </w:tblStylePr>
   </w:style>
-  <w:style w:type="table" w:styleId="75">
+  <w:style w:type="table" w:styleId="764">
     <w:name w:val="List Table 2"/>
-    <w:basedOn w:val="665"/>
+    <w:basedOn w:val="887"/>
     <w:uiPriority w:val="99"/>
     <w:pPr>
       <w:pBdr/>
@@ -20254,9 +20661,9 @@
       </w:tcPr>
     </w:tblStylePr>
   </w:style>
-  <w:style w:type="table" w:styleId="76">
+  <w:style w:type="table" w:styleId="765">
     <w:name w:val="List Table 2 - Accent 1"/>
-    <w:basedOn w:val="665"/>
+    <w:basedOn w:val="887"/>
     <w:uiPriority w:val="99"/>
     <w:pPr>
       <w:pBdr/>
@@ -20492,9 +20899,9 @@
       </w:tcPr>
     </w:tblStylePr>
   </w:style>
-  <w:style w:type="table" w:styleId="77">
+  <w:style w:type="table" w:styleId="766">
     <w:name w:val="List Table 2 - Accent 2"/>
-    <w:basedOn w:val="665"/>
+    <w:basedOn w:val="887"/>
     <w:uiPriority w:val="99"/>
     <w:pPr>
       <w:pBdr/>
@@ -20730,9 +21137,9 @@
       </w:tcPr>
     </w:tblStylePr>
   </w:style>
-  <w:style w:type="table" w:styleId="78">
+  <w:style w:type="table" w:styleId="767">
     <w:name w:val="List Table 2 - Accent 3"/>
-    <w:basedOn w:val="665"/>
+    <w:basedOn w:val="887"/>
     <w:uiPriority w:val="99"/>
     <w:pPr>
       <w:pBdr/>
@@ -20968,9 +21375,9 @@
       </w:tcPr>
     </w:tblStylePr>
   </w:style>
-  <w:style w:type="table" w:styleId="79">
+  <w:style w:type="table" w:styleId="768">
     <w:name w:val="List Table 2 - Accent 4"/>
-    <w:basedOn w:val="665"/>
+    <w:basedOn w:val="887"/>
     <w:uiPriority w:val="99"/>
     <w:pPr>
       <w:pBdr/>
@@ -21206,9 +21613,9 @@
       </w:tcPr>
     </w:tblStylePr>
   </w:style>
-  <w:style w:type="table" w:styleId="80">
+  <w:style w:type="table" w:styleId="769">
     <w:name w:val="List Table 2 - Accent 5"/>
-    <w:basedOn w:val="665"/>
+    <w:basedOn w:val="887"/>
     <w:uiPriority w:val="99"/>
     <w:pPr>
       <w:pBdr/>
@@ -21444,9 +21851,9 @@
       </w:tcPr>
     </w:tblStylePr>
   </w:style>
-  <w:style w:type="table" w:styleId="81">
+  <w:style w:type="table" w:styleId="770">
     <w:name w:val="List Table 2 - Accent 6"/>
-    <w:basedOn w:val="665"/>
+    <w:basedOn w:val="887"/>
     <w:uiPriority w:val="99"/>
     <w:pPr>
       <w:pBdr/>
@@ -21682,9 +22089,9 @@
       </w:tcPr>
     </w:tblStylePr>
   </w:style>
-  <w:style w:type="table" w:styleId="82">
+  <w:style w:type="table" w:styleId="771">
     <w:name w:val="List Table 3"/>
-    <w:basedOn w:val="665"/>
+    <w:basedOn w:val="887"/>
     <w:uiPriority w:val="99"/>
     <w:pPr>
       <w:pBdr/>
@@ -21910,9 +22317,9 @@
       </w:tcPr>
     </w:tblStylePr>
   </w:style>
-  <w:style w:type="table" w:styleId="83">
+  <w:style w:type="table" w:styleId="772">
     <w:name w:val="List Table 3 - Accent 1"/>
-    <w:basedOn w:val="665"/>
+    <w:basedOn w:val="887"/>
     <w:uiPriority w:val="99"/>
     <w:pPr>
       <w:pBdr/>
@@ -22138,9 +22545,9 @@
       </w:tcPr>
     </w:tblStylePr>
   </w:style>
-  <w:style w:type="table" w:styleId="84">
+  <w:style w:type="table" w:styleId="773">
     <w:name w:val="List Table 3 - Accent 2"/>
-    <w:basedOn w:val="665"/>
+    <w:basedOn w:val="887"/>
     <w:uiPriority w:val="99"/>
     <w:pPr>
       <w:pBdr/>
@@ -22366,9 +22773,9 @@
       </w:tcPr>
     </w:tblStylePr>
   </w:style>
-  <w:style w:type="table" w:styleId="85">
+  <w:style w:type="table" w:styleId="774">
     <w:name w:val="List Table 3 - Accent 3"/>
-    <w:basedOn w:val="665"/>
+    <w:basedOn w:val="887"/>
     <w:uiPriority w:val="99"/>
     <w:pPr>
       <w:pBdr/>
@@ -22594,9 +23001,9 @@
       </w:tcPr>
     </w:tblStylePr>
   </w:style>
-  <w:style w:type="table" w:styleId="86">
+  <w:style w:type="table" w:styleId="775">
     <w:name w:val="List Table 3 - Accent 4"/>
-    <w:basedOn w:val="665"/>
+    <w:basedOn w:val="887"/>
     <w:uiPriority w:val="99"/>
     <w:pPr>
       <w:pBdr/>
@@ -22822,9 +23229,9 @@
       </w:tcPr>
     </w:tblStylePr>
   </w:style>
-  <w:style w:type="table" w:styleId="87">
+  <w:style w:type="table" w:styleId="776">
     <w:name w:val="List Table 3 - Accent 5"/>
-    <w:basedOn w:val="665"/>
+    <w:basedOn w:val="887"/>
     <w:uiPriority w:val="99"/>
     <w:pPr>
       <w:pBdr/>
@@ -23050,9 +23457,9 @@
       </w:tcPr>
     </w:tblStylePr>
   </w:style>
-  <w:style w:type="table" w:styleId="88">
+  <w:style w:type="table" w:styleId="777">
     <w:name w:val="List Table 3 - Accent 6"/>
-    <w:basedOn w:val="665"/>
+    <w:basedOn w:val="887"/>
     <w:uiPriority w:val="99"/>
     <w:pPr>
       <w:pBdr/>
@@ -23278,9 +23685,9 @@
       </w:tcPr>
     </w:tblStylePr>
   </w:style>
-  <w:style w:type="table" w:styleId="89">
+  <w:style w:type="table" w:styleId="778">
     <w:name w:val="List Table 4"/>
-    <w:basedOn w:val="665"/>
+    <w:basedOn w:val="887"/>
     <w:uiPriority w:val="99"/>
     <w:pPr>
       <w:pBdr/>
@@ -23503,9 +23910,9 @@
       </w:tcPr>
     </w:tblStylePr>
   </w:style>
-  <w:style w:type="table" w:styleId="90">
+  <w:style w:type="table" w:styleId="779">
     <w:name w:val="List Table 4 - Accent 1"/>
-    <w:basedOn w:val="665"/>
+    <w:basedOn w:val="887"/>
     <w:uiPriority w:val="99"/>
     <w:pPr>
       <w:pBdr/>
@@ -23728,9 +24135,9 @@
       </w:tcPr>
     </w:tblStylePr>
   </w:style>
-  <w:style w:type="table" w:styleId="91">
+  <w:style w:type="table" w:styleId="780">
     <w:name w:val="List Table 4 - Accent 2"/>
-    <w:basedOn w:val="665"/>
+    <w:basedOn w:val="887"/>
     <w:uiPriority w:val="99"/>
     <w:pPr>
       <w:pBdr/>
@@ -23953,9 +24360,9 @@
       </w:tcPr>
     </w:tblStylePr>
   </w:style>
-  <w:style w:type="table" w:styleId="92">
+  <w:style w:type="table" w:styleId="781">
     <w:name w:val="List Table 4 - Accent 3"/>
-    <w:basedOn w:val="665"/>
+    <w:basedOn w:val="887"/>
     <w:uiPriority w:val="99"/>
     <w:pPr>
       <w:pBdr/>
@@ -24178,9 +24585,9 @@
       </w:tcPr>
     </w:tblStylePr>
   </w:style>
-  <w:style w:type="table" w:styleId="93">
+  <w:style w:type="table" w:styleId="782">
     <w:name w:val="List Table 4 - Accent 4"/>
-    <w:basedOn w:val="665"/>
+    <w:basedOn w:val="887"/>
     <w:uiPriority w:val="99"/>
     <w:pPr>
       <w:pBdr/>
@@ -24403,9 +24810,9 @@
       </w:tcPr>
     </w:tblStylePr>
   </w:style>
-  <w:style w:type="table" w:styleId="94">
+  <w:style w:type="table" w:styleId="783">
     <w:name w:val="List Table 4 - Accent 5"/>
-    <w:basedOn w:val="665"/>
+    <w:basedOn w:val="887"/>
     <w:uiPriority w:val="99"/>
     <w:pPr>
       <w:pBdr/>
@@ -24628,9 +25035,9 @@
       </w:tcPr>
     </w:tblStylePr>
   </w:style>
-  <w:style w:type="table" w:styleId="95">
+  <w:style w:type="table" w:styleId="784">
     <w:name w:val="List Table 4 - Accent 6"/>
-    <w:basedOn w:val="665"/>
+    <w:basedOn w:val="887"/>
     <w:uiPriority w:val="99"/>
     <w:pPr>
       <w:pBdr/>
@@ -24853,9 +25260,9 @@
       </w:tcPr>
     </w:tblStylePr>
   </w:style>
-  <w:style w:type="table" w:styleId="96">
+  <w:style w:type="table" w:styleId="785">
     <w:name w:val="List Table 5 Dark"/>
-    <w:basedOn w:val="665"/>
+    <w:basedOn w:val="887"/>
     <w:uiPriority w:val="99"/>
     <w:pPr>
       <w:pBdr/>
@@ -25095,9 +25502,9 @@
       </w:tcPr>
     </w:tblStylePr>
   </w:style>
-  <w:style w:type="table" w:styleId="97">
+  <w:style w:type="table" w:styleId="786">
     <w:name w:val="List Table 5 Dark - Accent 1"/>
-    <w:basedOn w:val="665"/>
+    <w:basedOn w:val="887"/>
     <w:uiPriority w:val="99"/>
     <w:pPr>
       <w:pBdr/>
@@ -25337,9 +25744,9 @@
       </w:tcPr>
     </w:tblStylePr>
   </w:style>
-  <w:style w:type="table" w:styleId="98">
+  <w:style w:type="table" w:styleId="787">
     <w:name w:val="List Table 5 Dark - Accent 2"/>
-    <w:basedOn w:val="665"/>
+    <w:basedOn w:val="887"/>
     <w:uiPriority w:val="99"/>
     <w:pPr>
       <w:pBdr/>
@@ -25579,9 +25986,9 @@
       </w:tcPr>
     </w:tblStylePr>
   </w:style>
-  <w:style w:type="table" w:styleId="99">
+  <w:style w:type="table" w:styleId="788">
     <w:name w:val="List Table 5 Dark - Accent 3"/>
-    <w:basedOn w:val="665"/>
+    <w:basedOn w:val="887"/>
     <w:uiPriority w:val="99"/>
     <w:pPr>
       <w:pBdr/>
@@ -25821,9 +26228,9 @@
       </w:tcPr>
     </w:tblStylePr>
   </w:style>
-  <w:style w:type="table" w:styleId="100">
+  <w:style w:type="table" w:styleId="789">
     <w:name w:val="List Table 5 Dark - Accent 4"/>
-    <w:basedOn w:val="665"/>
+    <w:basedOn w:val="887"/>
     <w:uiPriority w:val="99"/>
     <w:pPr>
       <w:pBdr/>
@@ -26063,9 +26470,9 @@
       </w:tcPr>
     </w:tblStylePr>
   </w:style>
-  <w:style w:type="table" w:styleId="101">
+  <w:style w:type="table" w:styleId="790">
     <w:name w:val="List Table 5 Dark - Accent 5"/>
-    <w:basedOn w:val="665"/>
+    <w:basedOn w:val="887"/>
     <w:uiPriority w:val="99"/>
     <w:pPr>
       <w:pBdr/>
@@ -26305,9 +26712,9 @@
       </w:tcPr>
     </w:tblStylePr>
   </w:style>
-  <w:style w:type="table" w:styleId="102">
+  <w:style w:type="table" w:styleId="791">
     <w:name w:val="List Table 5 Dark - Accent 6"/>
-    <w:basedOn w:val="665"/>
+    <w:basedOn w:val="887"/>
     <w:uiPriority w:val="99"/>
     <w:pPr>
       <w:pBdr/>
@@ -26547,9 +26954,9 @@
       </w:tcPr>
     </w:tblStylePr>
   </w:style>
-  <w:style w:type="table" w:styleId="103">
+  <w:style w:type="table" w:styleId="792">
     <w:name w:val="List Table 6 Colorful"/>
-    <w:basedOn w:val="665"/>
+    <w:basedOn w:val="887"/>
     <w:uiPriority w:val="99"/>
     <w:pPr>
       <w:pBdr/>
@@ -26770,9 +27177,9 @@
       </w:tcPr>
     </w:tblStylePr>
   </w:style>
-  <w:style w:type="table" w:styleId="104">
+  <w:style w:type="table" w:styleId="793">
     <w:name w:val="List Table 6 Colorful - Accent 1"/>
-    <w:basedOn w:val="665"/>
+    <w:basedOn w:val="887"/>
     <w:uiPriority w:val="99"/>
     <w:pPr>
       <w:pBdr/>
@@ -26993,9 +27400,9 @@
       </w:tcPr>
     </w:tblStylePr>
   </w:style>
-  <w:style w:type="table" w:styleId="105">
+  <w:style w:type="table" w:styleId="794">
     <w:name w:val="List Table 6 Colorful - Accent 2"/>
-    <w:basedOn w:val="665"/>
+    <w:basedOn w:val="887"/>
     <w:uiPriority w:val="99"/>
     <w:pPr>
       <w:pBdr/>
@@ -27216,9 +27623,9 @@
       </w:tcPr>
     </w:tblStylePr>
   </w:style>
-  <w:style w:type="table" w:styleId="106">
+  <w:style w:type="table" w:styleId="795">
     <w:name w:val="List Table 6 Colorful - Accent 3"/>
-    <w:basedOn w:val="665"/>
+    <w:basedOn w:val="887"/>
     <w:uiPriority w:val="99"/>
     <w:pPr>
       <w:pBdr/>
@@ -27439,9 +27846,9 @@
       </w:tcPr>
     </w:tblStylePr>
   </w:style>
-  <w:style w:type="table" w:styleId="107">
+  <w:style w:type="table" w:styleId="796">
     <w:name w:val="List Table 6 Colorful - Accent 4"/>
-    <w:basedOn w:val="665"/>
+    <w:basedOn w:val="887"/>
     <w:uiPriority w:val="99"/>
     <w:pPr>
       <w:pBdr/>
@@ -27662,9 +28069,9 @@
       </w:tcPr>
     </w:tblStylePr>
   </w:style>
-  <w:style w:type="table" w:styleId="108">
+  <w:style w:type="table" w:styleId="797">
     <w:name w:val="List Table 6 Colorful - Accent 5"/>
-    <w:basedOn w:val="665"/>
+    <w:basedOn w:val="887"/>
     <w:uiPriority w:val="99"/>
     <w:pPr>
       <w:pBdr/>
@@ -27885,9 +28292,9 @@
       </w:tcPr>
     </w:tblStylePr>
   </w:style>
-  <w:style w:type="table" w:styleId="109">
+  <w:style w:type="table" w:styleId="798">
     <w:name w:val="List Table 6 Colorful - Accent 6"/>
-    <w:basedOn w:val="665"/>
+    <w:basedOn w:val="887"/>
     <w:uiPriority w:val="99"/>
     <w:pPr>
       <w:pBdr/>
@@ -28108,9 +28515,9 @@
       </w:tcPr>
     </w:tblStylePr>
   </w:style>
-  <w:style w:type="table" w:styleId="110">
+  <w:style w:type="table" w:styleId="799">
     <w:name w:val="List Table 7 Colorful"/>
-    <w:basedOn w:val="665"/>
+    <w:basedOn w:val="887"/>
     <w:uiPriority w:val="99"/>
     <w:pPr>
       <w:pBdr/>
@@ -28209,11 +28616,11 @@
         <w:tblBorders/>
       </w:tblPr>
       <w:tcPr>
-        <w:shd w:color="ffffff"/>
+        <w:shd w:val="clear" w:color="ffffff"/>
         <w:tcBorders>
-          <w:top w:val="none"/>
-          <w:left w:val="none"/>
-          <w:bottom w:val="none"/>
+          <w:top w:val="none" w:color="000000" w:sz="4" w:space="0"/>
+          <w:left w:val="none" w:color="000000" w:sz="4" w:space="0"/>
+          <w:bottom w:val="none" w:color="000000" w:sz="4" w:space="0"/>
           <w:right w:val="single" w:color="000000" w:themeColor="text1" w:themeTint="80" w:sz="4" w:space="0"/>
         </w:tcBorders>
       </w:tcPr>
@@ -28236,10 +28643,10 @@
       <w:tcPr>
         <w:shd w:val="clear" w:color="ffffff" w:themeColor="light1" w:fill="ffffff" w:themeFill="light1"/>
         <w:tcBorders>
-          <w:top w:val="none"/>
-          <w:left w:val="none"/>
+          <w:top w:val="none" w:color="000000" w:sz="4" w:space="0"/>
+          <w:left w:val="none" w:color="000000" w:sz="4" w:space="0"/>
           <w:bottom w:val="single" w:color="000000" w:themeColor="text1" w:themeTint="80" w:sz="4" w:space="0"/>
-          <w:right w:val="none"/>
+          <w:right w:val="none" w:color="000000" w:sz="4" w:space="0"/>
         </w:tcBorders>
       </w:tcPr>
     </w:tblStylePr>
@@ -28259,12 +28666,12 @@
         <w:tblBorders/>
       </w:tblPr>
       <w:tcPr>
-        <w:shd w:color="ffffff"/>
+        <w:shd w:val="clear" w:color="ffffff"/>
         <w:tcBorders>
-          <w:top w:val="none"/>
+          <w:top w:val="none" w:color="000000" w:sz="4" w:space="0"/>
           <w:left w:val="single" w:color="000000" w:themeColor="text1" w:themeTint="80" w:sz="4" w:space="0"/>
-          <w:bottom w:val="none"/>
-          <w:right w:val="none"/>
+          <w:bottom w:val="none" w:color="000000" w:sz="4" w:space="0"/>
+          <w:right w:val="none" w:color="000000" w:sz="4" w:space="0"/>
         </w:tcBorders>
       </w:tcPr>
     </w:tblStylePr>
@@ -28287,9 +28694,9 @@
         <w:shd w:val="clear" w:color="ffffff" w:themeColor="light1" w:fill="ffffff" w:themeFill="light1"/>
         <w:tcBorders>
           <w:top w:val="single" w:color="000000" w:themeColor="text1" w:themeTint="80" w:sz="4" w:space="0"/>
-          <w:left w:val="none"/>
-          <w:bottom w:val="none"/>
-          <w:right w:val="none"/>
+          <w:left w:val="none" w:color="000000" w:sz="4" w:space="0"/>
+          <w:bottom w:val="none" w:color="000000" w:sz="4" w:space="0"/>
+          <w:right w:val="none" w:color="000000" w:sz="4" w:space="0"/>
         </w:tcBorders>
       </w:tcPr>
     </w:tblStylePr>
@@ -28364,9 +28771,9 @@
       </w:tcPr>
     </w:tblStylePr>
   </w:style>
-  <w:style w:type="table" w:styleId="111">
+  <w:style w:type="table" w:styleId="800">
     <w:name w:val="List Table 7 Colorful - Accent 1"/>
-    <w:basedOn w:val="665"/>
+    <w:basedOn w:val="887"/>
     <w:uiPriority w:val="99"/>
     <w:pPr>
       <w:pBdr/>
@@ -28465,11 +28872,11 @@
         <w:tblBorders/>
       </w:tblPr>
       <w:tcPr>
-        <w:shd w:color="ffffff"/>
+        <w:shd w:val="clear" w:color="ffffff"/>
         <w:tcBorders>
-          <w:top w:val="none"/>
-          <w:left w:val="none"/>
-          <w:bottom w:val="none"/>
+          <w:top w:val="none" w:color="000000" w:sz="4" w:space="0"/>
+          <w:left w:val="none" w:color="000000" w:sz="4" w:space="0"/>
+          <w:bottom w:val="none" w:color="000000" w:sz="4" w:space="0"/>
           <w:right w:val="single" w:color="000000" w:themeColor="accent1" w:sz="4" w:space="0"/>
         </w:tcBorders>
       </w:tcPr>
@@ -28492,10 +28899,10 @@
       <w:tcPr>
         <w:shd w:val="clear" w:color="ffffff" w:themeColor="light1" w:fill="ffffff" w:themeFill="light1"/>
         <w:tcBorders>
-          <w:top w:val="none"/>
-          <w:left w:val="none"/>
+          <w:top w:val="none" w:color="000000" w:sz="4" w:space="0"/>
+          <w:left w:val="none" w:color="000000" w:sz="4" w:space="0"/>
           <w:bottom w:val="single" w:color="000000" w:themeColor="accent1" w:sz="4" w:space="0"/>
-          <w:right w:val="none"/>
+          <w:right w:val="none" w:color="000000" w:sz="4" w:space="0"/>
         </w:tcBorders>
       </w:tcPr>
     </w:tblStylePr>
@@ -28515,12 +28922,12 @@
         <w:tblBorders/>
       </w:tblPr>
       <w:tcPr>
-        <w:shd w:color="ffffff"/>
+        <w:shd w:val="clear" w:color="ffffff"/>
         <w:tcBorders>
-          <w:top w:val="none"/>
+          <w:top w:val="none" w:color="000000" w:sz="4" w:space="0"/>
           <w:left w:val="single" w:color="000000" w:themeColor="accent1" w:sz="4" w:space="0"/>
-          <w:bottom w:val="none"/>
-          <w:right w:val="none"/>
+          <w:bottom w:val="none" w:color="000000" w:sz="4" w:space="0"/>
+          <w:right w:val="none" w:color="000000" w:sz="4" w:space="0"/>
         </w:tcBorders>
       </w:tcPr>
     </w:tblStylePr>
@@ -28543,9 +28950,9 @@
         <w:shd w:val="clear" w:color="ffffff" w:themeColor="light1" w:fill="ffffff" w:themeFill="light1"/>
         <w:tcBorders>
           <w:top w:val="single" w:color="000000" w:themeColor="accent1" w:sz="4" w:space="0"/>
-          <w:left w:val="none"/>
-          <w:bottom w:val="none"/>
-          <w:right w:val="none"/>
+          <w:left w:val="none" w:color="000000" w:sz="4" w:space="0"/>
+          <w:bottom w:val="none" w:color="000000" w:sz="4" w:space="0"/>
+          <w:right w:val="none" w:color="000000" w:sz="4" w:space="0"/>
         </w:tcBorders>
       </w:tcPr>
     </w:tblStylePr>
@@ -28620,9 +29027,9 @@
       </w:tcPr>
     </w:tblStylePr>
   </w:style>
-  <w:style w:type="table" w:styleId="112">
+  <w:style w:type="table" w:styleId="801">
     <w:name w:val="List Table 7 Colorful - Accent 2"/>
-    <w:basedOn w:val="665"/>
+    <w:basedOn w:val="887"/>
     <w:uiPriority w:val="99"/>
     <w:pPr>
       <w:pBdr/>
@@ -28721,11 +29128,11 @@
         <w:tblBorders/>
       </w:tblPr>
       <w:tcPr>
-        <w:shd w:color="ffffff"/>
+        <w:shd w:val="clear" w:color="ffffff"/>
         <w:tcBorders>
-          <w:top w:val="none"/>
-          <w:left w:val="none"/>
-          <w:bottom w:val="none"/>
+          <w:top w:val="none" w:color="000000" w:sz="4" w:space="0"/>
+          <w:left w:val="none" w:color="000000" w:sz="4" w:space="0"/>
+          <w:bottom w:val="none" w:color="000000" w:sz="4" w:space="0"/>
           <w:right w:val="single" w:color="000000" w:themeColor="accent2" w:themeTint="97" w:sz="4" w:space="0"/>
         </w:tcBorders>
       </w:tcPr>
@@ -28748,10 +29155,10 @@
       <w:tcPr>
         <w:shd w:val="clear" w:color="ffffff" w:themeColor="light1" w:fill="ffffff" w:themeFill="light1"/>
         <w:tcBorders>
-          <w:top w:val="none"/>
-          <w:left w:val="none"/>
+          <w:top w:val="none" w:color="000000" w:sz="4" w:space="0"/>
+          <w:left w:val="none" w:color="000000" w:sz="4" w:space="0"/>
           <w:bottom w:val="single" w:color="000000" w:themeColor="accent2" w:themeTint="97" w:sz="4" w:space="0"/>
-          <w:right w:val="none"/>
+          <w:right w:val="none" w:color="000000" w:sz="4" w:space="0"/>
         </w:tcBorders>
       </w:tcPr>
     </w:tblStylePr>
@@ -28771,12 +29178,12 @@
         <w:tblBorders/>
       </w:tblPr>
       <w:tcPr>
-        <w:shd w:color="ffffff"/>
+        <w:shd w:val="clear" w:color="ffffff"/>
         <w:tcBorders>
-          <w:top w:val="none"/>
+          <w:top w:val="none" w:color="000000" w:sz="4" w:space="0"/>
           <w:left w:val="single" w:color="000000" w:themeColor="accent2" w:themeTint="97" w:sz="4" w:space="0"/>
-          <w:bottom w:val="none"/>
-          <w:right w:val="none"/>
+          <w:bottom w:val="none" w:color="000000" w:sz="4" w:space="0"/>
+          <w:right w:val="none" w:color="000000" w:sz="4" w:space="0"/>
         </w:tcBorders>
       </w:tcPr>
     </w:tblStylePr>
@@ -28799,9 +29206,9 @@
         <w:shd w:val="clear" w:color="ffffff" w:themeColor="light1" w:fill="ffffff" w:themeFill="light1"/>
         <w:tcBorders>
           <w:top w:val="single" w:color="000000" w:themeColor="accent2" w:themeTint="97" w:sz="4" w:space="0"/>
-          <w:left w:val="none"/>
-          <w:bottom w:val="none"/>
-          <w:right w:val="none"/>
+          <w:left w:val="none" w:color="000000" w:sz="4" w:space="0"/>
+          <w:bottom w:val="none" w:color="000000" w:sz="4" w:space="0"/>
+          <w:right w:val="none" w:color="000000" w:sz="4" w:space="0"/>
         </w:tcBorders>
       </w:tcPr>
     </w:tblStylePr>
@@ -28876,9 +29283,9 @@
       </w:tcPr>
     </w:tblStylePr>
   </w:style>
-  <w:style w:type="table" w:styleId="113">
+  <w:style w:type="table" w:styleId="802">
     <w:name w:val="List Table 7 Colorful - Accent 3"/>
-    <w:basedOn w:val="665"/>
+    <w:basedOn w:val="887"/>
     <w:uiPriority w:val="99"/>
     <w:pPr>
       <w:pBdr/>
@@ -28977,11 +29384,11 @@
         <w:tblBorders/>
       </w:tblPr>
       <w:tcPr>
-        <w:shd w:color="ffffff"/>
+        <w:shd w:val="clear" w:color="ffffff"/>
         <w:tcBorders>
-          <w:top w:val="none"/>
-          <w:left w:val="none"/>
-          <w:bottom w:val="none"/>
+          <w:top w:val="none" w:color="000000" w:sz="4" w:space="0"/>
+          <w:left w:val="none" w:color="000000" w:sz="4" w:space="0"/>
+          <w:bottom w:val="none" w:color="000000" w:sz="4" w:space="0"/>
           <w:right w:val="single" w:color="000000" w:themeColor="accent3" w:themeTint="98" w:sz="4" w:space="0"/>
         </w:tcBorders>
       </w:tcPr>
@@ -29004,10 +29411,10 @@
       <w:tcPr>
         <w:shd w:val="clear" w:color="ffffff" w:themeColor="light1" w:fill="ffffff" w:themeFill="light1"/>
         <w:tcBorders>
-          <w:top w:val="none"/>
-          <w:left w:val="none"/>
+          <w:top w:val="none" w:color="000000" w:sz="4" w:space="0"/>
+          <w:left w:val="none" w:color="000000" w:sz="4" w:space="0"/>
           <w:bottom w:val="single" w:color="000000" w:themeColor="accent3" w:themeTint="98" w:sz="4" w:space="0"/>
-          <w:right w:val="none"/>
+          <w:right w:val="none" w:color="000000" w:sz="4" w:space="0"/>
         </w:tcBorders>
       </w:tcPr>
     </w:tblStylePr>
@@ -29027,12 +29434,12 @@
         <w:tblBorders/>
       </w:tblPr>
       <w:tcPr>
-        <w:shd w:color="ffffff"/>
+        <w:shd w:val="clear" w:color="ffffff"/>
         <w:tcBorders>
-          <w:top w:val="none"/>
+          <w:top w:val="none" w:color="000000" w:sz="4" w:space="0"/>
           <w:left w:val="single" w:color="000000" w:themeColor="accent3" w:themeTint="98" w:sz="4" w:space="0"/>
-          <w:bottom w:val="none"/>
-          <w:right w:val="none"/>
+          <w:bottom w:val="none" w:color="000000" w:sz="4" w:space="0"/>
+          <w:right w:val="none" w:color="000000" w:sz="4" w:space="0"/>
         </w:tcBorders>
       </w:tcPr>
     </w:tblStylePr>
@@ -29055,9 +29462,9 @@
         <w:shd w:val="clear" w:color="ffffff" w:themeColor="light1" w:fill="ffffff" w:themeFill="light1"/>
         <w:tcBorders>
           <w:top w:val="single" w:color="000000" w:themeColor="accent3" w:themeTint="98" w:sz="4" w:space="0"/>
-          <w:left w:val="none"/>
-          <w:bottom w:val="none"/>
-          <w:right w:val="none"/>
+          <w:left w:val="none" w:color="000000" w:sz="4" w:space="0"/>
+          <w:bottom w:val="none" w:color="000000" w:sz="4" w:space="0"/>
+          <w:right w:val="none" w:color="000000" w:sz="4" w:space="0"/>
         </w:tcBorders>
       </w:tcPr>
     </w:tblStylePr>
@@ -29132,9 +29539,9 @@
       </w:tcPr>
     </w:tblStylePr>
   </w:style>
-  <w:style w:type="table" w:styleId="114">
+  <w:style w:type="table" w:styleId="803">
     <w:name w:val="List Table 7 Colorful - Accent 4"/>
-    <w:basedOn w:val="665"/>
+    <w:basedOn w:val="887"/>
     <w:uiPriority w:val="99"/>
     <w:pPr>
       <w:pBdr/>
@@ -29233,11 +29640,11 @@
         <w:tblBorders/>
       </w:tblPr>
       <w:tcPr>
-        <w:shd w:color="ffffff"/>
+        <w:shd w:val="clear" w:color="ffffff"/>
         <w:tcBorders>
-          <w:top w:val="none"/>
-          <w:left w:val="none"/>
-          <w:bottom w:val="none"/>
+          <w:top w:val="none" w:color="000000" w:sz="4" w:space="0"/>
+          <w:left w:val="none" w:color="000000" w:sz="4" w:space="0"/>
+          <w:bottom w:val="none" w:color="000000" w:sz="4" w:space="0"/>
           <w:right w:val="single" w:color="000000" w:themeColor="accent4" w:themeTint="9A" w:sz="4" w:space="0"/>
         </w:tcBorders>
       </w:tcPr>
@@ -29260,10 +29667,10 @@
       <w:tcPr>
         <w:shd w:val="clear" w:color="ffffff" w:themeColor="light1" w:fill="ffffff" w:themeFill="light1"/>
         <w:tcBorders>
-          <w:top w:val="none"/>
-          <w:left w:val="none"/>
+          <w:top w:val="none" w:color="000000" w:sz="4" w:space="0"/>
+          <w:left w:val="none" w:color="000000" w:sz="4" w:space="0"/>
           <w:bottom w:val="single" w:color="000000" w:themeColor="accent4" w:themeTint="9A" w:sz="4" w:space="0"/>
-          <w:right w:val="none"/>
+          <w:right w:val="none" w:color="000000" w:sz="4" w:space="0"/>
         </w:tcBorders>
       </w:tcPr>
     </w:tblStylePr>
@@ -29283,12 +29690,12 @@
         <w:tblBorders/>
       </w:tblPr>
       <w:tcPr>
-        <w:shd w:color="ffffff"/>
+        <w:shd w:val="clear" w:color="ffffff"/>
         <w:tcBorders>
-          <w:top w:val="none"/>
+          <w:top w:val="none" w:color="000000" w:sz="4" w:space="0"/>
           <w:left w:val="single" w:color="000000" w:themeColor="accent4" w:themeTint="9A" w:sz="4" w:space="0"/>
-          <w:bottom w:val="none"/>
-          <w:right w:val="none"/>
+          <w:bottom w:val="none" w:color="000000" w:sz="4" w:space="0"/>
+          <w:right w:val="none" w:color="000000" w:sz="4" w:space="0"/>
         </w:tcBorders>
       </w:tcPr>
     </w:tblStylePr>
@@ -29311,9 +29718,9 @@
         <w:shd w:val="clear" w:color="ffffff" w:themeColor="light1" w:fill="ffffff" w:themeFill="light1"/>
         <w:tcBorders>
           <w:top w:val="single" w:color="000000" w:themeColor="accent4" w:themeTint="9A" w:sz="4" w:space="0"/>
-          <w:left w:val="none"/>
-          <w:bottom w:val="none"/>
-          <w:right w:val="none"/>
+          <w:left w:val="none" w:color="000000" w:sz="4" w:space="0"/>
+          <w:bottom w:val="none" w:color="000000" w:sz="4" w:space="0"/>
+          <w:right w:val="none" w:color="000000" w:sz="4" w:space="0"/>
         </w:tcBorders>
       </w:tcPr>
     </w:tblStylePr>
@@ -29388,9 +29795,9 @@
       </w:tcPr>
     </w:tblStylePr>
   </w:style>
-  <w:style w:type="table" w:styleId="115">
+  <w:style w:type="table" w:styleId="804">
     <w:name w:val="List Table 7 Colorful - Accent 5"/>
-    <w:basedOn w:val="665"/>
+    <w:basedOn w:val="887"/>
     <w:uiPriority w:val="99"/>
     <w:pPr>
       <w:pBdr/>
@@ -29489,11 +29896,11 @@
         <w:tblBorders/>
       </w:tblPr>
       <w:tcPr>
-        <w:shd w:color="ffffff"/>
+        <w:shd w:val="clear" w:color="ffffff"/>
         <w:tcBorders>
-          <w:top w:val="none"/>
-          <w:left w:val="none"/>
-          <w:bottom w:val="none"/>
+          <w:top w:val="none" w:color="000000" w:sz="4" w:space="0"/>
+          <w:left w:val="none" w:color="000000" w:sz="4" w:space="0"/>
+          <w:bottom w:val="none" w:color="000000" w:sz="4" w:space="0"/>
           <w:right w:val="single" w:color="000000" w:themeColor="accent5" w:themeTint="9A" w:sz="4" w:space="0"/>
         </w:tcBorders>
       </w:tcPr>
@@ -29516,10 +29923,10 @@
       <w:tcPr>
         <w:shd w:val="clear" w:color="ffffff" w:themeColor="light1" w:fill="ffffff" w:themeFill="light1"/>
         <w:tcBorders>
-          <w:top w:val="none"/>
-          <w:left w:val="none"/>
+          <w:top w:val="none" w:color="000000" w:sz="4" w:space="0"/>
+          <w:left w:val="none" w:color="000000" w:sz="4" w:space="0"/>
           <w:bottom w:val="single" w:color="000000" w:themeColor="accent5" w:themeTint="9A" w:sz="4" w:space="0"/>
-          <w:right w:val="none"/>
+          <w:right w:val="none" w:color="000000" w:sz="4" w:space="0"/>
         </w:tcBorders>
       </w:tcPr>
     </w:tblStylePr>
@@ -29539,12 +29946,12 @@
         <w:tblBorders/>
       </w:tblPr>
       <w:tcPr>
-        <w:shd w:color="ffffff"/>
+        <w:shd w:val="clear" w:color="ffffff"/>
         <w:tcBorders>
-          <w:top w:val="none"/>
+          <w:top w:val="none" w:color="000000" w:sz="4" w:space="0"/>
           <w:left w:val="single" w:color="000000" w:themeColor="accent5" w:themeTint="9A" w:sz="4" w:space="0"/>
-          <w:bottom w:val="none"/>
-          <w:right w:val="none"/>
+          <w:bottom w:val="none" w:color="000000" w:sz="4" w:space="0"/>
+          <w:right w:val="none" w:color="000000" w:sz="4" w:space="0"/>
         </w:tcBorders>
       </w:tcPr>
     </w:tblStylePr>
@@ -29567,9 +29974,9 @@
         <w:shd w:val="clear" w:color="ffffff" w:themeColor="light1" w:fill="ffffff" w:themeFill="light1"/>
         <w:tcBorders>
           <w:top w:val="single" w:color="000000" w:themeColor="accent5" w:themeTint="9A" w:sz="4" w:space="0"/>
-          <w:left w:val="none"/>
-          <w:bottom w:val="none"/>
-          <w:right w:val="none"/>
+          <w:left w:val="none" w:color="000000" w:sz="4" w:space="0"/>
+          <w:bottom w:val="none" w:color="000000" w:sz="4" w:space="0"/>
+          <w:right w:val="none" w:color="000000" w:sz="4" w:space="0"/>
         </w:tcBorders>
       </w:tcPr>
     </w:tblStylePr>
@@ -29644,9 +30051,9 @@
       </w:tcPr>
     </w:tblStylePr>
   </w:style>
-  <w:style w:type="table" w:styleId="116">
+  <w:style w:type="table" w:styleId="805">
     <w:name w:val="List Table 7 Colorful - Accent 6"/>
-    <w:basedOn w:val="665"/>
+    <w:basedOn w:val="887"/>
     <w:uiPriority w:val="99"/>
     <w:pPr>
       <w:pBdr/>
@@ -29745,11 +30152,11 @@
         <w:tblBorders/>
       </w:tblPr>
       <w:tcPr>
-        <w:shd w:color="ffffff"/>
+        <w:shd w:val="clear" w:color="ffffff"/>
         <w:tcBorders>
-          <w:top w:val="none"/>
-          <w:left w:val="none"/>
-          <w:bottom w:val="none"/>
+          <w:top w:val="none" w:color="000000" w:sz="4" w:space="0"/>
+          <w:left w:val="none" w:color="000000" w:sz="4" w:space="0"/>
+          <w:bottom w:val="none" w:color="000000" w:sz="4" w:space="0"/>
           <w:right w:val="single" w:color="000000" w:themeColor="accent6" w:themeTint="98" w:sz="4" w:space="0"/>
         </w:tcBorders>
       </w:tcPr>
@@ -29772,10 +30179,10 @@
       <w:tcPr>
         <w:shd w:val="clear" w:color="ffffff" w:themeColor="light1" w:fill="ffffff" w:themeFill="light1"/>
         <w:tcBorders>
-          <w:top w:val="none"/>
-          <w:left w:val="none"/>
+          <w:top w:val="none" w:color="000000" w:sz="4" w:space="0"/>
+          <w:left w:val="none" w:color="000000" w:sz="4" w:space="0"/>
           <w:bottom w:val="single" w:color="000000" w:themeColor="accent6" w:themeTint="98" w:sz="4" w:space="0"/>
-          <w:right w:val="none"/>
+          <w:right w:val="none" w:color="000000" w:sz="4" w:space="0"/>
         </w:tcBorders>
       </w:tcPr>
     </w:tblStylePr>
@@ -29795,12 +30202,12 @@
         <w:tblBorders/>
       </w:tblPr>
       <w:tcPr>
-        <w:shd w:color="ffffff"/>
+        <w:shd w:val="clear" w:color="ffffff"/>
         <w:tcBorders>
-          <w:top w:val="none"/>
+          <w:top w:val="none" w:color="000000" w:sz="4" w:space="0"/>
           <w:left w:val="single" w:color="000000" w:themeColor="accent6" w:themeTint="98" w:sz="4" w:space="0"/>
-          <w:bottom w:val="none"/>
-          <w:right w:val="none"/>
+          <w:bottom w:val="none" w:color="000000" w:sz="4" w:space="0"/>
+          <w:right w:val="none" w:color="000000" w:sz="4" w:space="0"/>
         </w:tcBorders>
       </w:tcPr>
     </w:tblStylePr>
@@ -29823,9 +30230,9 @@
         <w:shd w:val="clear" w:color="ffffff" w:themeColor="light1" w:fill="ffffff" w:themeFill="light1"/>
         <w:tcBorders>
           <w:top w:val="single" w:color="000000" w:themeColor="accent6" w:themeTint="98" w:sz="4" w:space="0"/>
-          <w:left w:val="none"/>
-          <w:bottom w:val="none"/>
-          <w:right w:val="none"/>
+          <w:left w:val="none" w:color="000000" w:sz="4" w:space="0"/>
+          <w:bottom w:val="none" w:color="000000" w:sz="4" w:space="0"/>
+          <w:right w:val="none" w:color="000000" w:sz="4" w:space="0"/>
         </w:tcBorders>
       </w:tcPr>
     </w:tblStylePr>
@@ -29900,9 +30307,9 @@
       </w:tcPr>
     </w:tblStylePr>
   </w:style>
-  <w:style w:type="table" w:styleId="117">
+  <w:style w:type="table" w:styleId="806">
     <w:name w:val="Lined - Accent"/>
-    <w:basedOn w:val="665"/>
+    <w:basedOn w:val="887"/>
     <w:uiPriority w:val="99"/>
     <w:pPr>
       <w:pBdr/>
@@ -30137,9 +30544,9 @@
       </w:tcPr>
     </w:tblStylePr>
   </w:style>
-  <w:style w:type="table" w:styleId="118">
+  <w:style w:type="table" w:styleId="807">
     <w:name w:val="Lined - Accent 1"/>
-    <w:basedOn w:val="665"/>
+    <w:basedOn w:val="887"/>
     <w:uiPriority w:val="99"/>
     <w:pPr>
       <w:pBdr/>
@@ -30374,9 +30781,9 @@
       </w:tcPr>
     </w:tblStylePr>
   </w:style>
-  <w:style w:type="table" w:styleId="119">
+  <w:style w:type="table" w:styleId="808">
     <w:name w:val="Lined - Accent 2"/>
-    <w:basedOn w:val="665"/>
+    <w:basedOn w:val="887"/>
     <w:uiPriority w:val="99"/>
     <w:pPr>
       <w:pBdr/>
@@ -30611,9 +31018,9 @@
       </w:tcPr>
     </w:tblStylePr>
   </w:style>
-  <w:style w:type="table" w:styleId="120">
+  <w:style w:type="table" w:styleId="809">
     <w:name w:val="Lined - Accent 3"/>
-    <w:basedOn w:val="665"/>
+    <w:basedOn w:val="887"/>
     <w:uiPriority w:val="99"/>
     <w:pPr>
       <w:pBdr/>
@@ -30848,9 +31255,9 @@
       </w:tcPr>
     </w:tblStylePr>
   </w:style>
-  <w:style w:type="table" w:styleId="121">
+  <w:style w:type="table" w:styleId="810">
     <w:name w:val="Lined - Accent 4"/>
-    <w:basedOn w:val="665"/>
+    <w:basedOn w:val="887"/>
     <w:uiPriority w:val="99"/>
     <w:pPr>
       <w:pBdr/>
@@ -31085,9 +31492,9 @@
       </w:tcPr>
     </w:tblStylePr>
   </w:style>
-  <w:style w:type="table" w:styleId="122">
+  <w:style w:type="table" w:styleId="811">
     <w:name w:val="Lined - Accent 5"/>
-    <w:basedOn w:val="665"/>
+    <w:basedOn w:val="887"/>
     <w:uiPriority w:val="99"/>
     <w:pPr>
       <w:pBdr/>
@@ -31322,9 +31729,9 @@
       </w:tcPr>
     </w:tblStylePr>
   </w:style>
-  <w:style w:type="table" w:styleId="123">
+  <w:style w:type="table" w:styleId="812">
     <w:name w:val="Lined - Accent 6"/>
-    <w:basedOn w:val="665"/>
+    <w:basedOn w:val="887"/>
     <w:uiPriority w:val="99"/>
     <w:pPr>
       <w:pBdr/>
@@ -31559,9 +31966,9 @@
       </w:tcPr>
     </w:tblStylePr>
   </w:style>
-  <w:style w:type="table" w:styleId="124">
+  <w:style w:type="table" w:styleId="813">
     <w:name w:val="Bordered &amp; Lined - Accent"/>
-    <w:basedOn w:val="665"/>
+    <w:basedOn w:val="887"/>
     <w:uiPriority w:val="99"/>
     <w:pPr>
       <w:pBdr/>
@@ -31803,9 +32210,9 @@
       </w:tcPr>
     </w:tblStylePr>
   </w:style>
-  <w:style w:type="table" w:styleId="125">
+  <w:style w:type="table" w:styleId="814">
     <w:name w:val="Bordered &amp; Lined - Accent 1"/>
-    <w:basedOn w:val="665"/>
+    <w:basedOn w:val="887"/>
     <w:uiPriority w:val="99"/>
     <w:pPr>
       <w:pBdr/>
@@ -32047,9 +32454,9 @@
       </w:tcPr>
     </w:tblStylePr>
   </w:style>
-  <w:style w:type="table" w:styleId="126">
+  <w:style w:type="table" w:styleId="815">
     <w:name w:val="Bordered &amp; Lined - Accent 2"/>
-    <w:basedOn w:val="665"/>
+    <w:basedOn w:val="887"/>
     <w:uiPriority w:val="99"/>
     <w:pPr>
       <w:pBdr/>
@@ -32291,9 +32698,9 @@
       </w:tcPr>
     </w:tblStylePr>
   </w:style>
-  <w:style w:type="table" w:styleId="127">
+  <w:style w:type="table" w:styleId="816">
     <w:name w:val="Bordered &amp; Lined - Accent 3"/>
-    <w:basedOn w:val="665"/>
+    <w:basedOn w:val="887"/>
     <w:uiPriority w:val="99"/>
     <w:pPr>
       <w:pBdr/>
@@ -32535,9 +32942,9 @@
       </w:tcPr>
     </w:tblStylePr>
   </w:style>
-  <w:style w:type="table" w:styleId="128">
+  <w:style w:type="table" w:styleId="817">
     <w:name w:val="Bordered &amp; Lined - Accent 4"/>
-    <w:basedOn w:val="665"/>
+    <w:basedOn w:val="887"/>
     <w:uiPriority w:val="99"/>
     <w:pPr>
       <w:pBdr/>
@@ -32779,9 +33186,9 @@
       </w:tcPr>
     </w:tblStylePr>
   </w:style>
-  <w:style w:type="table" w:styleId="129">
+  <w:style w:type="table" w:styleId="818">
     <w:name w:val="Bordered &amp; Lined - Accent 5"/>
-    <w:basedOn w:val="665"/>
+    <w:basedOn w:val="887"/>
     <w:uiPriority w:val="99"/>
     <w:pPr>
       <w:pBdr/>
@@ -33023,9 +33430,9 @@
       </w:tcPr>
     </w:tblStylePr>
   </w:style>
-  <w:style w:type="table" w:styleId="130">
+  <w:style w:type="table" w:styleId="819">
     <w:name w:val="Bordered &amp; Lined - Accent 6"/>
-    <w:basedOn w:val="665"/>
+    <w:basedOn w:val="887"/>
     <w:uiPriority w:val="99"/>
     <w:pPr>
       <w:pBdr/>
@@ -33267,9 +33674,9 @@
       </w:tcPr>
     </w:tblStylePr>
   </w:style>
-  <w:style w:type="table" w:styleId="131">
+  <w:style w:type="table" w:styleId="820">
     <w:name w:val="Bordered"/>
-    <w:basedOn w:val="665"/>
+    <w:basedOn w:val="887"/>
     <w:uiPriority w:val="99"/>
     <w:pPr>
       <w:pBdr/>
@@ -33498,9 +33905,9 @@
       </w:tcPr>
     </w:tblStylePr>
   </w:style>
-  <w:style w:type="table" w:styleId="132">
+  <w:style w:type="table" w:styleId="821">
     <w:name w:val="Bordered - Accent 1"/>
-    <w:basedOn w:val="665"/>
+    <w:basedOn w:val="887"/>
     <w:uiPriority w:val="99"/>
     <w:pPr>
       <w:pBdr/>
@@ -33729,9 +34136,9 @@
       </w:tcPr>
     </w:tblStylePr>
   </w:style>
-  <w:style w:type="table" w:styleId="133">
+  <w:style w:type="table" w:styleId="822">
     <w:name w:val="Bordered - Accent 2"/>
-    <w:basedOn w:val="665"/>
+    <w:basedOn w:val="887"/>
     <w:uiPriority w:val="99"/>
     <w:pPr>
       <w:pBdr/>
@@ -33960,9 +34367,9 @@
       </w:tcPr>
     </w:tblStylePr>
   </w:style>
-  <w:style w:type="table" w:styleId="134">
+  <w:style w:type="table" w:styleId="823">
     <w:name w:val="Bordered - Accent 3"/>
-    <w:basedOn w:val="665"/>
+    <w:basedOn w:val="887"/>
     <w:uiPriority w:val="99"/>
     <w:pPr>
       <w:pBdr/>
@@ -34191,9 +34598,9 @@
       </w:tcPr>
     </w:tblStylePr>
   </w:style>
-  <w:style w:type="table" w:styleId="135">
+  <w:style w:type="table" w:styleId="824">
     <w:name w:val="Bordered - Accent 4"/>
-    <w:basedOn w:val="665"/>
+    <w:basedOn w:val="887"/>
     <w:uiPriority w:val="99"/>
     <w:pPr>
       <w:pBdr/>
@@ -34422,9 +34829,9 @@
       </w:tcPr>
     </w:tblStylePr>
   </w:style>
-  <w:style w:type="table" w:styleId="136">
+  <w:style w:type="table" w:styleId="825">
     <w:name w:val="Bordered - Accent 5"/>
-    <w:basedOn w:val="665"/>
+    <w:basedOn w:val="887"/>
     <w:uiPriority w:val="99"/>
     <w:pPr>
       <w:pBdr/>
@@ -34653,9 +35060,9 @@
       </w:tcPr>
     </w:tblStylePr>
   </w:style>
-  <w:style w:type="table" w:styleId="137">
+  <w:style w:type="table" w:styleId="826">
     <w:name w:val="Bordered - Accent 6"/>
-    <w:basedOn w:val="665"/>
+    <w:basedOn w:val="887"/>
     <w:uiPriority w:val="99"/>
     <w:pPr>
       <w:pBdr/>
@@ -34884,11 +35291,11 @@
       </w:tcPr>
     </w:tblStylePr>
   </w:style>
-  <w:style w:type="paragraph" w:styleId="139">
+  <w:style w:type="paragraph" w:styleId="827">
     <w:name w:val="Heading 1"/>
-    <w:basedOn w:val="664"/>
-    <w:next w:val="664"/>
-    <w:link w:val="150"/>
+    <w:basedOn w:val="886"/>
+    <w:next w:val="886"/>
+    <w:link w:val="837"/>
     <w:uiPriority w:val="9"/>
     <w:qFormat/>
     <w:pPr>
@@ -34906,11 +35313,11 @@
       <w:szCs w:val="40"/>
     </w:rPr>
   </w:style>
-  <w:style w:type="paragraph" w:styleId="140">
+  <w:style w:type="paragraph" w:styleId="828">
     <w:name w:val="Heading 2"/>
-    <w:basedOn w:val="664"/>
-    <w:next w:val="664"/>
-    <w:link w:val="151"/>
+    <w:basedOn w:val="886"/>
+    <w:next w:val="886"/>
+    <w:link w:val="838"/>
     <w:uiPriority w:val="9"/>
     <w:unhideWhenUsed/>
     <w:qFormat/>
@@ -34929,11 +35336,11 @@
       <w:szCs w:val="32"/>
     </w:rPr>
   </w:style>
-  <w:style w:type="paragraph" w:styleId="141">
+  <w:style w:type="paragraph" w:styleId="829">
     <w:name w:val="Heading 3"/>
-    <w:basedOn w:val="664"/>
-    <w:next w:val="664"/>
-    <w:link w:val="152"/>
+    <w:basedOn w:val="886"/>
+    <w:next w:val="886"/>
+    <w:link w:val="839"/>
     <w:uiPriority w:val="9"/>
     <w:unhideWhenUsed/>
     <w:qFormat/>
@@ -34952,11 +35359,11 @@
       <w:szCs w:val="28"/>
     </w:rPr>
   </w:style>
-  <w:style w:type="paragraph" w:styleId="142">
+  <w:style w:type="paragraph" w:styleId="830">
     <w:name w:val="Heading 4"/>
-    <w:basedOn w:val="664"/>
-    <w:next w:val="664"/>
-    <w:link w:val="153"/>
+    <w:basedOn w:val="886"/>
+    <w:next w:val="886"/>
+    <w:link w:val="840"/>
     <w:uiPriority w:val="9"/>
     <w:unhideWhenUsed/>
     <w:qFormat/>
@@ -34975,11 +35382,11 @@
       <w:color w:val="0f4761" w:themeColor="accent1" w:themeShade="BF"/>
     </w:rPr>
   </w:style>
-  <w:style w:type="paragraph" w:styleId="143">
+  <w:style w:type="paragraph" w:styleId="831">
     <w:name w:val="Heading 5"/>
-    <w:basedOn w:val="664"/>
-    <w:next w:val="664"/>
-    <w:link w:val="154"/>
+    <w:basedOn w:val="886"/>
+    <w:next w:val="886"/>
+    <w:link w:val="841"/>
     <w:uiPriority w:val="9"/>
     <w:unhideWhenUsed/>
     <w:qFormat/>
@@ -34996,11 +35403,11 @@
       <w:color w:val="0f4761" w:themeColor="accent1" w:themeShade="BF"/>
     </w:rPr>
   </w:style>
-  <w:style w:type="paragraph" w:styleId="144">
+  <w:style w:type="paragraph" w:styleId="832">
     <w:name w:val="Heading 6"/>
-    <w:basedOn w:val="664"/>
-    <w:next w:val="664"/>
-    <w:link w:val="155"/>
+    <w:basedOn w:val="886"/>
+    <w:next w:val="886"/>
+    <w:link w:val="842"/>
     <w:uiPriority w:val="9"/>
     <w:unhideWhenUsed/>
     <w:qFormat/>
@@ -35019,11 +35426,11 @@
       <w:color w:val="595959" w:themeColor="text1" w:themeTint="A6"/>
     </w:rPr>
   </w:style>
-  <w:style w:type="paragraph" w:styleId="145">
+  <w:style w:type="paragraph" w:styleId="833">
     <w:name w:val="Heading 7"/>
-    <w:basedOn w:val="664"/>
-    <w:next w:val="664"/>
-    <w:link w:val="156"/>
+    <w:basedOn w:val="886"/>
+    <w:next w:val="886"/>
+    <w:link w:val="843"/>
     <w:uiPriority w:val="9"/>
     <w:unhideWhenUsed/>
     <w:qFormat/>
@@ -35040,11 +35447,11 @@
       <w:color w:val="595959" w:themeColor="text1" w:themeTint="A6"/>
     </w:rPr>
   </w:style>
-  <w:style w:type="paragraph" w:styleId="146">
+  <w:style w:type="paragraph" w:styleId="834">
     <w:name w:val="Heading 8"/>
-    <w:basedOn w:val="664"/>
-    <w:next w:val="664"/>
-    <w:link w:val="157"/>
+    <w:basedOn w:val="886"/>
+    <w:next w:val="886"/>
+    <w:link w:val="844"/>
     <w:uiPriority w:val="9"/>
     <w:unhideWhenUsed/>
     <w:qFormat/>
@@ -35063,11 +35470,11 @@
       <w:color w:val="272727" w:themeColor="text1" w:themeTint="D8"/>
     </w:rPr>
   </w:style>
-  <w:style w:type="paragraph" w:styleId="147">
+  <w:style w:type="paragraph" w:styleId="835">
     <w:name w:val="Heading 9"/>
-    <w:basedOn w:val="664"/>
-    <w:next w:val="664"/>
-    <w:link w:val="158"/>
+    <w:basedOn w:val="886"/>
+    <w:next w:val="886"/>
+    <w:link w:val="845"/>
     <w:uiPriority w:val="9"/>
     <w:unhideWhenUsed/>
     <w:qFormat/>
@@ -35086,7 +35493,7 @@
       <w:color w:val="272727" w:themeColor="text1" w:themeTint="D8"/>
     </w:rPr>
   </w:style>
-  <w:style w:type="character" w:styleId="148" w:default="1">
+  <w:style w:type="character" w:styleId="836" w:default="1">
     <w:name w:val="Default Paragraph Font"/>
     <w:uiPriority w:val="1"/>
     <w:semiHidden/>
@@ -35097,10 +35504,10 @@
       <w:ind/>
     </w:pPr>
   </w:style>
-  <w:style w:type="character" w:styleId="150">
+  <w:style w:type="character" w:styleId="837">
     <w:name w:val="Heading 1 Char"/>
-    <w:basedOn w:val="148"/>
-    <w:link w:val="139"/>
+    <w:basedOn w:val="836"/>
+    <w:link w:val="827"/>
     <w:uiPriority w:val="9"/>
     <w:pPr>
       <w:pBdr/>
@@ -35114,10 +35521,10 @@
       <w:szCs w:val="40"/>
     </w:rPr>
   </w:style>
-  <w:style w:type="character" w:styleId="151">
+  <w:style w:type="character" w:styleId="838">
     <w:name w:val="Heading 2 Char"/>
-    <w:basedOn w:val="148"/>
-    <w:link w:val="140"/>
+    <w:basedOn w:val="836"/>
+    <w:link w:val="828"/>
     <w:uiPriority w:val="9"/>
     <w:pPr>
       <w:pBdr/>
@@ -35131,10 +35538,10 @@
       <w:szCs w:val="32"/>
     </w:rPr>
   </w:style>
-  <w:style w:type="character" w:styleId="152">
+  <w:style w:type="character" w:styleId="839">
     <w:name w:val="Heading 3 Char"/>
-    <w:basedOn w:val="148"/>
-    <w:link w:val="141"/>
+    <w:basedOn w:val="836"/>
+    <w:link w:val="829"/>
     <w:uiPriority w:val="9"/>
     <w:pPr>
       <w:pBdr/>
@@ -35148,10 +35555,10 @@
       <w:szCs w:val="28"/>
     </w:rPr>
   </w:style>
-  <w:style w:type="character" w:styleId="153">
+  <w:style w:type="character" w:styleId="840">
     <w:name w:val="Heading 4 Char"/>
-    <w:basedOn w:val="148"/>
-    <w:link w:val="142"/>
+    <w:basedOn w:val="836"/>
+    <w:link w:val="830"/>
     <w:uiPriority w:val="9"/>
     <w:pPr>
       <w:pBdr/>
@@ -35165,10 +35572,10 @@
       <w:color w:val="0f4761" w:themeColor="accent1" w:themeShade="BF"/>
     </w:rPr>
   </w:style>
-  <w:style w:type="character" w:styleId="154">
+  <w:style w:type="character" w:styleId="841">
     <w:name w:val="Heading 5 Char"/>
-    <w:basedOn w:val="148"/>
-    <w:link w:val="143"/>
+    <w:basedOn w:val="836"/>
+    <w:link w:val="831"/>
     <w:uiPriority w:val="9"/>
     <w:pPr>
       <w:pBdr/>
@@ -35180,10 +35587,10 @@
       <w:color w:val="0f4761" w:themeColor="accent1" w:themeShade="BF"/>
     </w:rPr>
   </w:style>
-  <w:style w:type="character" w:styleId="155">
+  <w:style w:type="character" w:styleId="842">
     <w:name w:val="Heading 6 Char"/>
-    <w:basedOn w:val="148"/>
-    <w:link w:val="144"/>
+    <w:basedOn w:val="836"/>
+    <w:link w:val="832"/>
     <w:uiPriority w:val="9"/>
     <w:pPr>
       <w:pBdr/>
@@ -35197,10 +35604,10 @@
       <w:color w:val="595959" w:themeColor="text1" w:themeTint="A6"/>
     </w:rPr>
   </w:style>
-  <w:style w:type="character" w:styleId="156">
+  <w:style w:type="character" w:styleId="843">
     <w:name w:val="Heading 7 Char"/>
-    <w:basedOn w:val="148"/>
-    <w:link w:val="145"/>
+    <w:basedOn w:val="836"/>
+    <w:link w:val="833"/>
     <w:uiPriority w:val="9"/>
     <w:pPr>
       <w:pBdr/>
@@ -35212,10 +35619,10 @@
       <w:color w:val="595959" w:themeColor="text1" w:themeTint="A6"/>
     </w:rPr>
   </w:style>
-  <w:style w:type="character" w:styleId="157">
+  <w:style w:type="character" w:styleId="844">
     <w:name w:val="Heading 8 Char"/>
-    <w:basedOn w:val="148"/>
-    <w:link w:val="146"/>
+    <w:basedOn w:val="836"/>
+    <w:link w:val="834"/>
     <w:uiPriority w:val="9"/>
     <w:pPr>
       <w:pBdr/>
@@ -35229,10 +35636,10 @@
       <w:color w:val="272727" w:themeColor="text1" w:themeTint="D8"/>
     </w:rPr>
   </w:style>
-  <w:style w:type="character" w:styleId="158">
+  <w:style w:type="character" w:styleId="845">
     <w:name w:val="Heading 9 Char"/>
-    <w:basedOn w:val="148"/>
-    <w:link w:val="147"/>
+    <w:basedOn w:val="836"/>
+    <w:link w:val="835"/>
     <w:uiPriority w:val="9"/>
     <w:pPr>
       <w:pBdr/>
@@ -35246,11 +35653,11 @@
       <w:color w:val="272727" w:themeColor="text1" w:themeTint="D8"/>
     </w:rPr>
   </w:style>
-  <w:style w:type="paragraph" w:styleId="159">
+  <w:style w:type="paragraph" w:styleId="846">
     <w:name w:val="Title"/>
-    <w:basedOn w:val="664"/>
-    <w:next w:val="664"/>
-    <w:link w:val="160"/>
+    <w:basedOn w:val="886"/>
+    <w:next w:val="886"/>
+    <w:link w:val="847"/>
     <w:uiPriority w:val="10"/>
     <w:qFormat/>
     <w:pPr>
@@ -35266,10 +35673,10 @@
       <w:szCs w:val="56"/>
     </w:rPr>
   </w:style>
-  <w:style w:type="character" w:styleId="160">
+  <w:style w:type="character" w:styleId="847">
     <w:name w:val="Title Char"/>
-    <w:basedOn w:val="148"/>
-    <w:link w:val="159"/>
+    <w:basedOn w:val="836"/>
+    <w:link w:val="846"/>
     <w:uiPriority w:val="10"/>
     <w:pPr>
       <w:pBdr/>
@@ -35283,11 +35690,11 @@
       <w:szCs w:val="56"/>
     </w:rPr>
   </w:style>
-  <w:style w:type="paragraph" w:styleId="161">
+  <w:style w:type="paragraph" w:styleId="848">
     <w:name w:val="Subtitle"/>
-    <w:basedOn w:val="664"/>
-    <w:next w:val="664"/>
-    <w:link w:val="162"/>
+    <w:basedOn w:val="886"/>
+    <w:next w:val="886"/>
+    <w:link w:val="849"/>
     <w:uiPriority w:val="11"/>
     <w:qFormat/>
     <w:pPr>
@@ -35305,10 +35712,10 @@
       <w:szCs w:val="28"/>
     </w:rPr>
   </w:style>
-  <w:style w:type="character" w:styleId="162">
+  <w:style w:type="character" w:styleId="849">
     <w:name w:val="Subtitle Char"/>
-    <w:basedOn w:val="148"/>
-    <w:link w:val="161"/>
+    <w:basedOn w:val="836"/>
+    <w:link w:val="848"/>
     <w:uiPriority w:val="11"/>
     <w:pPr>
       <w:pBdr/>
@@ -35322,11 +35729,11 @@
       <w:szCs w:val="28"/>
     </w:rPr>
   </w:style>
-  <w:style w:type="paragraph" w:styleId="163">
+  <w:style w:type="paragraph" w:styleId="850">
     <w:name w:val="Quote"/>
-    <w:basedOn w:val="664"/>
-    <w:next w:val="664"/>
-    <w:link w:val="164"/>
+    <w:basedOn w:val="886"/>
+    <w:next w:val="886"/>
+    <w:link w:val="851"/>
     <w:uiPriority w:val="29"/>
     <w:qFormat/>
     <w:pPr>
@@ -35341,10 +35748,10 @@
       <w:color w:val="404040" w:themeColor="text1" w:themeTint="BF"/>
     </w:rPr>
   </w:style>
-  <w:style w:type="character" w:styleId="164">
+  <w:style w:type="character" w:styleId="851">
     <w:name w:val="Quote Char"/>
-    <w:basedOn w:val="148"/>
-    <w:link w:val="163"/>
+    <w:basedOn w:val="836"/>
+    <w:link w:val="850"/>
     <w:uiPriority w:val="29"/>
     <w:pPr>
       <w:pBdr/>
@@ -35357,9 +35764,9 @@
       <w:color w:val="404040" w:themeColor="text1" w:themeTint="BF"/>
     </w:rPr>
   </w:style>
-  <w:style w:type="character" w:styleId="166">
+  <w:style w:type="character" w:styleId="852">
     <w:name w:val="Intense Emphasis"/>
-    <w:basedOn w:val="148"/>
+    <w:basedOn w:val="836"/>
     <w:uiPriority w:val="21"/>
     <w:qFormat/>
     <w:pPr>
@@ -35373,11 +35780,11 @@
       <w:color w:val="0f4761" w:themeColor="accent1" w:themeShade="BF"/>
     </w:rPr>
   </w:style>
-  <w:style w:type="paragraph" w:styleId="167">
+  <w:style w:type="paragraph" w:styleId="853">
     <w:name w:val="Intense Quote"/>
-    <w:basedOn w:val="664"/>
-    <w:next w:val="664"/>
-    <w:link w:val="168"/>
+    <w:basedOn w:val="886"/>
+    <w:next w:val="886"/>
+    <w:link w:val="854"/>
     <w:uiPriority w:val="30"/>
     <w:qFormat/>
     <w:pPr>
@@ -35395,10 +35802,10 @@
       <w:color w:val="0f4761" w:themeColor="accent1" w:themeShade="BF"/>
     </w:rPr>
   </w:style>
-  <w:style w:type="character" w:styleId="168">
+  <w:style w:type="character" w:styleId="854">
     <w:name w:val="Intense Quote Char"/>
-    <w:basedOn w:val="148"/>
-    <w:link w:val="167"/>
+    <w:basedOn w:val="836"/>
+    <w:link w:val="853"/>
     <w:uiPriority w:val="30"/>
     <w:pPr>
       <w:pBdr/>
@@ -35411,9 +35818,9 @@
       <w:color w:val="0f4761" w:themeColor="accent1" w:themeShade="BF"/>
     </w:rPr>
   </w:style>
-  <w:style w:type="character" w:styleId="169">
+  <w:style w:type="character" w:styleId="855">
     <w:name w:val="Intense Reference"/>
-    <w:basedOn w:val="148"/>
+    <w:basedOn w:val="836"/>
     <w:uiPriority w:val="32"/>
     <w:qFormat/>
     <w:pPr>
@@ -35429,9 +35836,9 @@
       <w:spacing w:val="5"/>
     </w:rPr>
   </w:style>
-  <w:style w:type="character" w:styleId="171">
+  <w:style w:type="character" w:styleId="856">
     <w:name w:val="Subtle Emphasis"/>
-    <w:basedOn w:val="148"/>
+    <w:basedOn w:val="836"/>
     <w:uiPriority w:val="19"/>
     <w:qFormat/>
     <w:pPr>
@@ -35445,9 +35852,9 @@
       <w:color w:val="404040" w:themeColor="text1" w:themeTint="BF"/>
     </w:rPr>
   </w:style>
-  <w:style w:type="character" w:styleId="172">
+  <w:style w:type="character" w:styleId="857">
     <w:name w:val="Emphasis"/>
-    <w:basedOn w:val="148"/>
+    <w:basedOn w:val="836"/>
     <w:uiPriority w:val="20"/>
     <w:qFormat/>
     <w:pPr>
@@ -35460,9 +35867,9 @@
       <w:iCs/>
     </w:rPr>
   </w:style>
-  <w:style w:type="character" w:styleId="173">
+  <w:style w:type="character" w:styleId="858">
     <w:name w:val="Strong"/>
-    <w:basedOn w:val="148"/>
+    <w:basedOn w:val="836"/>
     <w:uiPriority w:val="22"/>
     <w:qFormat/>
     <w:pPr>
@@ -35475,9 +35882,9 @@
       <w:bCs/>
     </w:rPr>
   </w:style>
-  <w:style w:type="character" w:styleId="174">
+  <w:style w:type="character" w:styleId="859">
     <w:name w:val="Subtle Reference"/>
-    <w:basedOn w:val="148"/>
+    <w:basedOn w:val="836"/>
     <w:uiPriority w:val="31"/>
     <w:qFormat/>
     <w:pPr>
@@ -35490,9 +35897,9 @@
       <w:color w:val="5a5a5a" w:themeColor="text1" w:themeTint="A5"/>
     </w:rPr>
   </w:style>
-  <w:style w:type="character" w:styleId="175">
+  <w:style w:type="character" w:styleId="860">
     <w:name w:val="Book Title"/>
-    <w:basedOn w:val="148"/>
+    <w:basedOn w:val="836"/>
     <w:uiPriority w:val="33"/>
     <w:qFormat/>
     <w:pPr>
@@ -35508,10 +35915,10 @@
       <w:spacing w:val="5"/>
     </w:rPr>
   </w:style>
-  <w:style w:type="paragraph" w:styleId="176">
+  <w:style w:type="paragraph" w:styleId="861">
     <w:name w:val="Header"/>
-    <w:basedOn w:val="664"/>
-    <w:link w:val="177"/>
+    <w:basedOn w:val="886"/>
+    <w:link w:val="862"/>
     <w:uiPriority w:val="99"/>
     <w:unhideWhenUsed/>
     <w:pPr>
@@ -35524,10 +35931,10 @@
       <w:ind/>
     </w:pPr>
   </w:style>
-  <w:style w:type="character" w:styleId="177">
+  <w:style w:type="character" w:styleId="862">
     <w:name w:val="Header Char"/>
-    <w:basedOn w:val="148"/>
-    <w:link w:val="176"/>
+    <w:basedOn w:val="836"/>
+    <w:link w:val="861"/>
     <w:uiPriority w:val="99"/>
     <w:pPr>
       <w:pBdr/>
@@ -35535,10 +35942,10 @@
       <w:ind/>
     </w:pPr>
   </w:style>
-  <w:style w:type="paragraph" w:styleId="178">
+  <w:style w:type="paragraph" w:styleId="863">
     <w:name w:val="Footer"/>
-    <w:basedOn w:val="664"/>
-    <w:link w:val="179"/>
+    <w:basedOn w:val="886"/>
+    <w:link w:val="864"/>
     <w:uiPriority w:val="99"/>
     <w:unhideWhenUsed/>
     <w:pPr>
@@ -35551,10 +35958,10 @@
       <w:ind/>
     </w:pPr>
   </w:style>
-  <w:style w:type="character" w:styleId="179">
+  <w:style w:type="character" w:styleId="864">
     <w:name w:val="Footer Char"/>
-    <w:basedOn w:val="148"/>
-    <w:link w:val="178"/>
+    <w:basedOn w:val="836"/>
+    <w:link w:val="863"/>
     <w:uiPriority w:val="99"/>
     <w:pPr>
       <w:pBdr/>
@@ -35562,10 +35969,10 @@
       <w:ind/>
     </w:pPr>
   </w:style>
-  <w:style w:type="paragraph" w:styleId="180">
+  <w:style w:type="paragraph" w:styleId="865">
     <w:name w:val="Caption"/>
-    <w:basedOn w:val="664"/>
-    <w:next w:val="664"/>
+    <w:basedOn w:val="886"/>
+    <w:next w:val="886"/>
     <w:uiPriority w:val="35"/>
     <w:unhideWhenUsed/>
     <w:qFormat/>
@@ -35582,10 +35989,10 @@
       <w:szCs w:val="18"/>
     </w:rPr>
   </w:style>
-  <w:style w:type="paragraph" w:styleId="181">
+  <w:style w:type="paragraph" w:styleId="866">
     <w:name w:val="footnote text"/>
-    <w:basedOn w:val="664"/>
-    <w:link w:val="182"/>
+    <w:basedOn w:val="886"/>
+    <w:link w:val="867"/>
     <w:uiPriority w:val="99"/>
     <w:semiHidden/>
     <w:unhideWhenUsed/>
@@ -35599,10 +36006,10 @@
       <w:szCs w:val="20"/>
     </w:rPr>
   </w:style>
-  <w:style w:type="character" w:styleId="182">
+  <w:style w:type="character" w:styleId="867">
     <w:name w:val="Footnote Text Char"/>
-    <w:basedOn w:val="148"/>
-    <w:link w:val="181"/>
+    <w:basedOn w:val="836"/>
+    <w:link w:val="866"/>
     <w:uiPriority w:val="99"/>
     <w:semiHidden/>
     <w:pPr>
@@ -35615,9 +36022,9 @@
       <w:szCs w:val="20"/>
     </w:rPr>
   </w:style>
-  <w:style w:type="character" w:styleId="183">
+  <w:style w:type="character" w:styleId="868">
     <w:name w:val="footnote reference"/>
-    <w:basedOn w:val="148"/>
+    <w:basedOn w:val="836"/>
     <w:uiPriority w:val="99"/>
     <w:semiHidden/>
     <w:unhideWhenUsed/>
@@ -35630,10 +36037,10 @@
       <w:vertAlign w:val="superscript"/>
     </w:rPr>
   </w:style>
-  <w:style w:type="paragraph" w:styleId="184">
+  <w:style w:type="paragraph" w:styleId="869">
     <w:name w:val="endnote text"/>
-    <w:basedOn w:val="664"/>
-    <w:link w:val="185"/>
+    <w:basedOn w:val="886"/>
+    <w:link w:val="870"/>
     <w:uiPriority w:val="99"/>
     <w:semiHidden/>
     <w:unhideWhenUsed/>
@@ -35647,10 +36054,10 @@
       <w:szCs w:val="20"/>
     </w:rPr>
   </w:style>
-  <w:style w:type="character" w:styleId="185">
+  <w:style w:type="character" w:styleId="870">
     <w:name w:val="Endnote Text Char"/>
-    <w:basedOn w:val="148"/>
-    <w:link w:val="184"/>
+    <w:basedOn w:val="836"/>
+    <w:link w:val="869"/>
     <w:uiPriority w:val="99"/>
     <w:semiHidden/>
     <w:pPr>
@@ -35663,9 +36070,9 @@
       <w:szCs w:val="20"/>
     </w:rPr>
   </w:style>
-  <w:style w:type="character" w:styleId="186">
+  <w:style w:type="character" w:styleId="871">
     <w:name w:val="endnote reference"/>
-    <w:basedOn w:val="148"/>
+    <w:basedOn w:val="836"/>
     <w:uiPriority w:val="99"/>
     <w:semiHidden/>
     <w:unhideWhenUsed/>
@@ -35678,9 +36085,9 @@
       <w:vertAlign w:val="superscript"/>
     </w:rPr>
   </w:style>
-  <w:style w:type="character" w:styleId="187">
+  <w:style w:type="character" w:styleId="872">
     <w:name w:val="Hyperlink"/>
-    <w:basedOn w:val="148"/>
+    <w:basedOn w:val="836"/>
     <w:uiPriority w:val="99"/>
     <w:unhideWhenUsed/>
     <w:pPr>
@@ -35693,9 +36100,9 @@
       <w:u w:val="single"/>
     </w:rPr>
   </w:style>
-  <w:style w:type="character" w:styleId="188">
+  <w:style w:type="character" w:styleId="873">
     <w:name w:val="FollowedHyperlink"/>
-    <w:basedOn w:val="148"/>
+    <w:basedOn w:val="836"/>
     <w:uiPriority w:val="99"/>
     <w:semiHidden/>
     <w:unhideWhenUsed/>
@@ -35709,10 +36116,10 @@
       <w:u w:val="single"/>
     </w:rPr>
   </w:style>
-  <w:style w:type="paragraph" w:styleId="189">
+  <w:style w:type="paragraph" w:styleId="874">
     <w:name w:val="toc 1"/>
-    <w:basedOn w:val="664"/>
-    <w:next w:val="664"/>
+    <w:basedOn w:val="886"/>
+    <w:next w:val="886"/>
     <w:uiPriority w:val="39"/>
     <w:unhideWhenUsed/>
     <w:pPr>
@@ -35721,10 +36128,10 @@
       <w:ind/>
     </w:pPr>
   </w:style>
-  <w:style w:type="paragraph" w:styleId="190">
+  <w:style w:type="paragraph" w:styleId="875">
     <w:name w:val="toc 2"/>
-    <w:basedOn w:val="664"/>
-    <w:next w:val="664"/>
+    <w:basedOn w:val="886"/>
+    <w:next w:val="886"/>
     <w:uiPriority w:val="39"/>
     <w:unhideWhenUsed/>
     <w:pPr>
@@ -35733,10 +36140,10 @@
       <w:ind w:left="220"/>
     </w:pPr>
   </w:style>
-  <w:style w:type="paragraph" w:styleId="191">
+  <w:style w:type="paragraph" w:styleId="876">
     <w:name w:val="toc 3"/>
-    <w:basedOn w:val="664"/>
-    <w:next w:val="664"/>
+    <w:basedOn w:val="886"/>
+    <w:next w:val="886"/>
     <w:uiPriority w:val="39"/>
     <w:unhideWhenUsed/>
     <w:pPr>
@@ -35745,10 +36152,10 @@
       <w:ind w:left="440"/>
     </w:pPr>
   </w:style>
-  <w:style w:type="paragraph" w:styleId="192">
+  <w:style w:type="paragraph" w:styleId="877">
     <w:name w:val="toc 4"/>
-    <w:basedOn w:val="664"/>
-    <w:next w:val="664"/>
+    <w:basedOn w:val="886"/>
+    <w:next w:val="886"/>
     <w:uiPriority w:val="39"/>
     <w:unhideWhenUsed/>
     <w:pPr>
@@ -35757,10 +36164,10 @@
       <w:ind w:left="660"/>
     </w:pPr>
   </w:style>
-  <w:style w:type="paragraph" w:styleId="193">
+  <w:style w:type="paragraph" w:styleId="878">
     <w:name w:val="toc 5"/>
-    <w:basedOn w:val="664"/>
-    <w:next w:val="664"/>
+    <w:basedOn w:val="886"/>
+    <w:next w:val="886"/>
     <w:uiPriority w:val="39"/>
     <w:unhideWhenUsed/>
     <w:pPr>
@@ -35769,10 +36176,10 @@
       <w:ind w:left="880"/>
     </w:pPr>
   </w:style>
-  <w:style w:type="paragraph" w:styleId="194">
+  <w:style w:type="paragraph" w:styleId="879">
     <w:name w:val="toc 6"/>
-    <w:basedOn w:val="664"/>
-    <w:next w:val="664"/>
+    <w:basedOn w:val="886"/>
+    <w:next w:val="886"/>
     <w:uiPriority w:val="39"/>
     <w:unhideWhenUsed/>
     <w:pPr>
@@ -35781,10 +36188,10 @@
       <w:ind w:left="1100"/>
     </w:pPr>
   </w:style>
-  <w:style w:type="paragraph" w:styleId="195">
+  <w:style w:type="paragraph" w:styleId="880">
     <w:name w:val="toc 7"/>
-    <w:basedOn w:val="664"/>
-    <w:next w:val="664"/>
+    <w:basedOn w:val="886"/>
+    <w:next w:val="886"/>
     <w:uiPriority w:val="39"/>
     <w:unhideWhenUsed/>
     <w:pPr>
@@ -35793,10 +36200,10 @@
       <w:ind w:left="1320"/>
     </w:pPr>
   </w:style>
-  <w:style w:type="paragraph" w:styleId="196">
+  <w:style w:type="paragraph" w:styleId="881">
     <w:name w:val="toc 8"/>
-    <w:basedOn w:val="664"/>
-    <w:next w:val="664"/>
+    <w:basedOn w:val="886"/>
+    <w:next w:val="886"/>
     <w:uiPriority w:val="39"/>
     <w:unhideWhenUsed/>
     <w:pPr>
@@ -35805,10 +36212,10 @@
       <w:ind w:left="1540"/>
     </w:pPr>
   </w:style>
-  <w:style w:type="paragraph" w:styleId="197">
+  <w:style w:type="paragraph" w:styleId="882">
     <w:name w:val="toc 9"/>
-    <w:basedOn w:val="664"/>
-    <w:next w:val="664"/>
+    <w:basedOn w:val="886"/>
+    <w:next w:val="886"/>
     <w:uiPriority w:val="39"/>
     <w:unhideWhenUsed/>
     <w:pPr>
@@ -35817,9 +36224,9 @@
       <w:ind w:left="1760"/>
     </w:pPr>
   </w:style>
-  <w:style w:type="character" w:styleId="198">
+  <w:style w:type="character" w:styleId="883">
     <w:name w:val="Placeholder Text"/>
-    <w:basedOn w:val="148"/>
+    <w:basedOn w:val="836"/>
     <w:uiPriority w:val="99"/>
     <w:semiHidden/>
     <w:pPr>
@@ -35831,7 +36238,7 @@
       <w:color w:val="666666"/>
     </w:rPr>
   </w:style>
-  <w:style w:type="paragraph" w:styleId="208">
+  <w:style w:type="paragraph" w:styleId="884">
     <w:name w:val="TOC Heading"/>
     <w:uiPriority w:val="39"/>
     <w:unhideWhenUsed/>
@@ -35841,10 +36248,10 @@
       <w:ind/>
     </w:pPr>
   </w:style>
-  <w:style w:type="paragraph" w:styleId="209">
+  <w:style w:type="paragraph" w:styleId="885">
     <w:name w:val="table of figures"/>
-    <w:basedOn w:val="664"/>
-    <w:next w:val="664"/>
+    <w:basedOn w:val="886"/>
+    <w:next w:val="886"/>
     <w:uiPriority w:val="99"/>
     <w:unhideWhenUsed/>
     <w:pPr>
@@ -35853,7 +36260,7 @@
       <w:ind/>
     </w:pPr>
   </w:style>
-  <w:style w:type="paragraph" w:styleId="664" w:default="1">
+  <w:style w:type="paragraph" w:styleId="886" w:default="1">
     <w:name w:val="Normal"/>
     <w:qFormat/>
     <w:pPr>
@@ -35862,7 +36269,7 @@
       <w:ind/>
     </w:pPr>
   </w:style>
-  <w:style w:type="table" w:styleId="665" w:default="1">
+  <w:style w:type="table" w:styleId="887" w:default="1">
     <w:name w:val="Normal Table"/>
     <w:uiPriority w:val="99"/>
     <w:semiHidden/>
@@ -36055,7 +36462,7 @@
       </w:tcPr>
     </w:tblStylePr>
   </w:style>
-  <w:style w:type="numbering" w:styleId="666" w:default="1">
+  <w:style w:type="numbering" w:styleId="888" w:default="1">
     <w:name w:val="No List"/>
     <w:uiPriority w:val="99"/>
     <w:semiHidden/>
@@ -36066,9 +36473,9 @@
       <w:ind/>
     </w:pPr>
   </w:style>
-  <w:style w:type="paragraph" w:styleId="667">
+  <w:style w:type="paragraph" w:styleId="889">
     <w:name w:val="No Spacing"/>
-    <w:basedOn w:val="664"/>
+    <w:basedOn w:val="886"/>
     <w:uiPriority w:val="1"/>
     <w:qFormat/>
     <w:pPr>
@@ -36077,9 +36484,9 @@
       <w:ind/>
     </w:pPr>
   </w:style>
-  <w:style w:type="paragraph" w:styleId="668">
+  <w:style w:type="paragraph" w:styleId="890">
     <w:name w:val="List Paragraph"/>
-    <w:basedOn w:val="664"/>
+    <w:basedOn w:val="886"/>
     <w:uiPriority w:val="34"/>
     <w:qFormat/>
     <w:pPr>
